--- a/4068/4068 Assignment-Brief_NewTemplate.docx
+++ b/4068/4068 Assignment-Brief_NewTemplate.docx
@@ -86,7 +86,19 @@
               <w:rPr>
                 <w:rFonts w:ascii="Calibri" w:eastAsia="Calibri" w:hAnsi="Calibri" w:cs="Calibri"/>
               </w:rPr>
-              <w:t> Pearson BTEC Level 5 Higher National Diploma in Engineering</w:t>
+              <w:t xml:space="preserve"> Pearson BTEC Level </w:t>
+            </w:r>
+            <w:r>
+              <w:rPr>
+                <w:rFonts w:ascii="Calibri" w:eastAsia="Calibri" w:hAnsi="Calibri" w:cs="Calibri"/>
+              </w:rPr>
+              <w:t>5</w:t>
+            </w:r>
+            <w:r>
+              <w:rPr>
+                <w:rFonts w:ascii="Calibri" w:eastAsia="Calibri" w:hAnsi="Calibri" w:cs="Calibri"/>
+              </w:rPr>
+              <w:t xml:space="preserve"> Higher National Diploma in Engineering</w:t>
             </w:r>
           </w:p>
         </w:tc>
@@ -138,7 +150,7 @@
               <w:rPr>
                 <w:rFonts w:ascii="Calibri" w:eastAsia="Calibri" w:hAnsi="Calibri" w:cs="Calibri"/>
               </w:rPr>
-              <w:t>4024: Electro, Pneumatic and Hydraulic Systems</w:t>
+              <w:t>4068: Industrial Robotics</w:t>
             </w:r>
           </w:p>
         </w:tc>
@@ -185,20 +197,56 @@
               <w:rPr>
                 <w:rFonts w:ascii="Calibri" w:eastAsia="Calibri" w:hAnsi="Calibri" w:cs="Calibri"/>
               </w:rPr>
-              <w:t>LO3 Examine the applications of pneumatic and hydraulic systems</w:t>
-            </w:r>
-          </w:p>
-          <w:p>
-            <w:pPr>
-              <w:rPr>
-                <w:rFonts w:ascii="Calibri" w:eastAsia="Calibri" w:hAnsi="Calibri" w:cs="Calibri"/>
-              </w:rPr>
-            </w:pPr>
-            <w:r>
-              <w:rPr>
-                <w:rFonts w:ascii="Calibri" w:eastAsia="Calibri" w:hAnsi="Calibri" w:cs="Calibri"/>
-              </w:rPr>
-              <w:t>LO4 Investigate the maintenance of pneumatic and hydraulic systems</w:t>
+              <w:t>LO</w:t>
+            </w:r>
+            <w:r>
+              <w:rPr>
+                <w:rFonts w:ascii="Calibri" w:eastAsia="Calibri" w:hAnsi="Calibri" w:cs="Calibri"/>
+              </w:rPr>
+              <w:t>2</w:t>
+            </w:r>
+            <w:r>
+              <w:rPr>
+                <w:rFonts w:ascii="Calibri" w:eastAsia="Calibri" w:hAnsi="Calibri" w:cs="Calibri"/>
+              </w:rPr>
+              <w:t xml:space="preserve"> </w:t>
+            </w:r>
+            <w:r>
+              <w:rPr>
+                <w:rFonts w:ascii="Calibri" w:eastAsia="Calibri" w:hAnsi="Calibri" w:cs="Calibri"/>
+              </w:rPr>
+              <w:t>Explain the safety standards associated with industrial robots.</w:t>
+            </w:r>
+          </w:p>
+          <w:p>
+            <w:pPr>
+              <w:rPr>
+                <w:rFonts w:ascii="Calibri" w:eastAsia="Calibri" w:hAnsi="Calibri" w:cs="Calibri"/>
+              </w:rPr>
+            </w:pPr>
+            <w:r>
+              <w:rPr>
+                <w:rFonts w:ascii="Calibri" w:eastAsia="Calibri" w:hAnsi="Calibri" w:cs="Calibri"/>
+              </w:rPr>
+              <w:t>LO</w:t>
+            </w:r>
+            <w:r>
+              <w:rPr>
+                <w:rFonts w:ascii="Calibri" w:eastAsia="Calibri" w:hAnsi="Calibri" w:cs="Calibri"/>
+              </w:rPr>
+              <w:t>3</w:t>
+            </w:r>
+            <w:r>
+              <w:rPr>
+                <w:rFonts w:ascii="Calibri" w:eastAsia="Calibri" w:hAnsi="Calibri" w:cs="Calibri"/>
+              </w:rPr>
+              <w:t xml:space="preserve"> </w:t>
+            </w:r>
+            <w:r>
+              <w:rPr>
+                <w:rFonts w:ascii="Calibri" w:eastAsia="Calibri" w:hAnsi="Calibri" w:cs="Calibri"/>
+              </w:rPr>
+              <w:t>Program an industrial robot for automated process application</w:t>
             </w:r>
           </w:p>
         </w:tc>
@@ -500,44 +548,35 @@
               <w:ind w:left="58" w:right="79" w:hanging="58"/>
               <w:jc w:val="both"/>
               <w:rPr>
+                <w:rFonts w:ascii="Calibri" w:eastAsia="Calibri" w:hAnsi="Calibri" w:cs="Calibri"/>
+              </w:rPr>
+            </w:pPr>
+            <w:r>
+              <w:rPr>
                 <w:rFonts w:ascii="Plus Jakarta Sans" w:eastAsia="Plus Jakarta Sans" w:hAnsi="Plus Jakarta Sans" w:cs="Plus Jakarta Sans"/>
               </w:rPr>
-            </w:pPr>
-            <w:r>
+              <w:t> </w:t>
+            </w:r>
+            <w:r>
+              <w:rPr>
+                <w:rFonts w:ascii="Calibri" w:eastAsia="Calibri" w:hAnsi="Calibri" w:cs="Calibri"/>
+              </w:rPr>
+              <w:t>Automated Solutions Inc. (ASI), a manufacturer of consumer electronics, is modernising its final packaging line. The company wants to automate the pick-and-place stage where finished electronic devices are taken from a moving conveyor and placed into labelled boxes.</w:t>
+            </w:r>
+          </w:p>
+          <w:p>
+            <w:pPr>
+              <w:ind w:left="58" w:right="79" w:hanging="58"/>
+              <w:jc w:val="both"/>
               <w:rPr>
                 <w:rFonts w:ascii="Plus Jakarta Sans" w:eastAsia="Plus Jakarta Sans" w:hAnsi="Plus Jakarta Sans" w:cs="Plus Jakarta Sans"/>
               </w:rPr>
-              <w:t> </w:t>
-            </w:r>
-            <w:r>
-              <w:rPr>
-                <w:rFonts w:ascii="Calibri" w:eastAsia="Calibri" w:hAnsi="Calibri" w:cs="Calibri"/>
-              </w:rPr>
-              <w:t xml:space="preserve">Precision Automation Co. is upgrading a modern </w:t>
-            </w:r>
-            <w:r>
-              <w:rPr>
-                <w:rFonts w:ascii="Calibri" w:eastAsia="Calibri" w:hAnsi="Calibri" w:cs="Calibri"/>
-              </w:rPr>
-              <w:t>dredging</w:t>
-            </w:r>
-            <w:r>
-              <w:rPr>
-                <w:rFonts w:ascii="Calibri" w:eastAsia="Calibri" w:hAnsi="Calibri" w:cs="Calibri"/>
-              </w:rPr>
-              <w:t xml:space="preserve"> </w:t>
-            </w:r>
-            <w:r>
-              <w:rPr>
-                <w:rFonts w:ascii="Calibri" w:eastAsia="Calibri" w:hAnsi="Calibri" w:cs="Calibri"/>
-              </w:rPr>
-              <w:t>excavator</w:t>
-            </w:r>
-            <w:r>
-              <w:rPr>
-                <w:rFonts w:ascii="Calibri" w:eastAsia="Calibri" w:hAnsi="Calibri" w:cs="Calibri"/>
-              </w:rPr>
-              <w:t xml:space="preserve"> station that uses pneumatic and/or hydraulic actuation to move heavy loads. The client requires improved performance, reliability, maintainability, and safety compliance. As a Junior Systems Engineer, you will examine the system’s design and function, define how electrical control elements operate within the circuit, justify performance improvements, propose modifications that improve functionality and maintenance without reducing reliability, and investigate maintenance/fault-finding strategies aligned with legislation and safe working practices.</w:t>
+            </w:pPr>
+            <w:r>
+              <w:rPr>
+                <w:rFonts w:ascii="Calibri" w:eastAsia="Calibri" w:hAnsi="Calibri" w:cs="Calibri"/>
+              </w:rPr>
+              <w:t>You are working as a Robotics Systems Engineer for Precision Automation Technologies (PAT). You must review suitable industrial robot systems, explain how a safe robot cell should be designed, program and test a robot solution for the automated task, and investigate the wider economic impact of robotics and smart factory integration. Your work must balance throughput, repeatability, safety, maintainability, and commercial viability.</w:t>
             </w:r>
           </w:p>
         </w:tc>
@@ -612,28 +651,6 @@
               <w:spacing w:after="0" w:line="240" w:lineRule="auto"/>
               <w:rPr>
                 <w:rFonts w:ascii="Calibri" w:eastAsia="Calibri" w:hAnsi="Calibri" w:cs="Calibri"/>
-              </w:rPr>
-            </w:pPr>
-            <w:r>
-              <w:rPr>
-                <w:rFonts w:ascii="Calibri" w:eastAsia="Calibri" w:hAnsi="Calibri" w:cs="Calibri"/>
-              </w:rPr>
-              <w:t>Task 1: Fluid Power System Application in a Modern Production Environment — Technical Report</w:t>
-            </w:r>
-          </w:p>
-          <w:p>
-            <w:pPr>
-              <w:spacing w:after="0" w:line="240" w:lineRule="auto"/>
-              <w:rPr>
-                <w:rFonts w:ascii="Calibri" w:eastAsia="Calibri" w:hAnsi="Calibri" w:cs="Calibri"/>
-              </w:rPr>
-            </w:pPr>
-          </w:p>
-          <w:p>
-            <w:pPr>
-              <w:spacing w:after="0" w:line="240" w:lineRule="auto"/>
-              <w:rPr>
-                <w:rFonts w:ascii="Calibri" w:eastAsia="Calibri" w:hAnsi="Calibri" w:cs="Calibri"/>
                 <w:b/>
                 <w:bCs/>
               </w:rPr>
@@ -641,45 +658,17 @@
             <w:r>
               <w:rPr>
                 <w:rFonts w:ascii="Calibri" w:eastAsia="Calibri" w:hAnsi="Calibri" w:cs="Calibri"/>
+              </w:rPr>
+              <w:t xml:space="preserve">Task 1: </w:t>
+            </w:r>
+            <w:r>
+              <w:rPr>
+                <w:rFonts w:ascii="Calibri" w:eastAsia="Calibri" w:hAnsi="Calibri" w:cs="Calibri"/>
                 <w:b/>
                 <w:bCs/>
               </w:rPr>
-              <w:t>What you must produce</w:t>
-            </w:r>
-          </w:p>
-          <w:p>
-            <w:pPr>
-              <w:spacing w:after="0" w:line="240" w:lineRule="auto"/>
-              <w:rPr>
-                <w:rFonts w:ascii="Calibri" w:eastAsia="Calibri" w:hAnsi="Calibri" w:cs="Calibri"/>
-              </w:rPr>
-            </w:pPr>
-            <w:r>
-              <w:rPr>
-                <w:rFonts w:ascii="Calibri" w:eastAsia="Calibri" w:hAnsi="Calibri" w:cs="Calibri"/>
-              </w:rPr>
-              <w:t xml:space="preserve">A technical report that examines the design and function of a pneumatic or hydraulic system used in a modern production </w:t>
-            </w:r>
-            <w:r>
-              <w:rPr>
-                <w:rFonts w:ascii="Calibri" w:eastAsia="Calibri" w:hAnsi="Calibri" w:cs="Calibri"/>
-              </w:rPr>
-              <w:t>environment and</w:t>
-            </w:r>
-            <w:r>
-              <w:rPr>
-                <w:rFonts w:ascii="Calibri" w:eastAsia="Calibri" w:hAnsi="Calibri" w:cs="Calibri"/>
-              </w:rPr>
-              <w:t xml:space="preserve"> defines the purpose/function of the electrical control elements used within the system.</w:t>
-            </w:r>
-          </w:p>
-          <w:p>
-            <w:pPr>
-              <w:spacing w:after="0" w:line="240" w:lineRule="auto"/>
-              <w:rPr>
-                <w:rFonts w:ascii="Calibri" w:eastAsia="Calibri" w:hAnsi="Calibri" w:cs="Calibri"/>
-              </w:rPr>
-            </w:pPr>
+              <w:t>Robot Cell Safety and Functional Safety Analysis - Safety Report</w:t>
+            </w:r>
           </w:p>
           <w:p>
             <w:pPr>
@@ -696,29 +685,53 @@
                 <w:b/>
                 <w:bCs/>
               </w:rPr>
+              <w:t>What you must produce</w:t>
+            </w:r>
+          </w:p>
+          <w:p>
+            <w:pPr>
+              <w:spacing w:after="0" w:line="240" w:lineRule="auto"/>
+              <w:rPr>
+                <w:rFonts w:ascii="Calibri" w:eastAsia="Calibri" w:hAnsi="Calibri" w:cs="Calibri"/>
+                <w:b/>
+                <w:bCs/>
+              </w:rPr>
+            </w:pPr>
+            <w:r>
+              <w:rPr>
+                <w:rFonts w:ascii="Calibri" w:eastAsia="Calibri" w:hAnsi="Calibri" w:cs="Calibri"/>
+                <w:b/>
+                <w:bCs/>
+              </w:rPr>
+              <w:t>A safety report that outlines functional safety analysis methods, explains robot cell safety criteria, and develops a hazard and risk assessment for the ASI robot cell.</w:t>
+            </w:r>
+          </w:p>
+          <w:p>
+            <w:pPr>
+              <w:spacing w:after="0" w:line="240" w:lineRule="auto"/>
+              <w:rPr>
+                <w:rFonts w:ascii="Calibri" w:eastAsia="Calibri" w:hAnsi="Calibri" w:cs="Calibri"/>
+                <w:b/>
+                <w:bCs/>
+              </w:rPr>
+            </w:pPr>
+          </w:p>
+          <w:p>
+            <w:pPr>
+              <w:spacing w:after="0" w:line="240" w:lineRule="auto"/>
+              <w:rPr>
+                <w:rFonts w:ascii="Calibri" w:eastAsia="Calibri" w:hAnsi="Calibri" w:cs="Calibri"/>
+                <w:b/>
+                <w:bCs/>
+              </w:rPr>
+            </w:pPr>
+            <w:r>
+              <w:rPr>
+                <w:rFonts w:ascii="Calibri" w:eastAsia="Calibri" w:hAnsi="Calibri" w:cs="Calibri"/>
+                <w:b/>
+                <w:bCs/>
+              </w:rPr>
               <w:t>Your report must address</w:t>
-            </w:r>
-          </w:p>
-          <w:p>
-            <w:pPr>
-              <w:spacing w:after="0" w:line="240" w:lineRule="auto"/>
-              <w:rPr>
-                <w:rFonts w:ascii="Calibri" w:eastAsia="Calibri" w:hAnsi="Calibri" w:cs="Calibri"/>
-              </w:rPr>
-            </w:pPr>
-          </w:p>
-          <w:p>
-            <w:pPr>
-              <w:spacing w:after="0" w:line="240" w:lineRule="auto"/>
-              <w:rPr>
-                <w:rFonts w:ascii="Calibri" w:eastAsia="Calibri" w:hAnsi="Calibri" w:cs="Calibri"/>
-              </w:rPr>
-            </w:pPr>
-            <w:r>
-              <w:rPr>
-                <w:rFonts w:ascii="Calibri" w:eastAsia="Calibri" w:hAnsi="Calibri" w:cs="Calibri"/>
-              </w:rPr>
-              <w:t>1. Process/system description</w:t>
             </w:r>
           </w:p>
           <w:p>
@@ -726,75 +739,22 @@
               <w:pStyle w:val="ListParagraph"/>
               <w:numPr>
                 <w:ilvl w:val="0"/>
-                <w:numId w:val="8"/>
+                <w:numId w:val="28"/>
               </w:numPr>
               <w:spacing w:after="0" w:line="240" w:lineRule="auto"/>
               <w:rPr>
                 <w:rFonts w:ascii="Calibri" w:eastAsia="Calibri" w:hAnsi="Calibri" w:cs="Calibri"/>
-              </w:rPr>
-            </w:pPr>
-            <w:r>
-              <w:rPr>
-                <w:rFonts w:ascii="Calibri" w:eastAsia="Calibri" w:hAnsi="Calibri" w:cs="Calibri"/>
-              </w:rPr>
-              <w:t>Examine the chosen system and its role in production:</w:t>
-            </w:r>
-          </w:p>
-          <w:p>
-            <w:pPr>
-              <w:pStyle w:val="ListParagraph"/>
-              <w:numPr>
-                <w:ilvl w:val="1"/>
-                <w:numId w:val="8"/>
-              </w:numPr>
-              <w:spacing w:after="0" w:line="240" w:lineRule="auto"/>
-              <w:rPr>
-                <w:rFonts w:ascii="Calibri" w:eastAsia="Calibri" w:hAnsi="Calibri" w:cs="Calibri"/>
-              </w:rPr>
-            </w:pPr>
-            <w:r>
-              <w:rPr>
-                <w:rFonts w:ascii="Calibri" w:eastAsia="Calibri" w:hAnsi="Calibri" w:cs="Calibri"/>
-              </w:rPr>
-              <w:t>what the station does (sequence of operation)</w:t>
-            </w:r>
-          </w:p>
-          <w:p>
-            <w:pPr>
-              <w:pStyle w:val="ListParagraph"/>
-              <w:numPr>
-                <w:ilvl w:val="1"/>
-                <w:numId w:val="8"/>
-              </w:numPr>
-              <w:spacing w:after="0" w:line="240" w:lineRule="auto"/>
-              <w:rPr>
-                <w:rFonts w:ascii="Calibri" w:eastAsia="Calibri" w:hAnsi="Calibri" w:cs="Calibri"/>
-              </w:rPr>
-            </w:pPr>
-            <w:r>
-              <w:rPr>
-                <w:rFonts w:ascii="Calibri" w:eastAsia="Calibri" w:hAnsi="Calibri" w:cs="Calibri"/>
-              </w:rPr>
-              <w:t>what is being moved/controlled (load, stroke, cycle time, duty cycle)</w:t>
-            </w:r>
-          </w:p>
-          <w:p>
-            <w:pPr>
-              <w:pStyle w:val="ListParagraph"/>
-              <w:numPr>
-                <w:ilvl w:val="1"/>
-                <w:numId w:val="8"/>
-              </w:numPr>
-              <w:spacing w:after="0" w:line="240" w:lineRule="auto"/>
-              <w:rPr>
-                <w:rFonts w:ascii="Calibri" w:eastAsia="Calibri" w:hAnsi="Calibri" w:cs="Calibri"/>
-              </w:rPr>
-            </w:pPr>
-            <w:r>
-              <w:rPr>
-                <w:rFonts w:ascii="Calibri" w:eastAsia="Calibri" w:hAnsi="Calibri" w:cs="Calibri"/>
-              </w:rPr>
-              <w:t>production constraints (uptime, quality, throughput)</w:t>
+                <w:b/>
+                <w:bCs/>
+              </w:rPr>
+            </w:pPr>
+            <w:r>
+              <w:rPr>
+                <w:rFonts w:ascii="Calibri" w:eastAsia="Calibri" w:hAnsi="Calibri" w:cs="Calibri"/>
+                <w:b/>
+                <w:bCs/>
+              </w:rPr>
+              <w:t>Functional safety analysis</w:t>
             </w:r>
           </w:p>
           <w:p>
@@ -802,7 +762,7 @@
               <w:pStyle w:val="ListParagraph"/>
               <w:numPr>
                 <w:ilvl w:val="0"/>
-                <w:numId w:val="8"/>
+                <w:numId w:val="29"/>
               </w:numPr>
               <w:spacing w:after="0" w:line="240" w:lineRule="auto"/>
               <w:rPr>
@@ -813,46 +773,15 @@
               <w:rPr>
                 <w:rFonts w:ascii="Calibri" w:eastAsia="Calibri" w:hAnsi="Calibri" w:cs="Calibri"/>
               </w:rPr>
-              <w:lastRenderedPageBreak/>
-              <w:t>Include a simple system block diagram (power source → control → actuators → sensors → controller).</w:t>
-            </w:r>
-          </w:p>
-          <w:p>
-            <w:pPr>
-              <w:spacing w:after="0" w:line="240" w:lineRule="auto"/>
-              <w:rPr>
-                <w:rFonts w:ascii="Calibri" w:eastAsia="Calibri" w:hAnsi="Calibri" w:cs="Calibri"/>
-              </w:rPr>
-            </w:pPr>
-          </w:p>
-          <w:p>
-            <w:pPr>
-              <w:spacing w:after="0" w:line="240" w:lineRule="auto"/>
-              <w:rPr>
-                <w:rFonts w:ascii="Calibri" w:eastAsia="Calibri" w:hAnsi="Calibri" w:cs="Calibri"/>
-              </w:rPr>
-            </w:pPr>
-            <w:r>
-              <w:rPr>
-                <w:rFonts w:ascii="Calibri" w:eastAsia="Calibri" w:hAnsi="Calibri" w:cs="Calibri"/>
-              </w:rPr>
-              <w:t>2. Circuit design and function</w:t>
-            </w:r>
-          </w:p>
-          <w:p>
-            <w:pPr>
-              <w:spacing w:after="0" w:line="240" w:lineRule="auto"/>
-              <w:rPr>
-                <w:rFonts w:ascii="Calibri" w:eastAsia="Calibri" w:hAnsi="Calibri" w:cs="Calibri"/>
-              </w:rPr>
-            </w:pPr>
+              <w:t>Outline the principles and methods of functional safety analysis within automated manufacturing.</w:t>
+            </w:r>
           </w:p>
           <w:p>
             <w:pPr>
               <w:pStyle w:val="ListParagraph"/>
               <w:numPr>
                 <w:ilvl w:val="0"/>
-                <w:numId w:val="10"/>
+                <w:numId w:val="29"/>
               </w:numPr>
               <w:spacing w:after="0" w:line="240" w:lineRule="auto"/>
               <w:rPr>
@@ -863,7 +792,7 @@
               <w:rPr>
                 <w:rFonts w:ascii="Calibri" w:eastAsia="Calibri" w:hAnsi="Calibri" w:cs="Calibri"/>
               </w:rPr>
-              <w:t>Include an ISO 1219 style circuit diagram (or clearly equivalent symbols).</w:t>
+              <w:t>Explain how methods such as hazard identification, risk estimation, risk reduction, performance level or safety integrity considerations, and validation are used in robot applications.</w:t>
             </w:r>
           </w:p>
           <w:p>
@@ -871,7 +800,7 @@
               <w:pStyle w:val="ListParagraph"/>
               <w:numPr>
                 <w:ilvl w:val="0"/>
-                <w:numId w:val="10"/>
+                <w:numId w:val="29"/>
               </w:numPr>
               <w:spacing w:after="0" w:line="240" w:lineRule="auto"/>
               <w:rPr>
@@ -882,76 +811,31 @@
               <w:rPr>
                 <w:rFonts w:ascii="Calibri" w:eastAsia="Calibri" w:hAnsi="Calibri" w:cs="Calibri"/>
               </w:rPr>
-              <w:t>Examine how the circuit works step-by-step (extension/retraction, pressure/flow control, safety features).</w:t>
-            </w:r>
-          </w:p>
-          <w:p>
-            <w:pPr>
-              <w:pStyle w:val="ListParagraph"/>
-              <w:spacing w:after="0" w:line="240" w:lineRule="auto"/>
-              <w:rPr>
-                <w:rFonts w:ascii="Calibri" w:eastAsia="Calibri" w:hAnsi="Calibri" w:cs="Calibri"/>
-              </w:rPr>
-            </w:pPr>
-          </w:p>
-          <w:p>
-            <w:pPr>
-              <w:spacing w:after="0" w:line="240" w:lineRule="auto"/>
-              <w:rPr>
-                <w:rFonts w:ascii="Calibri" w:eastAsia="Calibri" w:hAnsi="Calibri" w:cs="Calibri"/>
-              </w:rPr>
-            </w:pPr>
-            <w:r>
-              <w:rPr>
-                <w:rFonts w:ascii="Calibri" w:eastAsia="Calibri" w:hAnsi="Calibri" w:cs="Calibri"/>
-              </w:rPr>
-              <w:t>3. Electrical control elements</w:t>
-            </w:r>
-          </w:p>
-          <w:p>
-            <w:pPr>
-              <w:spacing w:after="0" w:line="240" w:lineRule="auto"/>
-              <w:rPr>
-                <w:rFonts w:ascii="Calibri" w:eastAsia="Calibri" w:hAnsi="Calibri" w:cs="Calibri"/>
-              </w:rPr>
-            </w:pPr>
+              <w:lastRenderedPageBreak/>
+              <w:t>Refer to relevant standards such as ISO 10218, ISO 13849, ANSI/RIA R15.06, IEC 61508, or equivalent guidance used by your centre.</w:t>
+            </w:r>
           </w:p>
           <w:p>
             <w:pPr>
               <w:pStyle w:val="ListParagraph"/>
               <w:numPr>
                 <w:ilvl w:val="0"/>
-                <w:numId w:val="11"/>
+                <w:numId w:val="28"/>
               </w:numPr>
               <w:spacing w:after="0" w:line="240" w:lineRule="auto"/>
               <w:rPr>
                 <w:rFonts w:ascii="Calibri" w:eastAsia="Calibri" w:hAnsi="Calibri" w:cs="Calibri"/>
-              </w:rPr>
-            </w:pPr>
-            <w:r>
-              <w:rPr>
-                <w:rFonts w:ascii="Calibri" w:eastAsia="Calibri" w:hAnsi="Calibri" w:cs="Calibri"/>
-              </w:rPr>
-              <w:t>Define the purpose and function of the electrical control elements in the given system, e.g.:</w:t>
-            </w:r>
-          </w:p>
-          <w:p>
-            <w:pPr>
-              <w:pStyle w:val="ListParagraph"/>
-              <w:numPr>
-                <w:ilvl w:val="1"/>
-                <w:numId w:val="11"/>
-              </w:numPr>
-              <w:spacing w:after="0" w:line="240" w:lineRule="auto"/>
-              <w:rPr>
-                <w:rFonts w:ascii="Calibri" w:eastAsia="Calibri" w:hAnsi="Calibri" w:cs="Calibri"/>
-              </w:rPr>
-            </w:pPr>
-            <w:r>
-              <w:rPr>
-                <w:rFonts w:ascii="Calibri" w:eastAsia="Calibri" w:hAnsi="Calibri" w:cs="Calibri"/>
-              </w:rPr>
-              <w:t>solenoid coils, relays/contactors (if used), PLC I/O (if used), limit switches/reed switches, pressure switches, proximity sensors, E-stop chain, interlocks, indicators/buzzer</w:t>
+                <w:b/>
+                <w:bCs/>
+              </w:rPr>
+            </w:pPr>
+            <w:r>
+              <w:rPr>
+                <w:rFonts w:ascii="Calibri" w:eastAsia="Calibri" w:hAnsi="Calibri" w:cs="Calibri"/>
+                <w:b/>
+                <w:bCs/>
+              </w:rPr>
+              <w:t>Robot cell safety criteria</w:t>
             </w:r>
           </w:p>
           <w:p>
@@ -959,7 +843,7 @@
               <w:pStyle w:val="ListParagraph"/>
               <w:numPr>
                 <w:ilvl w:val="0"/>
-                <w:numId w:val="11"/>
+                <w:numId w:val="30"/>
               </w:numPr>
               <w:spacing w:after="0" w:line="240" w:lineRule="auto"/>
               <w:rPr>
@@ -970,30 +854,7 @@
               <w:rPr>
                 <w:rFonts w:ascii="Calibri" w:eastAsia="Calibri" w:hAnsi="Calibri" w:cs="Calibri"/>
               </w:rPr>
-              <w:t>Provide an I/O allocation table mapping each electrical element to its function and how it affects the fluid power circuit.</w:t>
-            </w:r>
-          </w:p>
-          <w:p>
-            <w:pPr>
-              <w:pStyle w:val="ListParagraph"/>
-              <w:spacing w:after="0" w:line="240" w:lineRule="auto"/>
-              <w:rPr>
-                <w:rFonts w:ascii="Calibri" w:eastAsia="Calibri" w:hAnsi="Calibri" w:cs="Calibri"/>
-              </w:rPr>
-            </w:pPr>
-          </w:p>
-          <w:p>
-            <w:pPr>
-              <w:spacing w:after="0" w:line="240" w:lineRule="auto"/>
-              <w:rPr>
-                <w:rFonts w:ascii="Calibri" w:eastAsia="Calibri" w:hAnsi="Calibri" w:cs="Calibri"/>
-              </w:rPr>
-            </w:pPr>
-            <w:r>
-              <w:rPr>
-                <w:rFonts w:ascii="Calibri" w:eastAsia="Calibri" w:hAnsi="Calibri" w:cs="Calibri"/>
-              </w:rPr>
-              <w:t>4. Calculations of capacities/specifications</w:t>
+              <w:t>Explain the safety criteria for robot cells within manufacturing applications.</w:t>
             </w:r>
           </w:p>
           <w:p>
@@ -1001,7 +862,7 @@
               <w:pStyle w:val="ListParagraph"/>
               <w:numPr>
                 <w:ilvl w:val="0"/>
-                <w:numId w:val="18"/>
+                <w:numId w:val="30"/>
               </w:numPr>
               <w:spacing w:after="0" w:line="240" w:lineRule="auto"/>
               <w:rPr>
@@ -1012,23 +873,15 @@
               <w:rPr>
                 <w:rFonts w:ascii="Calibri" w:eastAsia="Calibri" w:hAnsi="Calibri" w:cs="Calibri"/>
               </w:rPr>
-              <w:t>Include worked calculations appropriate to your chosen system, for example:</w:t>
-            </w:r>
-          </w:p>
-          <w:p>
-            <w:pPr>
-              <w:spacing w:after="0" w:line="240" w:lineRule="auto"/>
-              <w:rPr>
-                <w:rFonts w:ascii="Calibri" w:eastAsia="Calibri" w:hAnsi="Calibri" w:cs="Calibri"/>
-              </w:rPr>
-            </w:pPr>
+              <w:t>Include safeguarding measures such as fixed guarding, interlocked gates, light curtains, area scanners, emergency stops, safe speed, safe stop, lockout-tagout, warning signage, and safe maintenance access.</w:t>
+            </w:r>
           </w:p>
           <w:p>
             <w:pPr>
               <w:pStyle w:val="ListParagraph"/>
               <w:numPr>
-                <w:ilvl w:val="1"/>
-                <w:numId w:val="18"/>
+                <w:ilvl w:val="0"/>
+                <w:numId w:val="30"/>
               </w:numPr>
               <w:spacing w:after="0" w:line="240" w:lineRule="auto"/>
               <w:rPr>
@@ -1039,88 +892,70 @@
               <w:rPr>
                 <w:rFonts w:ascii="Calibri" w:eastAsia="Calibri" w:hAnsi="Calibri" w:cs="Calibri"/>
               </w:rPr>
-              <w:t>required actuator force and chosen cylinder bore/pressure</w:t>
+              <w:t>Explain how electrical, mechanical, pneumatic, and human-factor risks are managed.</w:t>
             </w:r>
           </w:p>
           <w:p>
             <w:pPr>
               <w:pStyle w:val="ListParagraph"/>
               <w:numPr>
-                <w:ilvl w:val="1"/>
-                <w:numId w:val="18"/>
+                <w:ilvl w:val="0"/>
+                <w:numId w:val="28"/>
               </w:numPr>
               <w:spacing w:after="0" w:line="240" w:lineRule="auto"/>
               <w:rPr>
                 <w:rFonts w:ascii="Calibri" w:eastAsia="Calibri" w:hAnsi="Calibri" w:cs="Calibri"/>
-              </w:rPr>
-            </w:pPr>
-            <w:r>
-              <w:rPr>
-                <w:rFonts w:ascii="Calibri" w:eastAsia="Calibri" w:hAnsi="Calibri" w:cs="Calibri"/>
-              </w:rPr>
-              <w:t>required flow rate for target speed/cycle time</w:t>
+                <w:b/>
+                <w:bCs/>
+              </w:rPr>
+            </w:pPr>
+            <w:r>
+              <w:rPr>
+                <w:rFonts w:ascii="Calibri" w:eastAsia="Calibri" w:hAnsi="Calibri" w:cs="Calibri"/>
+                <w:b/>
+                <w:bCs/>
+              </w:rPr>
+              <w:t>Hazard and risk assessment</w:t>
             </w:r>
           </w:p>
           <w:p>
             <w:pPr>
               <w:pStyle w:val="ListParagraph"/>
               <w:numPr>
-                <w:ilvl w:val="1"/>
-                <w:numId w:val="18"/>
+                <w:ilvl w:val="0"/>
+                <w:numId w:val="31"/>
               </w:numPr>
               <w:spacing w:after="0" w:line="240" w:lineRule="auto"/>
-              <w:rPr>
-                <w:rFonts w:ascii="Calibri" w:eastAsia="Calibri" w:hAnsi="Calibri" w:cs="Calibri"/>
-              </w:rPr>
-            </w:pPr>
-            <w:r>
-              <w:rPr>
-                <w:rFonts w:ascii="Calibri" w:eastAsia="Calibri" w:hAnsi="Calibri" w:cs="Calibri"/>
-              </w:rPr>
-              <w:t>compressor/pump capacity reasoning (as applicable)</w:t>
+              <w:ind w:left="1080"/>
+              <w:rPr>
+                <w:rFonts w:ascii="Calibri" w:eastAsia="Calibri" w:hAnsi="Calibri" w:cs="Calibri"/>
+              </w:rPr>
+            </w:pPr>
+            <w:r>
+              <w:rPr>
+                <w:rFonts w:ascii="Calibri" w:eastAsia="Calibri" w:hAnsi="Calibri" w:cs="Calibri"/>
+              </w:rPr>
+              <w:t>Develop a hazard and risk assessment for the industrial robot manufacturing system at ASI.</w:t>
             </w:r>
           </w:p>
           <w:p>
             <w:pPr>
               <w:pStyle w:val="ListParagraph"/>
               <w:numPr>
-                <w:ilvl w:val="1"/>
-                <w:numId w:val="18"/>
+                <w:ilvl w:val="0"/>
+                <w:numId w:val="31"/>
               </w:numPr>
               <w:spacing w:after="0" w:line="240" w:lineRule="auto"/>
-              <w:rPr>
-                <w:rFonts w:ascii="Calibri" w:eastAsia="Calibri" w:hAnsi="Calibri" w:cs="Calibri"/>
-              </w:rPr>
-            </w:pPr>
-            <w:r>
-              <w:rPr>
-                <w:rFonts w:ascii="Calibri" w:eastAsia="Calibri" w:hAnsi="Calibri" w:cs="Calibri"/>
-              </w:rPr>
-              <w:t>valve sizing justification (Cv/Kv or manufacturer selection rationale)</w:t>
-            </w:r>
-          </w:p>
-          <w:p>
-            <w:pPr>
-              <w:pStyle w:val="ListParagraph"/>
-              <w:spacing w:after="0" w:line="240" w:lineRule="auto"/>
-              <w:ind w:left="1440"/>
-              <w:rPr>
-                <w:rFonts w:ascii="Calibri" w:eastAsia="Calibri" w:hAnsi="Calibri" w:cs="Calibri"/>
-              </w:rPr>
-            </w:pPr>
-          </w:p>
-          <w:p>
-            <w:pPr>
-              <w:spacing w:after="0" w:line="240" w:lineRule="auto"/>
-              <w:rPr>
-                <w:rFonts w:ascii="Calibri" w:eastAsia="Calibri" w:hAnsi="Calibri" w:cs="Calibri"/>
-              </w:rPr>
-            </w:pPr>
-            <w:r>
-              <w:rPr>
-                <w:rFonts w:ascii="Calibri" w:eastAsia="Calibri" w:hAnsi="Calibri" w:cs="Calibri"/>
-              </w:rPr>
-              <w:t>5. Fluid power in real-life examples</w:t>
+              <w:ind w:left="1080"/>
+              <w:rPr>
+                <w:rFonts w:ascii="Calibri" w:eastAsia="Calibri" w:hAnsi="Calibri" w:cs="Calibri"/>
+              </w:rPr>
+            </w:pPr>
+            <w:r>
+              <w:rPr>
+                <w:rFonts w:ascii="Calibri" w:eastAsia="Calibri" w:hAnsi="Calibri" w:cs="Calibri"/>
+              </w:rPr>
+              <w:t>Include hazards such as collision, entrapment, dropped product, end-effector failure, electrical shock, unexpected restart, conveyor interaction, and maintenance access.</w:t>
             </w:r>
           </w:p>
           <w:p>
@@ -1131,15 +966,16 @@
                 <w:numId w:val="17"/>
               </w:numPr>
               <w:spacing w:after="0" w:line="240" w:lineRule="auto"/>
-              <w:rPr>
-                <w:rFonts w:ascii="Calibri" w:eastAsia="Calibri" w:hAnsi="Calibri" w:cs="Calibri"/>
-              </w:rPr>
-            </w:pPr>
-            <w:r>
-              <w:rPr>
-                <w:rFonts w:ascii="Calibri" w:eastAsia="Calibri" w:hAnsi="Calibri" w:cs="Calibri"/>
-              </w:rPr>
-              <w:t>Provide at least two real industrial examples where pneumatic/hydraulic systems are used and explain why.</w:t>
+              <w:ind w:left="1080"/>
+              <w:rPr>
+                <w:rFonts w:ascii="Calibri" w:eastAsia="Calibri" w:hAnsi="Calibri" w:cs="Calibri"/>
+              </w:rPr>
+            </w:pPr>
+            <w:r>
+              <w:rPr>
+                <w:rFonts w:ascii="Calibri" w:eastAsia="Calibri" w:hAnsi="Calibri" w:cs="Calibri"/>
+              </w:rPr>
+              <w:t>Present your findings in a structured risk table that identifies hazard, cause, consequence, initial risk, control measures, and residual risk.</w:t>
             </w:r>
           </w:p>
         </w:tc>
@@ -1198,7 +1034,7 @@
                 <w:rFonts w:ascii="Calibri" w:eastAsia="Calibri" w:hAnsi="Calibri" w:cs="Calibri"/>
                 <w:color w:val="000000"/>
               </w:rPr>
-              <w:t>Process/system description + sequence of operation</w:t>
+              <w:t>Functional safety analysis overview</w:t>
             </w:r>
           </w:p>
           <w:p>
@@ -1225,7 +1061,7 @@
                 <w:rFonts w:ascii="Calibri" w:eastAsia="Calibri" w:hAnsi="Calibri" w:cs="Calibri"/>
                 <w:color w:val="000000"/>
               </w:rPr>
-              <w:t>Circuit diagram + step-by-step functional explanation</w:t>
+              <w:t>Robot cell safety criteria explanation</w:t>
             </w:r>
           </w:p>
           <w:p>
@@ -1252,7 +1088,7 @@
                 <w:rFonts w:ascii="Calibri" w:eastAsia="Calibri" w:hAnsi="Calibri" w:cs="Calibri"/>
                 <w:color w:val="000000"/>
               </w:rPr>
-              <w:t>Electrical control elements explanation + I/O table</w:t>
+              <w:t>Completed hazard and risk assessment</w:t>
             </w:r>
           </w:p>
           <w:p>
@@ -1279,7 +1115,7 @@
                 <w:rFonts w:ascii="Calibri" w:eastAsia="Calibri" w:hAnsi="Calibri" w:cs="Calibri"/>
                 <w:color w:val="000000"/>
               </w:rPr>
-              <w:t>Capacity/specification calculations (worked)</w:t>
+              <w:t>Relevant standards and legislation references</w:t>
             </w:r>
           </w:p>
           <w:p>
@@ -1306,33 +1142,7 @@
                 <w:rFonts w:ascii="Calibri" w:eastAsia="Calibri" w:hAnsi="Calibri" w:cs="Calibri"/>
                 <w:color w:val="000000"/>
               </w:rPr>
-              <w:t>Real-life examples (2+)</w:t>
-            </w:r>
-          </w:p>
-          <w:p>
-            <w:pPr>
-              <w:numPr>
-                <w:ilvl w:val="0"/>
-                <w:numId w:val="1"/>
-              </w:numPr>
-              <w:pBdr>
-                <w:top w:val="nil"/>
-                <w:left w:val="nil"/>
-                <w:bottom w:val="nil"/>
-                <w:right w:val="nil"/>
-                <w:between w:val="nil"/>
-              </w:pBdr>
-              <w:rPr>
-                <w:rFonts w:ascii="Calibri" w:eastAsia="Calibri" w:hAnsi="Calibri" w:cs="Calibri"/>
-                <w:color w:val="000000"/>
-              </w:rPr>
-            </w:pPr>
-            <w:r>
-              <w:rPr>
-                <w:rFonts w:ascii="Calibri" w:eastAsia="Calibri" w:hAnsi="Calibri" w:cs="Calibri"/>
-                <w:color w:val="000000"/>
-              </w:rPr>
-              <w:t>References (Harvard)</w:t>
+              <w:t>Harvard references</w:t>
             </w:r>
           </w:p>
         </w:tc>
@@ -1421,6 +1231,7 @@
         <w:tc>
           <w:tcPr>
             <w:tcW w:w="2175" w:type="dxa"/>
+            <w:vAlign w:val="center"/>
           </w:tcPr>
           <w:p>
             <w:pPr>
@@ -1430,15 +1241,20 @@
             </w:pPr>
             <w:r>
               <w:rPr>
+                <w:rStyle w:val="Strong"/>
                 <w:rFonts w:ascii="Calibri" w:hAnsi="Calibri" w:cs="Calibri"/>
-              </w:rPr>
-              <w:t>LO3.P6</w:t>
+                <w:b w:val="0"/>
+                <w:bCs w:val="0"/>
+                <w:color w:val="000000"/>
+              </w:rPr>
+              <w:t>LO2.P3</w:t>
             </w:r>
           </w:p>
         </w:tc>
         <w:tc>
           <w:tcPr>
             <w:tcW w:w="6840" w:type="dxa"/>
+            <w:vAlign w:val="center"/>
           </w:tcPr>
           <w:p>
             <w:pPr>
@@ -1449,8 +1265,9 @@
             <w:r>
               <w:rPr>
                 <w:rFonts w:ascii="Calibri" w:hAnsi="Calibri" w:cs="Calibri"/>
-              </w:rPr>
-              <w:t>Examine the design and function of a hydraulic or pneumatic system employed in a modern production environment.</w:t>
+                <w:color w:val="333333"/>
+              </w:rPr>
+              <w:t>Outline the principles and methods of functional safety analysis within automated manufacturing.</w:t>
             </w:r>
           </w:p>
         </w:tc>
@@ -1462,6 +1279,7 @@
         <w:tc>
           <w:tcPr>
             <w:tcW w:w="2175" w:type="dxa"/>
+            <w:vAlign w:val="center"/>
           </w:tcPr>
           <w:p>
             <w:pPr>
@@ -1471,16 +1289,20 @@
             </w:pPr>
             <w:r>
               <w:rPr>
+                <w:rStyle w:val="Strong"/>
                 <w:rFonts w:ascii="Calibri" w:hAnsi="Calibri" w:cs="Calibri"/>
-              </w:rPr>
-              <w:lastRenderedPageBreak/>
-              <w:t>LO3.P7</w:t>
+                <w:b w:val="0"/>
+                <w:bCs w:val="0"/>
+                <w:color w:val="000000"/>
+              </w:rPr>
+              <w:t>LO2.P4</w:t>
             </w:r>
           </w:p>
         </w:tc>
         <w:tc>
           <w:tcPr>
             <w:tcW w:w="6840" w:type="dxa"/>
+            <w:vAlign w:val="center"/>
           </w:tcPr>
           <w:p>
             <w:pPr>
@@ -1491,8 +1313,57 @@
             <w:r>
               <w:rPr>
                 <w:rFonts w:ascii="Calibri" w:hAnsi="Calibri" w:cs="Calibri"/>
-              </w:rPr>
-              <w:t>Define the purpose and function of electrical control elements in a given hydraulic or pneumatic system.</w:t>
+                <w:color w:val="333333"/>
+              </w:rPr>
+              <w:t>Explain the safety criteria for robot cells within manufacturing applications.</w:t>
+            </w:r>
+          </w:p>
+        </w:tc>
+      </w:tr>
+      <w:tr>
+        <w:trPr>
+          <w:trHeight w:val="300"/>
+        </w:trPr>
+        <w:tc>
+          <w:tcPr>
+            <w:tcW w:w="2175" w:type="dxa"/>
+            <w:vAlign w:val="center"/>
+          </w:tcPr>
+          <w:p>
+            <w:pPr>
+              <w:rPr>
+                <w:rFonts w:ascii="Calibri" w:hAnsi="Calibri" w:cs="Calibri"/>
+              </w:rPr>
+            </w:pPr>
+            <w:r>
+              <w:rPr>
+                <w:rStyle w:val="Strong"/>
+                <w:rFonts w:ascii="Calibri" w:hAnsi="Calibri" w:cs="Calibri"/>
+                <w:b w:val="0"/>
+                <w:bCs w:val="0"/>
+                <w:color w:val="000000"/>
+              </w:rPr>
+              <w:t>LO2.M2</w:t>
+            </w:r>
+          </w:p>
+        </w:tc>
+        <w:tc>
+          <w:tcPr>
+            <w:tcW w:w="6840" w:type="dxa"/>
+            <w:vAlign w:val="center"/>
+          </w:tcPr>
+          <w:p>
+            <w:pPr>
+              <w:rPr>
+                <w:rFonts w:ascii="Calibri" w:hAnsi="Calibri" w:cs="Calibri"/>
+              </w:rPr>
+            </w:pPr>
+            <w:r>
+              <w:rPr>
+                <w:rFonts w:ascii="Calibri" w:hAnsi="Calibri" w:cs="Calibri"/>
+                <w:color w:val="333333"/>
+              </w:rPr>
+              <w:t>Develop hazard and risk assessment for an industrial robot manufacturing system.</w:t>
             </w:r>
           </w:p>
         </w:tc>
@@ -1573,431 +1444,605 @@
             <w:pPr>
               <w:rPr>
                 <w:rFonts w:ascii="Calibri" w:hAnsi="Calibri" w:cs="Calibri"/>
-                <w:color w:val="616161"/>
+                <w:b/>
+                <w:bCs/>
+                <w:color w:val="000000" w:themeColor="text1"/>
+                <w:lang w:val="en-AE"/>
               </w:rPr>
             </w:pPr>
             <w:r>
               <w:rPr>
                 <w:rFonts w:ascii="Calibri" w:hAnsi="Calibri" w:cs="Calibri"/>
-                <w:color w:val="616161"/>
-              </w:rPr>
-              <w:t>Task 2: Circuit Performance Improvement and Reliability-Safe Modification Proposal — Design Portfolio</w:t>
-            </w:r>
-          </w:p>
-          <w:p>
-            <w:pPr>
+                <w:color w:val="000000" w:themeColor="text1"/>
+              </w:rPr>
+              <w:t xml:space="preserve">Task 2: </w:t>
+            </w:r>
+            <w:r>
               <w:rPr>
                 <w:rFonts w:ascii="Calibri" w:hAnsi="Calibri" w:cs="Calibri"/>
                 <w:b/>
                 <w:bCs/>
-                <w:color w:val="616161"/>
-              </w:rPr>
-            </w:pPr>
-            <w:r>
+                <w:color w:val="000000" w:themeColor="text1"/>
+                <w:lang w:val="en-AE"/>
+              </w:rPr>
+              <w:t>Industrial Robot Programming and Validation - Programming Portfolio and Professional Discussion</w:t>
+            </w:r>
+          </w:p>
+          <w:p>
+            <w:pPr>
               <w:rPr>
                 <w:rFonts w:ascii="Calibri" w:hAnsi="Calibri" w:cs="Calibri"/>
                 <w:b/>
                 <w:bCs/>
-                <w:color w:val="616161"/>
-              </w:rPr>
-              <w:t>What you must produce</w:t>
-            </w:r>
-          </w:p>
-          <w:p>
-            <w:pPr>
-              <w:rPr>
-                <w:rFonts w:ascii="Calibri" w:hAnsi="Calibri" w:cs="Calibri"/>
-                <w:color w:val="616161"/>
-              </w:rPr>
-            </w:pPr>
-            <w:r>
-              <w:rPr>
-                <w:rFonts w:ascii="Calibri" w:hAnsi="Calibri" w:cs="Calibri"/>
-                <w:color w:val="616161"/>
-              </w:rPr>
-              <w:t>A design portfolio section (report + figures) where you justify performance improvement measures and propose design modifications that improve functionality and maintenance without creating reliability issues.</w:t>
-            </w:r>
-          </w:p>
-          <w:p>
-            <w:pPr>
-              <w:rPr>
-                <w:rFonts w:ascii="Calibri" w:hAnsi="Calibri" w:cs="Calibri"/>
-                <w:color w:val="616161"/>
-              </w:rPr>
-            </w:pPr>
-          </w:p>
-          <w:p>
-            <w:pPr>
+                <w:color w:val="000000" w:themeColor="text1"/>
+                <w:lang w:val="en-AE"/>
+              </w:rPr>
+            </w:pPr>
+            <w:r>
               <w:rPr>
                 <w:rFonts w:ascii="Calibri" w:hAnsi="Calibri" w:cs="Calibri"/>
                 <w:b/>
                 <w:bCs/>
-                <w:color w:val="616161"/>
-              </w:rPr>
-            </w:pPr>
-            <w:r>
+                <w:color w:val="000000" w:themeColor="text1"/>
+                <w:lang w:val="en-AE"/>
+              </w:rPr>
+              <w:t>What you must produce</w:t>
+            </w:r>
+          </w:p>
+          <w:p>
+            <w:pPr>
+              <w:rPr>
+                <w:rFonts w:ascii="Calibri" w:hAnsi="Calibri" w:cs="Calibri"/>
+                <w:color w:val="000000" w:themeColor="text1"/>
+                <w:lang w:val="en-AE"/>
+              </w:rPr>
+            </w:pPr>
+            <w:r>
+              <w:rPr>
+                <w:rFonts w:ascii="Calibri" w:hAnsi="Calibri" w:cs="Calibri"/>
+                <w:color w:val="000000" w:themeColor="text1"/>
+                <w:lang w:val="en-AE"/>
+              </w:rPr>
+              <w:t xml:space="preserve">A programming portfolio supported by simulation or practical evidence, together with professional discussion notes, that investigates robot programming languages and methods, programs a robot to perform a task, </w:t>
+            </w:r>
+            <w:r>
+              <w:rPr>
+                <w:rFonts w:ascii="Calibri" w:hAnsi="Calibri" w:cs="Calibri"/>
+                <w:color w:val="000000" w:themeColor="text1"/>
+                <w:lang w:val="en-AE"/>
+              </w:rPr>
+              <w:lastRenderedPageBreak/>
+              <w:t>analyses offline and online programming approaches, and shows the design, development, and testing of a robot program for a series of automated industrial tasks.</w:t>
+            </w:r>
+          </w:p>
+          <w:p>
+            <w:pPr>
               <w:rPr>
                 <w:rFonts w:ascii="Calibri" w:hAnsi="Calibri" w:cs="Calibri"/>
                 <w:b/>
                 <w:bCs/>
-                <w:color w:val="616161"/>
+                <w:color w:val="000000" w:themeColor="text1"/>
+                <w:lang w:val="en-AE"/>
+              </w:rPr>
+            </w:pPr>
+            <w:r>
+              <w:rPr>
+                <w:rFonts w:ascii="Calibri" w:hAnsi="Calibri" w:cs="Calibri"/>
+                <w:b/>
+                <w:bCs/>
+                <w:color w:val="000000" w:themeColor="text1"/>
+                <w:lang w:val="en-AE"/>
               </w:rPr>
               <w:t>Your submission must address</w:t>
             </w:r>
           </w:p>
           <w:p>
             <w:pPr>
-              <w:rPr>
-                <w:rFonts w:ascii="Calibri" w:hAnsi="Calibri" w:cs="Calibri"/>
-                <w:color w:val="616161"/>
-              </w:rPr>
-            </w:pPr>
-            <w:r>
-              <w:rPr>
-                <w:rFonts w:ascii="Calibri" w:hAnsi="Calibri" w:cs="Calibri"/>
-                <w:color w:val="616161"/>
-              </w:rPr>
-              <w:t>1. Baseline performance and limitation(s)</w:t>
-            </w:r>
-          </w:p>
-          <w:p>
-            <w:pPr>
-              <w:pStyle w:val="ListParagraph"/>
               <w:numPr>
                 <w:ilvl w:val="0"/>
-                <w:numId w:val="17"/>
+                <w:numId w:val="32"/>
               </w:numPr>
               <w:rPr>
                 <w:rFonts w:ascii="Calibri" w:hAnsi="Calibri" w:cs="Calibri"/>
-                <w:color w:val="616161"/>
+                <w:color w:val="000000" w:themeColor="text1"/>
+                <w:lang w:val="en-AE"/>
               </w:rPr>
             </w:pPr>
             <w:r>
               <w:rPr>
                 <w:rFonts w:ascii="Calibri" w:hAnsi="Calibri" w:cs="Calibri"/>
-                <w:color w:val="616161"/>
-              </w:rPr>
-              <w:t>Identify and evidence performance issues (examples: slow cycle time, pressure drops, overshoot, inefficiency, excessive air/oil loss, heat).</w:t>
-            </w:r>
-          </w:p>
-          <w:p>
-            <w:pPr>
-              <w:pStyle w:val="ListParagraph"/>
+                <w:b/>
+                <w:bCs/>
+                <w:color w:val="000000" w:themeColor="text1"/>
+                <w:lang w:val="en-AE"/>
+              </w:rPr>
+              <w:t>Programming languages and methods</w:t>
+            </w:r>
+          </w:p>
+          <w:p>
+            <w:pPr>
               <w:numPr>
                 <w:ilvl w:val="0"/>
-                <w:numId w:val="17"/>
+                <w:numId w:val="33"/>
               </w:numPr>
+              <w:tabs>
+                <w:tab w:val="num" w:pos="720"/>
+              </w:tabs>
               <w:rPr>
                 <w:rFonts w:ascii="Calibri" w:hAnsi="Calibri" w:cs="Calibri"/>
-                <w:color w:val="616161"/>
+                <w:color w:val="000000" w:themeColor="text1"/>
+                <w:lang w:val="en-AE"/>
               </w:rPr>
             </w:pPr>
             <w:r>
               <w:rPr>
                 <w:rFonts w:ascii="Calibri" w:hAnsi="Calibri" w:cs="Calibri"/>
-                <w:color w:val="616161"/>
-              </w:rPr>
-              <w:t>Provide baseline evidence: simulation results, measured data, or manufacturer-based estimates.</w:t>
-            </w:r>
-          </w:p>
-          <w:p>
-            <w:pPr>
-              <w:rPr>
-                <w:rFonts w:ascii="Calibri" w:hAnsi="Calibri" w:cs="Calibri"/>
-                <w:color w:val="616161"/>
-              </w:rPr>
-            </w:pPr>
-            <w:r>
-              <w:rPr>
-                <w:rFonts w:ascii="Calibri" w:hAnsi="Calibri" w:cs="Calibri"/>
-                <w:color w:val="616161"/>
-              </w:rPr>
-              <w:t xml:space="preserve">2. Performance improvement measures </w:t>
-            </w:r>
-          </w:p>
-          <w:p>
-            <w:pPr>
-              <w:pStyle w:val="ListParagraph"/>
+                <w:color w:val="000000" w:themeColor="text1"/>
+                <w:lang w:val="en-AE"/>
+              </w:rPr>
+              <w:t>Investigate the range of programming languages and methods available for industrial robots.</w:t>
+            </w:r>
+          </w:p>
+          <w:p>
+            <w:pPr>
               <w:numPr>
                 <w:ilvl w:val="0"/>
-                <w:numId w:val="20"/>
+                <w:numId w:val="33"/>
               </w:numPr>
+              <w:tabs>
+                <w:tab w:val="num" w:pos="720"/>
+              </w:tabs>
               <w:rPr>
                 <w:rFonts w:ascii="Calibri" w:hAnsi="Calibri" w:cs="Calibri"/>
-                <w:color w:val="616161"/>
+                <w:color w:val="000000" w:themeColor="text1"/>
+                <w:lang w:val="en-AE"/>
               </w:rPr>
             </w:pPr>
             <w:r>
               <w:rPr>
                 <w:rFonts w:ascii="Calibri" w:hAnsi="Calibri" w:cs="Calibri"/>
-                <w:color w:val="616161"/>
-              </w:rPr>
-              <w:t>Justify measures taken to improve circuit design in respect of performance.</w:t>
-            </w:r>
-          </w:p>
-          <w:p>
-            <w:pPr>
-              <w:pStyle w:val="ListParagraph"/>
+                <w:color w:val="000000" w:themeColor="text1"/>
+                <w:lang w:val="en-AE"/>
+              </w:rPr>
+              <w:t>Include relevant approaches such as joint-level, robot-level, and high-level programming.</w:t>
+            </w:r>
+          </w:p>
+          <w:p>
+            <w:pPr>
               <w:numPr>
                 <w:ilvl w:val="0"/>
-                <w:numId w:val="19"/>
+                <w:numId w:val="33"/>
               </w:numPr>
+              <w:tabs>
+                <w:tab w:val="num" w:pos="720"/>
+              </w:tabs>
               <w:rPr>
                 <w:rFonts w:ascii="Calibri" w:hAnsi="Calibri" w:cs="Calibri"/>
-                <w:color w:val="616161"/>
+                <w:color w:val="000000" w:themeColor="text1"/>
+                <w:lang w:val="en-AE"/>
               </w:rPr>
             </w:pPr>
             <w:r>
               <w:rPr>
                 <w:rFonts w:ascii="Calibri" w:hAnsi="Calibri" w:cs="Calibri"/>
-                <w:color w:val="616161"/>
-              </w:rPr>
-              <w:t>Minimum expectation: 3 improvements, each with:</w:t>
-            </w:r>
-          </w:p>
-          <w:p>
-            <w:pPr>
-              <w:pStyle w:val="ListParagraph"/>
-              <w:numPr>
-                <w:ilvl w:val="1"/>
-                <w:numId w:val="19"/>
-              </w:numPr>
+                <w:color w:val="000000" w:themeColor="text1"/>
+                <w:lang w:val="en-AE"/>
+              </w:rPr>
+              <w:t xml:space="preserve">Refer to suitable tools and technologies such as teach pendants, jog controls, simulation environments, PLC integration, MATLAB, Python, </w:t>
+            </w:r>
+            <w:proofErr w:type="spellStart"/>
+            <w:r>
               <w:rPr>
                 <w:rFonts w:ascii="Calibri" w:hAnsi="Calibri" w:cs="Calibri"/>
-                <w:color w:val="616161"/>
-              </w:rPr>
-            </w:pPr>
+                <w:color w:val="000000" w:themeColor="text1"/>
+                <w:lang w:val="en-AE"/>
+              </w:rPr>
+              <w:t>RobotStudio</w:t>
+            </w:r>
+            <w:proofErr w:type="spellEnd"/>
             <w:r>
               <w:rPr>
                 <w:rFonts w:ascii="Calibri" w:hAnsi="Calibri" w:cs="Calibri"/>
-                <w:color w:val="616161"/>
-              </w:rPr>
-              <w:t>what is changed (component, setting, layout, control approach)</w:t>
-            </w:r>
-          </w:p>
-          <w:p>
-            <w:pPr>
-              <w:pStyle w:val="ListParagraph"/>
-              <w:numPr>
-                <w:ilvl w:val="1"/>
-                <w:numId w:val="19"/>
-              </w:numPr>
+                <w:color w:val="000000" w:themeColor="text1"/>
+                <w:lang w:val="en-AE"/>
+              </w:rPr>
+              <w:t xml:space="preserve">, </w:t>
+            </w:r>
+            <w:proofErr w:type="spellStart"/>
+            <w:r>
               <w:rPr>
                 <w:rFonts w:ascii="Calibri" w:hAnsi="Calibri" w:cs="Calibri"/>
-                <w:color w:val="616161"/>
-              </w:rPr>
-            </w:pPr>
+                <w:color w:val="000000" w:themeColor="text1"/>
+                <w:lang w:val="en-AE"/>
+              </w:rPr>
+              <w:t>RoboGuide</w:t>
+            </w:r>
+            <w:proofErr w:type="spellEnd"/>
             <w:r>
               <w:rPr>
                 <w:rFonts w:ascii="Calibri" w:hAnsi="Calibri" w:cs="Calibri"/>
-                <w:color w:val="616161"/>
-              </w:rPr>
-              <w:t>why it improves performance (link to pressure/flow/control principles)</w:t>
-            </w:r>
-          </w:p>
-          <w:p>
-            <w:pPr>
-              <w:pStyle w:val="ListParagraph"/>
-              <w:numPr>
-                <w:ilvl w:val="1"/>
-                <w:numId w:val="19"/>
-              </w:numPr>
+                <w:color w:val="000000" w:themeColor="text1"/>
+                <w:lang w:val="en-AE"/>
+              </w:rPr>
+              <w:t xml:space="preserve">, </w:t>
+            </w:r>
+            <w:proofErr w:type="spellStart"/>
+            <w:r>
               <w:rPr>
                 <w:rFonts w:ascii="Calibri" w:hAnsi="Calibri" w:cs="Calibri"/>
-                <w:color w:val="616161"/>
-              </w:rPr>
-            </w:pPr>
+                <w:color w:val="000000" w:themeColor="text1"/>
+                <w:lang w:val="en-AE"/>
+              </w:rPr>
+              <w:t>MotoSim</w:t>
+            </w:r>
+            <w:proofErr w:type="spellEnd"/>
             <w:r>
               <w:rPr>
                 <w:rFonts w:ascii="Calibri" w:hAnsi="Calibri" w:cs="Calibri"/>
-                <w:color w:val="616161"/>
-              </w:rPr>
-              <w:t>evidence (before/after metric such as cycle time, pressure stability, energy/air use)</w:t>
-            </w:r>
-          </w:p>
-          <w:p>
-            <w:pPr>
+                <w:color w:val="000000" w:themeColor="text1"/>
+                <w:lang w:val="en-AE"/>
+              </w:rPr>
+              <w:t xml:space="preserve">, </w:t>
+            </w:r>
+            <w:proofErr w:type="spellStart"/>
+            <w:r>
               <w:rPr>
                 <w:rFonts w:ascii="Calibri" w:hAnsi="Calibri" w:cs="Calibri"/>
-                <w:color w:val="616161"/>
-              </w:rPr>
-            </w:pPr>
+                <w:color w:val="000000" w:themeColor="text1"/>
+                <w:lang w:val="en-AE"/>
+              </w:rPr>
+              <w:t>WinCaps</w:t>
+            </w:r>
+            <w:proofErr w:type="spellEnd"/>
             <w:r>
               <w:rPr>
                 <w:rFonts w:ascii="Calibri" w:hAnsi="Calibri" w:cs="Calibri"/>
-                <w:color w:val="616161"/>
-              </w:rPr>
-              <w:t xml:space="preserve">3. Design modifications for functionality + maintenance without reliability issues </w:t>
-            </w:r>
-          </w:p>
-          <w:p>
-            <w:pPr>
-              <w:pStyle w:val="ListParagraph"/>
+                <w:color w:val="000000" w:themeColor="text1"/>
+                <w:lang w:val="en-AE"/>
+              </w:rPr>
+              <w:t>, ABB RAPID, KUKA KRL, or Yaskawa INFORM where appropriate.</w:t>
+            </w:r>
+          </w:p>
+          <w:p>
+            <w:pPr>
               <w:numPr>
                 <w:ilvl w:val="0"/>
-                <w:numId w:val="19"/>
+                <w:numId w:val="34"/>
               </w:numPr>
               <w:rPr>
                 <w:rFonts w:ascii="Calibri" w:hAnsi="Calibri" w:cs="Calibri"/>
-                <w:color w:val="616161"/>
+                <w:color w:val="000000" w:themeColor="text1"/>
+                <w:lang w:val="en-AE"/>
               </w:rPr>
             </w:pPr>
             <w:r>
               <w:rPr>
                 <w:rFonts w:ascii="Calibri" w:hAnsi="Calibri" w:cs="Calibri"/>
-                <w:color w:val="616161"/>
-              </w:rPr>
-              <w:t>Propose modifications that improve:</w:t>
-            </w:r>
-          </w:p>
-          <w:p>
-            <w:pPr>
-              <w:pStyle w:val="ListParagraph"/>
-              <w:numPr>
-                <w:ilvl w:val="1"/>
-                <w:numId w:val="19"/>
-              </w:numPr>
-              <w:rPr>
-                <w:rFonts w:ascii="Calibri" w:hAnsi="Calibri" w:cs="Calibri"/>
-                <w:color w:val="616161"/>
-              </w:rPr>
-            </w:pPr>
-            <w:r>
-              <w:rPr>
-                <w:rFonts w:ascii="Calibri" w:hAnsi="Calibri" w:cs="Calibri"/>
-                <w:color w:val="616161"/>
-              </w:rPr>
-              <w:t>functionality (control stability, repeatability, capability)</w:t>
-            </w:r>
-          </w:p>
-          <w:p>
-            <w:pPr>
-              <w:pStyle w:val="ListParagraph"/>
-              <w:numPr>
-                <w:ilvl w:val="1"/>
-                <w:numId w:val="19"/>
-              </w:numPr>
-              <w:rPr>
-                <w:rFonts w:ascii="Calibri" w:hAnsi="Calibri" w:cs="Calibri"/>
-                <w:color w:val="616161"/>
-              </w:rPr>
-            </w:pPr>
-            <w:r>
-              <w:rPr>
-                <w:rFonts w:ascii="Calibri" w:hAnsi="Calibri" w:cs="Calibri"/>
-                <w:color w:val="616161"/>
-              </w:rPr>
-              <w:t>maintenance (accessibility, isolation points, test points, modularity, documentation, monitoring)</w:t>
-            </w:r>
-          </w:p>
-          <w:p>
-            <w:pPr>
-              <w:pStyle w:val="ListParagraph"/>
+                <w:b/>
+                <w:bCs/>
+                <w:color w:val="000000" w:themeColor="text1"/>
+                <w:lang w:val="en-AE"/>
+              </w:rPr>
+              <w:t>Simple task programming</w:t>
+            </w:r>
+          </w:p>
+          <w:p>
+            <w:pPr>
               <w:numPr>
                 <w:ilvl w:val="0"/>
-                <w:numId w:val="19"/>
+                <w:numId w:val="35"/>
               </w:numPr>
               <w:rPr>
                 <w:rFonts w:ascii="Calibri" w:hAnsi="Calibri" w:cs="Calibri"/>
-                <w:color w:val="616161"/>
+                <w:color w:val="000000" w:themeColor="text1"/>
+                <w:lang w:val="en-AE"/>
               </w:rPr>
             </w:pPr>
             <w:r>
               <w:rPr>
                 <w:rFonts w:ascii="Calibri" w:hAnsi="Calibri" w:cs="Calibri"/>
-                <w:color w:val="616161"/>
-              </w:rPr>
-              <w:t>You must also show why reliability is not reduced:</w:t>
-            </w:r>
-          </w:p>
-          <w:p>
-            <w:pPr>
-              <w:pStyle w:val="ListParagraph"/>
-              <w:numPr>
-                <w:ilvl w:val="1"/>
-                <w:numId w:val="19"/>
-              </w:numPr>
-              <w:rPr>
-                <w:rFonts w:ascii="Calibri" w:hAnsi="Calibri" w:cs="Calibri"/>
-                <w:color w:val="616161"/>
-              </w:rPr>
-            </w:pPr>
-            <w:r>
-              <w:rPr>
-                <w:rFonts w:ascii="Calibri" w:hAnsi="Calibri" w:cs="Calibri"/>
-                <w:color w:val="616161"/>
-              </w:rPr>
-              <w:t>identify any new failure modes introduced</w:t>
-            </w:r>
-          </w:p>
-          <w:p>
-            <w:pPr>
-              <w:pStyle w:val="ListParagraph"/>
-              <w:numPr>
-                <w:ilvl w:val="1"/>
-                <w:numId w:val="19"/>
-              </w:numPr>
-              <w:rPr>
-                <w:rFonts w:ascii="Calibri" w:hAnsi="Calibri" w:cs="Calibri"/>
-                <w:color w:val="616161"/>
-              </w:rPr>
-            </w:pPr>
-            <w:r>
-              <w:rPr>
-                <w:rFonts w:ascii="Calibri" w:hAnsi="Calibri" w:cs="Calibri"/>
-                <w:color w:val="616161"/>
-              </w:rPr>
-              <w:t>provide mitigations (e.g., rated fittings, redundancy, proof testing, contamination control)</w:t>
-            </w:r>
-          </w:p>
-          <w:p>
-            <w:pPr>
-              <w:rPr>
-                <w:rFonts w:ascii="Calibri" w:hAnsi="Calibri" w:cs="Calibri"/>
-                <w:color w:val="616161"/>
-              </w:rPr>
-            </w:pPr>
-            <w:r>
-              <w:rPr>
-                <w:rFonts w:ascii="Calibri" w:hAnsi="Calibri" w:cs="Calibri"/>
-                <w:color w:val="616161"/>
-              </w:rPr>
-              <w:lastRenderedPageBreak/>
-              <w:t>4. Alternative actuating systems (LO3 descriptor coverage)</w:t>
-            </w:r>
-          </w:p>
-          <w:p>
-            <w:pPr>
-              <w:pStyle w:val="ListParagraph"/>
+                <w:color w:val="000000" w:themeColor="text1"/>
+                <w:lang w:val="en-AE"/>
+              </w:rPr>
+              <w:t>Program an industrial robot to perform a simple pick-and-place task for the ASI packaging line.</w:t>
+            </w:r>
+          </w:p>
+          <w:p>
+            <w:pPr>
               <w:numPr>
                 <w:ilvl w:val="0"/>
-                <w:numId w:val="23"/>
+                <w:numId w:val="35"/>
               </w:numPr>
               <w:rPr>
                 <w:rFonts w:ascii="Calibri" w:hAnsi="Calibri" w:cs="Calibri"/>
-                <w:color w:val="616161"/>
+                <w:color w:val="000000" w:themeColor="text1"/>
+                <w:lang w:val="en-AE"/>
               </w:rPr>
             </w:pPr>
             <w:r>
               <w:rPr>
                 <w:rFonts w:ascii="Calibri" w:hAnsi="Calibri" w:cs="Calibri"/>
-                <w:color w:val="616161"/>
-              </w:rPr>
-              <w:t>Briefly compare an alternative actuating approach relevant to the application (e.g., electric servo, electromechanical actuator, different fluid power topology</w:t>
-            </w:r>
-            <w:r>
+                <w:color w:val="000000" w:themeColor="text1"/>
+                <w:lang w:val="en-AE"/>
+              </w:rPr>
+              <w:t>Show sequence logic for pick, transfer, place, and return.</w:t>
+            </w:r>
+          </w:p>
+          <w:p>
+            <w:pPr>
+              <w:numPr>
+                <w:ilvl w:val="0"/>
+                <w:numId w:val="35"/>
+              </w:numPr>
               <w:rPr>
                 <w:rFonts w:ascii="Calibri" w:hAnsi="Calibri" w:cs="Calibri"/>
-                <w:color w:val="616161"/>
-              </w:rPr>
-              <w:t>) and</w:t>
-            </w:r>
+                <w:color w:val="000000" w:themeColor="text1"/>
+                <w:lang w:val="en-AE"/>
+              </w:rPr>
+            </w:pPr>
             <w:r>
               <w:rPr>
                 <w:rFonts w:ascii="Calibri" w:hAnsi="Calibri" w:cs="Calibri"/>
-                <w:color w:val="616161"/>
-              </w:rPr>
-              <w:t xml:space="preserve"> explain when it would be preferable.</w:t>
+                <w:color w:val="000000" w:themeColor="text1"/>
+                <w:lang w:val="en-AE"/>
+              </w:rPr>
+              <w:t>Include end-effector control, sensor or interlock use, and basic fault handling.</w:t>
+            </w:r>
+          </w:p>
+          <w:p>
+            <w:pPr>
+              <w:numPr>
+                <w:ilvl w:val="0"/>
+                <w:numId w:val="36"/>
+              </w:numPr>
+              <w:rPr>
+                <w:rFonts w:ascii="Calibri" w:hAnsi="Calibri" w:cs="Calibri"/>
+                <w:color w:val="000000" w:themeColor="text1"/>
+                <w:lang w:val="en-AE"/>
+              </w:rPr>
+            </w:pPr>
+            <w:r>
+              <w:rPr>
+                <w:rFonts w:ascii="Calibri" w:hAnsi="Calibri" w:cs="Calibri"/>
+                <w:b/>
+                <w:bCs/>
+                <w:color w:val="000000" w:themeColor="text1"/>
+                <w:lang w:val="en-AE"/>
+              </w:rPr>
+              <w:t>Offline and online programming analysis</w:t>
+            </w:r>
+          </w:p>
+          <w:p>
+            <w:pPr>
+              <w:numPr>
+                <w:ilvl w:val="0"/>
+                <w:numId w:val="37"/>
+              </w:numPr>
+              <w:tabs>
+                <w:tab w:val="num" w:pos="720"/>
+              </w:tabs>
+              <w:rPr>
+                <w:rFonts w:ascii="Calibri" w:hAnsi="Calibri" w:cs="Calibri"/>
+                <w:color w:val="000000" w:themeColor="text1"/>
+                <w:lang w:val="en-AE"/>
+              </w:rPr>
+            </w:pPr>
+            <w:r>
+              <w:rPr>
+                <w:rFonts w:ascii="Calibri" w:hAnsi="Calibri" w:cs="Calibri"/>
+                <w:color w:val="000000" w:themeColor="text1"/>
+                <w:lang w:val="en-AE"/>
+              </w:rPr>
+              <w:t>Analyse offline and online programming methods for industrial robots.</w:t>
+            </w:r>
+          </w:p>
+          <w:p>
+            <w:pPr>
+              <w:numPr>
+                <w:ilvl w:val="0"/>
+                <w:numId w:val="37"/>
+              </w:numPr>
+              <w:tabs>
+                <w:tab w:val="num" w:pos="720"/>
+              </w:tabs>
+              <w:rPr>
+                <w:rFonts w:ascii="Calibri" w:hAnsi="Calibri" w:cs="Calibri"/>
+                <w:color w:val="000000" w:themeColor="text1"/>
+                <w:lang w:val="en-AE"/>
+              </w:rPr>
+            </w:pPr>
+            <w:r>
+              <w:rPr>
+                <w:rFonts w:ascii="Calibri" w:hAnsi="Calibri" w:cs="Calibri"/>
+                <w:color w:val="000000" w:themeColor="text1"/>
+                <w:lang w:val="en-AE"/>
+              </w:rPr>
+              <w:t>Compare simulation-based programming with teach pendant or live cell programming.</w:t>
+            </w:r>
+          </w:p>
+          <w:p>
+            <w:pPr>
+              <w:numPr>
+                <w:ilvl w:val="0"/>
+                <w:numId w:val="37"/>
+              </w:numPr>
+              <w:tabs>
+                <w:tab w:val="num" w:pos="720"/>
+              </w:tabs>
+              <w:rPr>
+                <w:rFonts w:ascii="Calibri" w:hAnsi="Calibri" w:cs="Calibri"/>
+                <w:color w:val="000000" w:themeColor="text1"/>
+                <w:lang w:val="en-AE"/>
+              </w:rPr>
+            </w:pPr>
+            <w:r>
+              <w:rPr>
+                <w:rFonts w:ascii="Calibri" w:hAnsi="Calibri" w:cs="Calibri"/>
+                <w:color w:val="000000" w:themeColor="text1"/>
+                <w:lang w:val="en-AE"/>
+              </w:rPr>
+              <w:t>Discuss strengths and limitations in terms of safety, commissioning time, accuracy, flexibility, downtime, and debugging.</w:t>
+            </w:r>
+          </w:p>
+          <w:p>
+            <w:pPr>
+              <w:numPr>
+                <w:ilvl w:val="0"/>
+                <w:numId w:val="38"/>
+              </w:numPr>
+              <w:rPr>
+                <w:rFonts w:ascii="Calibri" w:hAnsi="Calibri" w:cs="Calibri"/>
+                <w:color w:val="000000" w:themeColor="text1"/>
+                <w:lang w:val="en-AE"/>
+              </w:rPr>
+            </w:pPr>
+            <w:r>
+              <w:rPr>
+                <w:rFonts w:ascii="Calibri" w:hAnsi="Calibri" w:cs="Calibri"/>
+                <w:b/>
+                <w:bCs/>
+                <w:color w:val="000000" w:themeColor="text1"/>
+                <w:lang w:val="en-AE"/>
+              </w:rPr>
+              <w:t>Design, development, and testing of automated tasks</w:t>
+            </w:r>
+          </w:p>
+          <w:p>
+            <w:pPr>
+              <w:numPr>
+                <w:ilvl w:val="0"/>
+                <w:numId w:val="39"/>
+              </w:numPr>
+              <w:tabs>
+                <w:tab w:val="num" w:pos="720"/>
+              </w:tabs>
+              <w:rPr>
+                <w:rFonts w:ascii="Calibri" w:hAnsi="Calibri" w:cs="Calibri"/>
+                <w:color w:val="000000" w:themeColor="text1"/>
+                <w:lang w:val="en-AE"/>
+              </w:rPr>
+            </w:pPr>
+            <w:r>
+              <w:rPr>
+                <w:rFonts w:ascii="Calibri" w:hAnsi="Calibri" w:cs="Calibri"/>
+                <w:color w:val="000000" w:themeColor="text1"/>
+                <w:lang w:val="en-AE"/>
+              </w:rPr>
+              <w:t>Design, develop, and test a robot program for a series of automated industrial tasks.</w:t>
+            </w:r>
+          </w:p>
+          <w:p>
+            <w:pPr>
+              <w:numPr>
+                <w:ilvl w:val="0"/>
+                <w:numId w:val="39"/>
+              </w:numPr>
+              <w:tabs>
+                <w:tab w:val="num" w:pos="720"/>
+              </w:tabs>
+              <w:rPr>
+                <w:rFonts w:ascii="Calibri" w:hAnsi="Calibri" w:cs="Calibri"/>
+                <w:color w:val="000000" w:themeColor="text1"/>
+                <w:lang w:val="en-AE"/>
+              </w:rPr>
+            </w:pPr>
+            <w:r>
+              <w:rPr>
+                <w:rFonts w:ascii="Calibri" w:hAnsi="Calibri" w:cs="Calibri"/>
+                <w:color w:val="000000" w:themeColor="text1"/>
+                <w:lang w:val="en-AE"/>
+              </w:rPr>
+              <w:t>Extend the simple task to include variations such as different box positions, conveyor timing changes, object orientation changes, or sensor-triggered conditions.</w:t>
+            </w:r>
+          </w:p>
+          <w:p>
+            <w:pPr>
+              <w:numPr>
+                <w:ilvl w:val="0"/>
+                <w:numId w:val="39"/>
+              </w:numPr>
+              <w:tabs>
+                <w:tab w:val="num" w:pos="720"/>
+              </w:tabs>
+              <w:rPr>
+                <w:rFonts w:ascii="Calibri" w:hAnsi="Calibri" w:cs="Calibri"/>
+                <w:color w:val="000000" w:themeColor="text1"/>
+                <w:lang w:val="en-AE"/>
+              </w:rPr>
+            </w:pPr>
+            <w:r>
+              <w:rPr>
+                <w:rFonts w:ascii="Calibri" w:hAnsi="Calibri" w:cs="Calibri"/>
+                <w:color w:val="000000" w:themeColor="text1"/>
+                <w:lang w:val="en-AE"/>
+              </w:rPr>
+              <w:lastRenderedPageBreak/>
+              <w:t>Record evidence of testing, modifications, and final performance.</w:t>
+            </w:r>
+          </w:p>
+          <w:p>
+            <w:pPr>
+              <w:numPr>
+                <w:ilvl w:val="0"/>
+                <w:numId w:val="40"/>
+              </w:numPr>
+              <w:rPr>
+                <w:rFonts w:ascii="Calibri" w:hAnsi="Calibri" w:cs="Calibri"/>
+                <w:color w:val="000000" w:themeColor="text1"/>
+                <w:lang w:val="en-AE"/>
+              </w:rPr>
+            </w:pPr>
+            <w:r>
+              <w:rPr>
+                <w:rFonts w:ascii="Calibri" w:hAnsi="Calibri" w:cs="Calibri"/>
+                <w:b/>
+                <w:bCs/>
+                <w:color w:val="000000" w:themeColor="text1"/>
+                <w:lang w:val="en-AE"/>
+              </w:rPr>
+              <w:t>Professional discussion evidence</w:t>
+            </w:r>
+          </w:p>
+          <w:p>
+            <w:pPr>
+              <w:numPr>
+                <w:ilvl w:val="0"/>
+                <w:numId w:val="41"/>
+              </w:numPr>
+              <w:rPr>
+                <w:rFonts w:ascii="Calibri" w:hAnsi="Calibri" w:cs="Calibri"/>
+                <w:color w:val="000000" w:themeColor="text1"/>
+                <w:lang w:val="en-AE"/>
+              </w:rPr>
+            </w:pPr>
+            <w:r>
+              <w:rPr>
+                <w:rFonts w:ascii="Calibri" w:hAnsi="Calibri" w:cs="Calibri"/>
+                <w:color w:val="000000" w:themeColor="text1"/>
+                <w:lang w:val="en-AE"/>
+              </w:rPr>
+              <w:t>Prepare discussion notes that explain your programming decisions, testing process, and lessons learned.</w:t>
+            </w:r>
+          </w:p>
+          <w:p>
+            <w:pPr>
+              <w:numPr>
+                <w:ilvl w:val="0"/>
+                <w:numId w:val="41"/>
+              </w:numPr>
+              <w:rPr>
+                <w:rFonts w:ascii="Calibri" w:hAnsi="Calibri" w:cs="Calibri"/>
+                <w:color w:val="000000" w:themeColor="text1"/>
+                <w:lang w:val="en-AE"/>
+              </w:rPr>
+            </w:pPr>
+            <w:r>
+              <w:rPr>
+                <w:rFonts w:ascii="Calibri" w:hAnsi="Calibri" w:cs="Calibri"/>
+                <w:color w:val="000000" w:themeColor="text1"/>
+                <w:lang w:val="en-AE"/>
+              </w:rPr>
+              <w:t>Be ready to explain command structure, motion control, interlocks, and how faults were identified and corrected.</w:t>
             </w:r>
           </w:p>
         </w:tc>
@@ -2047,7 +2092,7 @@
               <w:rPr>
                 <w:rFonts w:ascii="Calibri" w:eastAsia="Calibri" w:hAnsi="Calibri" w:cs="Calibri"/>
               </w:rPr>
-              <w:t>Baseline vs improved performance evidence (before/after)</w:t>
+              <w:t>Review of programming languages and methods</w:t>
             </w:r>
           </w:p>
           <w:p>
@@ -2065,7 +2110,7 @@
               <w:rPr>
                 <w:rFonts w:ascii="Calibri" w:eastAsia="Calibri" w:hAnsi="Calibri" w:cs="Calibri"/>
               </w:rPr>
-              <w:t>3+ performance improvements with clear justification</w:t>
+              <w:t>Robot program or pseudocode</w:t>
             </w:r>
           </w:p>
           <w:p>
@@ -2083,7 +2128,7 @@
               <w:rPr>
                 <w:rFonts w:ascii="Calibri" w:eastAsia="Calibri" w:hAnsi="Calibri" w:cs="Calibri"/>
               </w:rPr>
-              <w:t>Proposed modifications with maintainability benefit + reliability risk control</w:t>
+              <w:t>Flowchart, sequence chart, or screenshots of program structure</w:t>
             </w:r>
           </w:p>
           <w:p>
@@ -2101,7 +2146,7 @@
               <w:rPr>
                 <w:rFonts w:ascii="Calibri" w:eastAsia="Calibri" w:hAnsi="Calibri" w:cs="Calibri"/>
               </w:rPr>
-              <w:t>Alternative actuation comparison</w:t>
+              <w:t>Offline or simulation evidence and, where available, live test evidence</w:t>
             </w:r>
           </w:p>
           <w:p>
@@ -2119,7 +2164,7 @@
               <w:rPr>
                 <w:rFonts w:ascii="Calibri" w:eastAsia="Calibri" w:hAnsi="Calibri" w:cs="Calibri"/>
               </w:rPr>
-              <w:t>Updated circuit/architecture diagrams (where relevant)</w:t>
+              <w:t>Comparison of offline and online programming methods</w:t>
             </w:r>
           </w:p>
           <w:p>
@@ -2137,7 +2182,43 @@
               <w:rPr>
                 <w:rFonts w:ascii="Calibri" w:eastAsia="Calibri" w:hAnsi="Calibri" w:cs="Calibri"/>
               </w:rPr>
-              <w:t>References (Harvard)</w:t>
+              <w:t>Test results for a series of automated tasks</w:t>
+            </w:r>
+          </w:p>
+          <w:p>
+            <w:pPr>
+              <w:numPr>
+                <w:ilvl w:val="0"/>
+                <w:numId w:val="1"/>
+              </w:numPr>
+              <w:spacing w:after="0"/>
+              <w:rPr>
+                <w:rFonts w:ascii="Calibri" w:eastAsia="Calibri" w:hAnsi="Calibri" w:cs="Calibri"/>
+              </w:rPr>
+            </w:pPr>
+            <w:r>
+              <w:rPr>
+                <w:rFonts w:ascii="Calibri" w:eastAsia="Calibri" w:hAnsi="Calibri" w:cs="Calibri"/>
+              </w:rPr>
+              <w:t>Professional discussion notes</w:t>
+            </w:r>
+          </w:p>
+          <w:p>
+            <w:pPr>
+              <w:numPr>
+                <w:ilvl w:val="0"/>
+                <w:numId w:val="1"/>
+              </w:numPr>
+              <w:spacing w:after="0"/>
+              <w:rPr>
+                <w:rFonts w:ascii="Calibri" w:eastAsia="Calibri" w:hAnsi="Calibri" w:cs="Calibri"/>
+              </w:rPr>
+            </w:pPr>
+            <w:r>
+              <w:rPr>
+                <w:rFonts w:ascii="Calibri" w:eastAsia="Calibri" w:hAnsi="Calibri" w:cs="Calibri"/>
+              </w:rPr>
+              <w:t>Harvard references</w:t>
             </w:r>
           </w:p>
         </w:tc>
@@ -2226,6 +2307,7 @@
         <w:tc>
           <w:tcPr>
             <w:tcW w:w="2201" w:type="dxa"/>
+            <w:vAlign w:val="center"/>
           </w:tcPr>
           <w:p>
             <w:pPr>
@@ -2234,13 +2316,21 @@
               </w:rPr>
             </w:pPr>
             <w:r>
-              <w:t>LO3.M3</w:t>
+              <w:rPr>
+                <w:rStyle w:val="Strong"/>
+                <w:rFonts w:ascii="Helvetica" w:hAnsi="Helvetica"/>
+                <w:b w:val="0"/>
+                <w:bCs w:val="0"/>
+                <w:color w:val="000000"/>
+              </w:rPr>
+              <w:t>LO3.P5</w:t>
             </w:r>
           </w:p>
         </w:tc>
         <w:tc>
           <w:tcPr>
             <w:tcW w:w="6809" w:type="dxa"/>
+            <w:vAlign w:val="center"/>
           </w:tcPr>
           <w:p>
             <w:pPr>
@@ -2249,7 +2339,11 @@
               </w:rPr>
             </w:pPr>
             <w:r>
-              <w:t>Justify the measures taken to improve circuit design in respect of performance.</w:t>
+              <w:rPr>
+                <w:rFonts w:ascii="Helvetica" w:hAnsi="Helvetica"/>
+                <w:color w:val="333333"/>
+              </w:rPr>
+              <w:t>Investigate the range of programming languages and methods available for industrial robots.</w:t>
             </w:r>
           </w:p>
         </w:tc>
@@ -2261,6 +2355,7 @@
         <w:tc>
           <w:tcPr>
             <w:tcW w:w="2201" w:type="dxa"/>
+            <w:vAlign w:val="center"/>
           </w:tcPr>
           <w:p>
             <w:pPr>
@@ -2269,13 +2364,21 @@
               </w:rPr>
             </w:pPr>
             <w:r>
-              <w:t>LO3.D3</w:t>
+              <w:rPr>
+                <w:rStyle w:val="Strong"/>
+                <w:rFonts w:ascii="Helvetica" w:hAnsi="Helvetica"/>
+                <w:b w:val="0"/>
+                <w:bCs w:val="0"/>
+                <w:color w:val="000000"/>
+              </w:rPr>
+              <w:t>LO3.P6</w:t>
             </w:r>
           </w:p>
         </w:tc>
         <w:tc>
           <w:tcPr>
             <w:tcW w:w="6809" w:type="dxa"/>
+            <w:vAlign w:val="center"/>
           </w:tcPr>
           <w:p>
             <w:pPr>
@@ -2284,23 +2387,96 @@
               </w:rPr>
             </w:pPr>
             <w:r>
-              <w:t>Propose the design modifications that can be introduced to improve the functionality and maintenance of pneumatic and hydraulic systems without creating reliability issues.</w:t>
+              <w:rPr>
+                <w:rFonts w:ascii="Helvetica" w:hAnsi="Helvetica"/>
+                <w:color w:val="333333"/>
+              </w:rPr>
+              <w:t>Program an industrial robot to perform a simple task.</w:t>
             </w:r>
           </w:p>
         </w:tc>
       </w:tr>
-      <w:bookmarkEnd w:id="1"/>
+      <w:tr>
+        <w:trPr>
+          <w:trHeight w:val="700"/>
+        </w:trPr>
+        <w:tc>
+          <w:tcPr>
+            <w:tcW w:w="2201" w:type="dxa"/>
+            <w:vAlign w:val="center"/>
+          </w:tcPr>
+          <w:p>
+            <w:r>
+              <w:rPr>
+                <w:rStyle w:val="Strong"/>
+                <w:rFonts w:ascii="Helvetica" w:hAnsi="Helvetica"/>
+                <w:b w:val="0"/>
+                <w:bCs w:val="0"/>
+                <w:color w:val="000000"/>
+              </w:rPr>
+              <w:t>LO3.M3</w:t>
+            </w:r>
+          </w:p>
+        </w:tc>
+        <w:tc>
+          <w:tcPr>
+            <w:tcW w:w="6809" w:type="dxa"/>
+            <w:vAlign w:val="center"/>
+          </w:tcPr>
+          <w:p>
+            <w:r>
+              <w:rPr>
+                <w:rFonts w:ascii="Helvetica" w:hAnsi="Helvetica"/>
+                <w:color w:val="333333"/>
+              </w:rPr>
+              <w:t>Analyse offline and online programming methods for industrial robots.</w:t>
+            </w:r>
+          </w:p>
+        </w:tc>
+      </w:tr>
+      <w:tr>
+        <w:trPr>
+          <w:trHeight w:val="700"/>
+        </w:trPr>
+        <w:tc>
+          <w:tcPr>
+            <w:tcW w:w="2201" w:type="dxa"/>
+            <w:vAlign w:val="center"/>
+          </w:tcPr>
+          <w:p>
+            <w:r>
+              <w:rPr>
+                <w:rStyle w:val="Strong"/>
+                <w:rFonts w:ascii="Helvetica" w:hAnsi="Helvetica"/>
+                <w:b w:val="0"/>
+                <w:bCs w:val="0"/>
+                <w:color w:val="000000"/>
+              </w:rPr>
+              <w:t>LO3.D2</w:t>
+            </w:r>
+          </w:p>
+        </w:tc>
+        <w:tc>
+          <w:tcPr>
+            <w:tcW w:w="6809" w:type="dxa"/>
+            <w:vAlign w:val="center"/>
+          </w:tcPr>
+          <w:p>
+            <w:r>
+              <w:rPr>
+                <w:rFonts w:ascii="Helvetica" w:hAnsi="Helvetica"/>
+                <w:color w:val="333333"/>
+              </w:rPr>
+              <w:t>Design, develop and test a robot program for a series of automated industrial tasks.</w:t>
+            </w:r>
+          </w:p>
+        </w:tc>
+      </w:tr>
     </w:tbl>
-    <w:p>
-      <w:pPr>
-        <w:rPr>
-          <w:rFonts w:ascii="Plus Jakarta Sans" w:eastAsia="Plus Jakarta Sans" w:hAnsi="Plus Jakarta Sans" w:cs="Plus Jakarta Sans"/>
-        </w:rPr>
-      </w:pPr>
-    </w:p>
     <w:tbl>
       <w:tblPr>
-        <w:tblStyle w:val="a0"/>
+        <w:tblStyle w:val="a1"/>
+        <w:tblpPr w:leftFromText="180" w:rightFromText="180" w:vertAnchor="text" w:horzAnchor="margin" w:tblpY="271"/>
         <w:tblW w:w="9010" w:type="dxa"/>
         <w:tblBorders>
           <w:top w:val="single" w:sz="6" w:space="0" w:color="512EAB"/>
@@ -2314,8 +2490,8 @@
         <w:tblLook w:val="0400" w:firstRow="0" w:lastRow="0" w:firstColumn="0" w:lastColumn="0" w:noHBand="0" w:noVBand="1"/>
       </w:tblPr>
       <w:tblGrid>
-        <w:gridCol w:w="2201"/>
-        <w:gridCol w:w="6809"/>
+        <w:gridCol w:w="2171"/>
+        <w:gridCol w:w="6839"/>
       </w:tblGrid>
       <w:tr>
         <w:trPr>
@@ -2323,10 +2499,10 @@
         </w:trPr>
         <w:tc>
           <w:tcPr>
-            <w:tcW w:w="2201" w:type="dxa"/>
-            <w:shd w:val="clear" w:color="auto" w:fill="EDECF6"/>
-            <w:vAlign w:val="center"/>
+            <w:tcW w:w="2171" w:type="dxa"/>
+            <w:shd w:val="clear" w:color="auto" w:fill="EBEBF9"/>
           </w:tcPr>
+          <w:bookmarkEnd w:id="1"/>
           <w:p>
             <w:pPr>
               <w:rPr>
@@ -2334,795 +2510,503 @@
                 <w:color w:val="0D004D"/>
               </w:rPr>
             </w:pPr>
-            <w:bookmarkStart w:id="2" w:name="_Hlk218245548"/>
             <w:r>
               <w:rPr>
                 <w:rFonts w:ascii="Plus Jakarta Sans" w:eastAsia="Plus Jakarta Sans" w:hAnsi="Plus Jakarta Sans" w:cs="Plus Jakarta Sans"/>
                 <w:color w:val="0D004D"/>
               </w:rPr>
-              <w:t>Task 3</w:t>
+              <w:t>Sources of information to support you with this assignment </w:t>
             </w:r>
           </w:p>
         </w:tc>
         <w:tc>
           <w:tcPr>
-            <w:tcW w:w="6809" w:type="dxa"/>
-            <w:vAlign w:val="center"/>
+            <w:tcW w:w="6839" w:type="dxa"/>
           </w:tcPr>
           <w:p>
-            <w:r>
-              <w:t>Task 3: Maintenance Investigation and Fault-Finding Evaluation — Maintenance Report + Discussion Evidence</w:t>
-            </w:r>
-          </w:p>
-          <w:p>
-            <w:pPr>
-              <w:rPr>
-                <w:b/>
-                <w:bCs/>
-              </w:rPr>
-            </w:pPr>
-            <w:r>
-              <w:rPr>
-                <w:b/>
-                <w:bCs/>
-              </w:rPr>
-              <w:t>What you must produce</w:t>
-            </w:r>
-          </w:p>
-          <w:p>
-            <w:r>
-              <w:t>A maintenance-focused report (plus supporting logs/templates) that recognises faults and hazards, investigates efficient maintenance procedures, compares pneumatic vs hydraulic safety/legislation aspects, and evaluates how maintenance/testing/fault-finding improves performance.</w:t>
-            </w:r>
-          </w:p>
-          <w:p>
-            <w:r>
-              <w:t>If your centre uses professional discussion, include brief notes/slides and an assessor observation record.</w:t>
-            </w:r>
-          </w:p>
-          <w:p/>
-          <w:p>
-            <w:r>
-              <w:t>Your submission must address</w:t>
-            </w:r>
-          </w:p>
-          <w:p>
-            <w:r>
-              <w:t xml:space="preserve">1. Faults and hazards </w:t>
-            </w:r>
-          </w:p>
-          <w:p>
-            <w:pPr>
-              <w:pStyle w:val="ListParagraph"/>
+            <w:pPr>
               <w:numPr>
                 <w:ilvl w:val="0"/>
-                <w:numId w:val="23"/>
+                <w:numId w:val="42"/>
               </w:numPr>
-            </w:pPr>
-            <w:r>
-              <w:t>Recognise system faults and potential hazards for pneumatic and hydraulic systems:</w:t>
-            </w:r>
-          </w:p>
-          <w:p>
-            <w:pPr>
-              <w:pStyle w:val="ListParagraph"/>
-              <w:numPr>
-                <w:ilvl w:val="1"/>
-                <w:numId w:val="23"/>
-              </w:numPr>
-            </w:pPr>
-            <w:r>
-              <w:lastRenderedPageBreak/>
-              <w:t>leaks, pressure loss, seal wear, contamination, valve sticking, hose failure, compressor/pump issues, sensor faults</w:t>
-            </w:r>
-          </w:p>
-          <w:p>
-            <w:pPr>
-              <w:pStyle w:val="ListParagraph"/>
-              <w:numPr>
-                <w:ilvl w:val="1"/>
-                <w:numId w:val="23"/>
-              </w:numPr>
-            </w:pPr>
-            <w:r>
-              <w:t>hazards: stored energy release, hose whip, injection injury (hydraulic), noise (pneumatic), slips/environmental contamination, pinch/crush points</w:t>
-            </w:r>
-          </w:p>
-          <w:p>
-            <w:pPr>
-              <w:pStyle w:val="ListParagraph"/>
+              <w:rPr>
+                <w:rFonts w:ascii="Calibri" w:eastAsia="Calibri" w:hAnsi="Calibri" w:cs="Calibri"/>
+                <w:lang w:val="en-AE"/>
+              </w:rPr>
+            </w:pPr>
+            <w:r>
+              <w:rPr>
+                <w:rFonts w:ascii="Plus Jakarta Sans" w:eastAsia="Plus Jakarta Sans" w:hAnsi="Plus Jakarta Sans" w:cs="Plus Jakarta Sans"/>
+              </w:rPr>
+              <w:t> </w:t>
+            </w:r>
+            <w:r>
+              <w:rPr>
+                <w:rFonts w:ascii="Helvetica" w:eastAsia="Times New Roman" w:hAnsi="Helvetica" w:cs="Times New Roman"/>
+                <w:color w:val="333333"/>
+                <w:sz w:val="24"/>
+                <w:szCs w:val="24"/>
+                <w:lang w:val="en-AE"/>
+              </w:rPr>
+              <w:t xml:space="preserve"> </w:t>
+            </w:r>
+            <w:r>
+              <w:rPr>
+                <w:rFonts w:ascii="Calibri" w:eastAsia="Calibri" w:hAnsi="Calibri" w:cs="Calibri"/>
+                <w:lang w:val="en-AE"/>
+              </w:rPr>
+              <w:t>Blume, C., Selke, K. and Jakob, W. (2011) </w:t>
+            </w:r>
+            <w:r>
+              <w:rPr>
+                <w:rFonts w:ascii="Calibri" w:eastAsia="Calibri" w:hAnsi="Calibri" w:cs="Calibri"/>
+                <w:i/>
+                <w:iCs/>
+                <w:lang w:val="en-AE"/>
+              </w:rPr>
+              <w:t>Programming Languages for Industrial Robots</w:t>
+            </w:r>
+            <w:r>
+              <w:rPr>
+                <w:rFonts w:ascii="Calibri" w:eastAsia="Calibri" w:hAnsi="Calibri" w:cs="Calibri"/>
+                <w:lang w:val="en-AE"/>
+              </w:rPr>
+              <w:t>. Springer.</w:t>
+            </w:r>
+          </w:p>
+          <w:p>
+            <w:pPr>
               <w:numPr>
                 <w:ilvl w:val="0"/>
-                <w:numId w:val="23"/>
+                <w:numId w:val="42"/>
               </w:numPr>
-            </w:pPr>
-            <w:r>
-              <w:t>Provide a fault table: symptom → cause → effect → immediate action.</w:t>
-            </w:r>
-          </w:p>
-          <w:p>
-            <w:pPr>
-              <w:pStyle w:val="ListParagraph"/>
-            </w:pPr>
-          </w:p>
-          <w:p>
-            <w:r>
-              <w:t>2. Efficient maintenance procedures and records</w:t>
-            </w:r>
-          </w:p>
-          <w:p>
-            <w:pPr>
-              <w:pStyle w:val="ListParagraph"/>
+              <w:rPr>
+                <w:rFonts w:ascii="Calibri" w:eastAsia="Calibri" w:hAnsi="Calibri" w:cs="Calibri"/>
+                <w:lang w:val="en-AE"/>
+              </w:rPr>
+            </w:pPr>
+            <w:proofErr w:type="spellStart"/>
+            <w:r>
+              <w:rPr>
+                <w:rFonts w:ascii="Calibri" w:eastAsia="Calibri" w:hAnsi="Calibri" w:cs="Calibri"/>
+                <w:lang w:val="en-AE"/>
+              </w:rPr>
+              <w:t>Calinon</w:t>
+            </w:r>
+            <w:proofErr w:type="spellEnd"/>
+            <w:r>
+              <w:rPr>
+                <w:rFonts w:ascii="Calibri" w:eastAsia="Calibri" w:hAnsi="Calibri" w:cs="Calibri"/>
+                <w:lang w:val="en-AE"/>
+              </w:rPr>
+              <w:t>, S. (2021) </w:t>
+            </w:r>
+            <w:r>
+              <w:rPr>
+                <w:rFonts w:ascii="Calibri" w:eastAsia="Calibri" w:hAnsi="Calibri" w:cs="Calibri"/>
+                <w:i/>
+                <w:iCs/>
+                <w:lang w:val="en-AE"/>
+              </w:rPr>
+              <w:t>Robot Programming by Demonstration</w:t>
+            </w:r>
+            <w:r>
+              <w:rPr>
+                <w:rFonts w:ascii="Calibri" w:eastAsia="Calibri" w:hAnsi="Calibri" w:cs="Calibri"/>
+                <w:lang w:val="en-AE"/>
+              </w:rPr>
+              <w:t>. Taylor &amp; Francis.</w:t>
+            </w:r>
+          </w:p>
+          <w:p>
+            <w:pPr>
               <w:numPr>
                 <w:ilvl w:val="0"/>
-                <w:numId w:val="24"/>
+                <w:numId w:val="42"/>
               </w:numPr>
-            </w:pPr>
-            <w:r>
-              <w:t>Investigate procedures to ensure efficient maintenance and operation:</w:t>
-            </w:r>
-          </w:p>
-          <w:p>
-            <w:pPr>
-              <w:pStyle w:val="ListParagraph"/>
-              <w:numPr>
-                <w:ilvl w:val="1"/>
-                <w:numId w:val="24"/>
-              </w:numPr>
-            </w:pPr>
-            <w:r>
-              <w:t>inspection schedules (daily/weekly/monthly)</w:t>
-            </w:r>
-          </w:p>
-          <w:p>
-            <w:pPr>
-              <w:pStyle w:val="ListParagraph"/>
-              <w:numPr>
-                <w:ilvl w:val="1"/>
-                <w:numId w:val="24"/>
-              </w:numPr>
-            </w:pPr>
-            <w:r>
-              <w:t>lubrication/fluid management strategy</w:t>
-            </w:r>
-          </w:p>
-          <w:p>
-            <w:pPr>
-              <w:pStyle w:val="ListParagraph"/>
-              <w:numPr>
-                <w:ilvl w:val="1"/>
-                <w:numId w:val="24"/>
-              </w:numPr>
-            </w:pPr>
-            <w:r>
-              <w:t>contamination control, filter management, isolation/LOTO steps</w:t>
-            </w:r>
-          </w:p>
-          <w:p>
-            <w:pPr>
-              <w:pStyle w:val="ListParagraph"/>
-              <w:numPr>
-                <w:ilvl w:val="1"/>
-                <w:numId w:val="24"/>
-              </w:numPr>
-            </w:pPr>
-            <w:r>
-              <w:t>record-keeping: maintenance log sheets, checklists, fault reports</w:t>
-            </w:r>
-          </w:p>
-          <w:p>
-            <w:pPr>
-              <w:pStyle w:val="ListParagraph"/>
+              <w:rPr>
+                <w:rFonts w:ascii="Calibri" w:eastAsia="Calibri" w:hAnsi="Calibri" w:cs="Calibri"/>
+                <w:lang w:val="en-AE"/>
+              </w:rPr>
+            </w:pPr>
+            <w:proofErr w:type="spellStart"/>
+            <w:r>
+              <w:rPr>
+                <w:rFonts w:ascii="Calibri" w:eastAsia="Calibri" w:hAnsi="Calibri" w:cs="Calibri"/>
+                <w:lang w:val="en-AE"/>
+              </w:rPr>
+              <w:t>Doulgeri</w:t>
+            </w:r>
+            <w:proofErr w:type="spellEnd"/>
+            <w:r>
+              <w:rPr>
+                <w:rFonts w:ascii="Calibri" w:eastAsia="Calibri" w:hAnsi="Calibri" w:cs="Calibri"/>
+                <w:lang w:val="en-AE"/>
+              </w:rPr>
+              <w:t xml:space="preserve">, Z. and </w:t>
+            </w:r>
+            <w:proofErr w:type="spellStart"/>
+            <w:r>
+              <w:rPr>
+                <w:rFonts w:ascii="Calibri" w:eastAsia="Calibri" w:hAnsi="Calibri" w:cs="Calibri"/>
+                <w:lang w:val="en-AE"/>
+              </w:rPr>
+              <w:t>Dimeas</w:t>
+            </w:r>
+            <w:proofErr w:type="spellEnd"/>
+            <w:r>
+              <w:rPr>
+                <w:rFonts w:ascii="Calibri" w:eastAsia="Calibri" w:hAnsi="Calibri" w:cs="Calibri"/>
+                <w:lang w:val="en-AE"/>
+              </w:rPr>
+              <w:t>, F. (eds.) (2023) </w:t>
+            </w:r>
+            <w:r>
+              <w:rPr>
+                <w:rFonts w:ascii="Calibri" w:eastAsia="Calibri" w:hAnsi="Calibri" w:cs="Calibri"/>
+                <w:i/>
+                <w:iCs/>
+                <w:lang w:val="en-AE"/>
+              </w:rPr>
+              <w:t>Human-Robot Collaboration: Unlocking the Potential for Industrial Applications</w:t>
+            </w:r>
+            <w:r>
+              <w:rPr>
+                <w:rFonts w:ascii="Calibri" w:eastAsia="Calibri" w:hAnsi="Calibri" w:cs="Calibri"/>
+                <w:lang w:val="en-AE"/>
+              </w:rPr>
+              <w:t>. Institution of Engineering and Technology.</w:t>
+            </w:r>
+          </w:p>
+          <w:p>
+            <w:pPr>
               <w:numPr>
                 <w:ilvl w:val="0"/>
-                <w:numId w:val="24"/>
+                <w:numId w:val="42"/>
               </w:numPr>
-            </w:pPr>
-            <w:r>
-              <w:t>Include at least one completed example record (or a realistic sample).</w:t>
-            </w:r>
-          </w:p>
-          <w:p>
-            <w:pPr>
-              <w:pStyle w:val="ListParagraph"/>
-            </w:pPr>
-          </w:p>
-          <w:p>
-            <w:r>
-              <w:t>3. Legislation and safety comparison</w:t>
-            </w:r>
-          </w:p>
-          <w:p>
-            <w:pPr>
-              <w:pStyle w:val="ListParagraph"/>
+              <w:rPr>
+                <w:rFonts w:ascii="Calibri" w:eastAsia="Calibri" w:hAnsi="Calibri" w:cs="Calibri"/>
+                <w:lang w:val="en-AE"/>
+              </w:rPr>
+            </w:pPr>
+            <w:r>
+              <w:rPr>
+                <w:rFonts w:ascii="Calibri" w:eastAsia="Calibri" w:hAnsi="Calibri" w:cs="Calibri"/>
+                <w:lang w:val="en-AE"/>
+              </w:rPr>
+              <w:t>Engelberger, J.F. (2012) </w:t>
+            </w:r>
+            <w:r>
+              <w:rPr>
+                <w:rFonts w:ascii="Calibri" w:eastAsia="Calibri" w:hAnsi="Calibri" w:cs="Calibri"/>
+                <w:i/>
+                <w:iCs/>
+                <w:lang w:val="en-AE"/>
+              </w:rPr>
+              <w:t>Robotics in Practice: Management and Applications of Industrial Robots</w:t>
+            </w:r>
+            <w:r>
+              <w:rPr>
+                <w:rFonts w:ascii="Calibri" w:eastAsia="Calibri" w:hAnsi="Calibri" w:cs="Calibri"/>
+                <w:lang w:val="en-AE"/>
+              </w:rPr>
+              <w:t>. Springer.</w:t>
+            </w:r>
+          </w:p>
+          <w:p>
+            <w:pPr>
               <w:numPr>
                 <w:ilvl w:val="0"/>
-                <w:numId w:val="25"/>
+                <w:numId w:val="42"/>
               </w:numPr>
-            </w:pPr>
-            <w:r>
-              <w:t>Compare construction and operation of hydraulic and pneumatic systems with regards to legislation and safety issues.</w:t>
-            </w:r>
-          </w:p>
-          <w:p>
-            <w:pPr>
-              <w:pStyle w:val="ListParagraph"/>
+              <w:rPr>
+                <w:rFonts w:ascii="Calibri" w:eastAsia="Calibri" w:hAnsi="Calibri" w:cs="Calibri"/>
+                <w:lang w:val="en-AE"/>
+              </w:rPr>
+            </w:pPr>
+            <w:r>
+              <w:rPr>
+                <w:rFonts w:ascii="Calibri" w:eastAsia="Calibri" w:hAnsi="Calibri" w:cs="Calibri"/>
+                <w:lang w:val="en-AE"/>
+              </w:rPr>
+              <w:lastRenderedPageBreak/>
+              <w:t>Grau, A. and Wang, Z. (ed.) (2020) </w:t>
+            </w:r>
+            <w:r>
+              <w:rPr>
+                <w:rFonts w:ascii="Calibri" w:eastAsia="Calibri" w:hAnsi="Calibri" w:cs="Calibri"/>
+                <w:i/>
+                <w:iCs/>
+                <w:lang w:val="en-AE"/>
+              </w:rPr>
+              <w:t>Industrial Robotics: New Paradigms</w:t>
+            </w:r>
+            <w:r>
+              <w:rPr>
+                <w:rFonts w:ascii="Calibri" w:eastAsia="Calibri" w:hAnsi="Calibri" w:cs="Calibri"/>
+                <w:lang w:val="en-AE"/>
+              </w:rPr>
+              <w:t xml:space="preserve">. </w:t>
+            </w:r>
+            <w:proofErr w:type="spellStart"/>
+            <w:r>
+              <w:rPr>
+                <w:rFonts w:ascii="Calibri" w:eastAsia="Calibri" w:hAnsi="Calibri" w:cs="Calibri"/>
+                <w:lang w:val="en-AE"/>
+              </w:rPr>
+              <w:t>IntechOpen</w:t>
+            </w:r>
+            <w:proofErr w:type="spellEnd"/>
+            <w:r>
+              <w:rPr>
+                <w:rFonts w:ascii="Calibri" w:eastAsia="Calibri" w:hAnsi="Calibri" w:cs="Calibri"/>
+                <w:lang w:val="en-AE"/>
+              </w:rPr>
+              <w:t>.</w:t>
+            </w:r>
+          </w:p>
+          <w:p>
+            <w:pPr>
               <w:numPr>
                 <w:ilvl w:val="0"/>
-                <w:numId w:val="25"/>
+                <w:numId w:val="42"/>
               </w:numPr>
-            </w:pPr>
-            <w:r>
-              <w:t>Minimum expectation: a comparison table linking:</w:t>
-            </w:r>
-          </w:p>
-          <w:p>
-            <w:pPr>
-              <w:pStyle w:val="ListParagraph"/>
-              <w:numPr>
-                <w:ilvl w:val="1"/>
-                <w:numId w:val="25"/>
-              </w:numPr>
-            </w:pPr>
-            <w:r>
-              <w:t>safety risks (pressure, leaks, noise, cleanliness)</w:t>
-            </w:r>
-          </w:p>
-          <w:p>
-            <w:pPr>
-              <w:pStyle w:val="ListParagraph"/>
-              <w:numPr>
-                <w:ilvl w:val="1"/>
-                <w:numId w:val="25"/>
-              </w:numPr>
-            </w:pPr>
-            <w:r>
-              <w:t>inspection/testing requirements</w:t>
-            </w:r>
-          </w:p>
-          <w:p>
-            <w:pPr>
-              <w:pStyle w:val="ListParagraph"/>
-              <w:numPr>
-                <w:ilvl w:val="1"/>
-                <w:numId w:val="25"/>
-              </w:numPr>
-            </w:pPr>
-            <w:r>
-              <w:t>relevant standards/regulations used by your centre/region (e.g., pressure system safety requirements, ISO symbol standards)</w:t>
-            </w:r>
-          </w:p>
-          <w:p/>
-          <w:p>
-            <w:r>
-              <w:t>4. Problem-solving tools</w:t>
-            </w:r>
-          </w:p>
-          <w:p>
-            <w:pPr>
-              <w:pStyle w:val="ListParagraph"/>
+              <w:rPr>
+                <w:rFonts w:ascii="Calibri" w:eastAsia="Calibri" w:hAnsi="Calibri" w:cs="Calibri"/>
+                <w:lang w:val="en-AE"/>
+              </w:rPr>
+            </w:pPr>
+            <w:r>
+              <w:rPr>
+                <w:rFonts w:ascii="Calibri" w:eastAsia="Calibri" w:hAnsi="Calibri" w:cs="Calibri"/>
+                <w:lang w:val="en-AE"/>
+              </w:rPr>
+              <w:t>Lazarescu, M., Biradar, R.C., Geetha, D., Tabassum, N. and Hegde, N. (eds.) (2023) </w:t>
+            </w:r>
+            <w:r>
+              <w:rPr>
+                <w:rFonts w:ascii="Calibri" w:eastAsia="Calibri" w:hAnsi="Calibri" w:cs="Calibri"/>
+                <w:i/>
+                <w:iCs/>
+                <w:lang w:val="en-AE"/>
+              </w:rPr>
+              <w:t>AI and Blockchain Applications in Industrial Robotics</w:t>
+            </w:r>
+            <w:r>
+              <w:rPr>
+                <w:rFonts w:ascii="Calibri" w:eastAsia="Calibri" w:hAnsi="Calibri" w:cs="Calibri"/>
+                <w:lang w:val="en-AE"/>
+              </w:rPr>
+              <w:t>. IGI Global.</w:t>
+            </w:r>
+          </w:p>
+          <w:p>
+            <w:pPr>
               <w:numPr>
                 <w:ilvl w:val="0"/>
-                <w:numId w:val="26"/>
+                <w:numId w:val="42"/>
               </w:numPr>
-            </w:pPr>
-            <w:r>
-              <w:t>Use at least two tools on one selected fault:</w:t>
-            </w:r>
-          </w:p>
-          <w:p>
-            <w:pPr>
-              <w:pStyle w:val="ListParagraph"/>
+              <w:rPr>
+                <w:rFonts w:ascii="Calibri" w:eastAsia="Calibri" w:hAnsi="Calibri" w:cs="Calibri"/>
+                <w:lang w:val="en-AE"/>
+              </w:rPr>
+            </w:pPr>
+            <w:r>
+              <w:rPr>
+                <w:rFonts w:ascii="Calibri" w:eastAsia="Calibri" w:hAnsi="Calibri" w:cs="Calibri"/>
+                <w:lang w:val="en-AE"/>
+              </w:rPr>
+              <w:t>Nagat, F. and Watanabe, K. (2013) </w:t>
+            </w:r>
+            <w:r>
+              <w:rPr>
+                <w:rFonts w:ascii="Calibri" w:eastAsia="Calibri" w:hAnsi="Calibri" w:cs="Calibri"/>
+                <w:i/>
+                <w:iCs/>
+                <w:lang w:val="en-AE"/>
+              </w:rPr>
+              <w:t>Controller Design for Industrial Robots and Machine Tools</w:t>
+            </w:r>
+            <w:r>
+              <w:rPr>
+                <w:rFonts w:ascii="Calibri" w:eastAsia="Calibri" w:hAnsi="Calibri" w:cs="Calibri"/>
+                <w:lang w:val="en-AE"/>
+              </w:rPr>
+              <w:t>. Woodhead Publishing.</w:t>
+            </w:r>
+          </w:p>
+          <w:p>
+            <w:pPr>
               <w:numPr>
                 <w:ilvl w:val="0"/>
-                <w:numId w:val="26"/>
+                <w:numId w:val="42"/>
               </w:numPr>
-            </w:pPr>
-            <w:r>
-              <w:t>Root Cause Analysis (RCA / 5 Whys)</w:t>
-            </w:r>
-          </w:p>
-          <w:p>
-            <w:pPr>
-              <w:pStyle w:val="ListParagraph"/>
+              <w:rPr>
+                <w:rFonts w:ascii="Calibri" w:eastAsia="Calibri" w:hAnsi="Calibri" w:cs="Calibri"/>
+                <w:lang w:val="en-AE"/>
+              </w:rPr>
+            </w:pPr>
+            <w:r>
+              <w:rPr>
+                <w:rFonts w:ascii="Calibri" w:eastAsia="Calibri" w:hAnsi="Calibri" w:cs="Calibri"/>
+                <w:lang w:val="en-AE"/>
+              </w:rPr>
+              <w:t>Perlberg, J. (2016) </w:t>
+            </w:r>
+            <w:r>
+              <w:rPr>
+                <w:rFonts w:ascii="Calibri" w:eastAsia="Calibri" w:hAnsi="Calibri" w:cs="Calibri"/>
+                <w:i/>
+                <w:iCs/>
+                <w:lang w:val="en-AE"/>
+              </w:rPr>
+              <w:t>Industrial Robotics</w:t>
+            </w:r>
+            <w:r>
+              <w:rPr>
+                <w:rFonts w:ascii="Calibri" w:eastAsia="Calibri" w:hAnsi="Calibri" w:cs="Calibri"/>
+                <w:lang w:val="en-AE"/>
+              </w:rPr>
+              <w:t>. Cengage Learning.</w:t>
+            </w:r>
+          </w:p>
+          <w:p>
+            <w:pPr>
               <w:numPr>
                 <w:ilvl w:val="0"/>
-                <w:numId w:val="26"/>
+                <w:numId w:val="42"/>
               </w:numPr>
-            </w:pPr>
-            <w:r>
-              <w:t>Fishbone diagram</w:t>
-            </w:r>
-          </w:p>
-          <w:p>
-            <w:pPr>
-              <w:pStyle w:val="ListParagraph"/>
+              <w:rPr>
+                <w:rFonts w:ascii="Calibri" w:eastAsia="Calibri" w:hAnsi="Calibri" w:cs="Calibri"/>
+                <w:lang w:val="en-AE"/>
+              </w:rPr>
+            </w:pPr>
+            <w:r>
+              <w:rPr>
+                <w:rFonts w:ascii="Calibri" w:eastAsia="Calibri" w:hAnsi="Calibri" w:cs="Calibri"/>
+                <w:lang w:val="en-AE"/>
+              </w:rPr>
+              <w:t xml:space="preserve">Petric, T., Ude, A. and </w:t>
+            </w:r>
+            <w:proofErr w:type="spellStart"/>
+            <w:r>
+              <w:rPr>
+                <w:rFonts w:ascii="Calibri" w:eastAsia="Calibri" w:hAnsi="Calibri" w:cs="Calibri"/>
+                <w:lang w:val="en-AE"/>
+              </w:rPr>
+              <w:t>Zlajpah</w:t>
+            </w:r>
+            <w:proofErr w:type="spellEnd"/>
+            <w:r>
+              <w:rPr>
+                <w:rFonts w:ascii="Calibri" w:eastAsia="Calibri" w:hAnsi="Calibri" w:cs="Calibri"/>
+                <w:lang w:val="en-AE"/>
+              </w:rPr>
+              <w:t>, L. (eds.) (2023) </w:t>
+            </w:r>
+            <w:r>
+              <w:rPr>
+                <w:rFonts w:ascii="Calibri" w:eastAsia="Calibri" w:hAnsi="Calibri" w:cs="Calibri"/>
+                <w:i/>
+                <w:iCs/>
+                <w:lang w:val="en-AE"/>
+              </w:rPr>
+              <w:t>Advances in Service and Industrial Robotics: RAAD 2023</w:t>
+            </w:r>
+            <w:r>
+              <w:rPr>
+                <w:rFonts w:ascii="Calibri" w:eastAsia="Calibri" w:hAnsi="Calibri" w:cs="Calibri"/>
+                <w:lang w:val="en-AE"/>
+              </w:rPr>
+              <w:t>. Springer.</w:t>
+            </w:r>
+          </w:p>
+          <w:p>
+            <w:pPr>
               <w:numPr>
                 <w:ilvl w:val="0"/>
-                <w:numId w:val="26"/>
+                <w:numId w:val="42"/>
               </w:numPr>
-            </w:pPr>
-            <w:r>
-              <w:t>PFMEA (recommended for strongest LO4 alignment)</w:t>
-            </w:r>
-          </w:p>
-          <w:p>
-            <w:pPr>
-              <w:pStyle w:val="ListParagraph"/>
+              <w:rPr>
+                <w:rFonts w:ascii="Calibri" w:eastAsia="Calibri" w:hAnsi="Calibri" w:cs="Calibri"/>
+                <w:lang w:val="en-AE"/>
+              </w:rPr>
+            </w:pPr>
+            <w:r>
+              <w:rPr>
+                <w:rFonts w:ascii="Calibri" w:eastAsia="Calibri" w:hAnsi="Calibri" w:cs="Calibri"/>
+                <w:lang w:val="en-AE"/>
+              </w:rPr>
+              <w:t>ISO 10218-1 and ISO 10218-2.</w:t>
+            </w:r>
+          </w:p>
+          <w:p>
+            <w:pPr>
               <w:numPr>
                 <w:ilvl w:val="0"/>
-                <w:numId w:val="26"/>
+                <w:numId w:val="42"/>
               </w:numPr>
-            </w:pPr>
-            <w:r>
-              <w:t>Optionally mention where PPS/APQP would fit in an industrial lifecycle.</w:t>
-            </w:r>
-          </w:p>
-          <w:p/>
-          <w:p>
-            <w:r>
-              <w:lastRenderedPageBreak/>
-              <w:t>5. Performance evaluation</w:t>
-            </w:r>
-          </w:p>
-          <w:p>
-            <w:pPr>
-              <w:pStyle w:val="ListParagraph"/>
+              <w:rPr>
+                <w:rFonts w:ascii="Calibri" w:eastAsia="Calibri" w:hAnsi="Calibri" w:cs="Calibri"/>
+                <w:lang w:val="en-AE"/>
+              </w:rPr>
+            </w:pPr>
+            <w:r>
+              <w:rPr>
+                <w:rFonts w:ascii="Calibri" w:eastAsia="Calibri" w:hAnsi="Calibri" w:cs="Calibri"/>
+                <w:lang w:val="en-AE"/>
+              </w:rPr>
+              <w:t>ISO 13849-1.</w:t>
+            </w:r>
+          </w:p>
+          <w:p>
+            <w:pPr>
               <w:numPr>
                 <w:ilvl w:val="0"/>
-                <w:numId w:val="27"/>
+                <w:numId w:val="42"/>
               </w:numPr>
-            </w:pPr>
-            <w:r>
-              <w:t>Evaluate the importance of maintenance, inspection, testing and fault-finding in respect of improved system performance:</w:t>
-            </w:r>
-          </w:p>
-          <w:p>
-            <w:pPr>
-              <w:pStyle w:val="ListParagraph"/>
-              <w:numPr>
-                <w:ilvl w:val="1"/>
-                <w:numId w:val="27"/>
-              </w:numPr>
-            </w:pPr>
-            <w:r>
-              <w:t>link actions to measurable outcomes (downtime, cycle time stability, scrap rate, safety incidents, component life)</w:t>
-            </w:r>
-          </w:p>
-          <w:p>
-            <w:pPr>
-              <w:pStyle w:val="ListParagraph"/>
-              <w:numPr>
-                <w:ilvl w:val="1"/>
-                <w:numId w:val="27"/>
-              </w:numPr>
-            </w:pPr>
-            <w:r>
-              <w:t>explain why the improvements occur (contamination reduction, early detection, correct settings)</w:t>
-            </w:r>
-          </w:p>
-          <w:p>
-            <w:pPr>
-              <w:pStyle w:val="ListParagraph"/>
-              <w:ind w:left="1440"/>
-            </w:pPr>
-          </w:p>
-          <w:p>
-            <w:r>
-              <w:t>6. Job market and opportunities</w:t>
-            </w:r>
-          </w:p>
-          <w:p>
-            <w:pPr>
-              <w:pStyle w:val="ListParagraph"/>
+              <w:rPr>
+                <w:rFonts w:ascii="Calibri" w:eastAsia="Calibri" w:hAnsi="Calibri" w:cs="Calibri"/>
+                <w:lang w:val="en-AE"/>
+              </w:rPr>
+            </w:pPr>
+            <w:r>
+              <w:rPr>
+                <w:rFonts w:ascii="Calibri" w:eastAsia="Calibri" w:hAnsi="Calibri" w:cs="Calibri"/>
+                <w:lang w:val="en-AE"/>
+              </w:rPr>
+              <w:t>ANSI/RIA R15.06.</w:t>
+            </w:r>
+          </w:p>
+          <w:p>
+            <w:pPr>
               <w:numPr>
                 <w:ilvl w:val="0"/>
-                <w:numId w:val="27"/>
+                <w:numId w:val="42"/>
               </w:numPr>
-            </w:pPr>
-            <w:r>
-              <w:t>Briefly describe roles and efficiency opportunities related to maintaining pneumatic/hydraulic systems (maintenance technician, reliability engineer, automation maintenance).</w:t>
-            </w:r>
+              <w:rPr>
+                <w:rFonts w:ascii="Calibri" w:eastAsia="Calibri" w:hAnsi="Calibri" w:cs="Calibri"/>
+                <w:lang w:val="en-AE"/>
+              </w:rPr>
+            </w:pPr>
+            <w:r>
+              <w:rPr>
+                <w:rFonts w:ascii="Calibri" w:eastAsia="Calibri" w:hAnsi="Calibri" w:cs="Calibri"/>
+                <w:lang w:val="en-AE"/>
+              </w:rPr>
+              <w:t>IEC 61508.</w:t>
+            </w:r>
+          </w:p>
+          <w:p>
+            <w:pPr>
+              <w:rPr>
+                <w:rFonts w:ascii="Plus Jakarta Sans" w:eastAsia="Plus Jakarta Sans" w:hAnsi="Plus Jakarta Sans" w:cs="Plus Jakarta Sans"/>
+              </w:rPr>
+            </w:pPr>
           </w:p>
         </w:tc>
       </w:tr>
-      <w:tr>
-        <w:trPr>
-          <w:trHeight w:val="300"/>
-        </w:trPr>
-        <w:tc>
-          <w:tcPr>
-            <w:tcW w:w="2201" w:type="dxa"/>
-            <w:shd w:val="clear" w:color="auto" w:fill="EBEBF9"/>
-          </w:tcPr>
-          <w:p>
-            <w:pPr>
-              <w:rPr>
-                <w:rFonts w:ascii="Plus Jakarta Sans" w:eastAsia="Plus Jakarta Sans" w:hAnsi="Plus Jakarta Sans" w:cs="Plus Jakarta Sans"/>
-                <w:color w:val="0D004D"/>
-              </w:rPr>
-            </w:pPr>
-            <w:r>
-              <w:rPr>
-                <w:rFonts w:ascii="Plus Jakarta Sans" w:eastAsia="Plus Jakarta Sans" w:hAnsi="Plus Jakarta Sans" w:cs="Plus Jakarta Sans"/>
-                <w:color w:val="0D004D"/>
-              </w:rPr>
-              <w:lastRenderedPageBreak/>
-              <w:t>Checklist of evidence required  </w:t>
-            </w:r>
-          </w:p>
-        </w:tc>
-        <w:tc>
-          <w:tcPr>
-            <w:tcW w:w="6809" w:type="dxa"/>
-          </w:tcPr>
-          <w:p>
-            <w:pPr>
-              <w:numPr>
-                <w:ilvl w:val="0"/>
-                <w:numId w:val="1"/>
-              </w:numPr>
-              <w:spacing w:after="0"/>
-              <w:rPr>
-                <w:rFonts w:ascii="Calibri" w:eastAsia="Calibri" w:hAnsi="Calibri" w:cs="Calibri"/>
-              </w:rPr>
-            </w:pPr>
-            <w:r>
-              <w:rPr>
-                <w:rFonts w:ascii="Calibri" w:eastAsia="Calibri" w:hAnsi="Calibri" w:cs="Calibri"/>
-              </w:rPr>
-              <w:t>Fault + hazard recognition table</w:t>
-            </w:r>
-          </w:p>
-          <w:p>
-            <w:pPr>
-              <w:numPr>
-                <w:ilvl w:val="0"/>
-                <w:numId w:val="1"/>
-              </w:numPr>
-              <w:spacing w:after="0"/>
-              <w:rPr>
-                <w:rFonts w:ascii="Calibri" w:eastAsia="Calibri" w:hAnsi="Calibri" w:cs="Calibri"/>
-              </w:rPr>
-            </w:pPr>
-            <w:r>
-              <w:rPr>
-                <w:rFonts w:ascii="Calibri" w:eastAsia="Calibri" w:hAnsi="Calibri" w:cs="Calibri"/>
-              </w:rPr>
-              <w:t xml:space="preserve">Maintenance procedures + schedules + record templates </w:t>
-            </w:r>
-          </w:p>
-          <w:p>
-            <w:pPr>
-              <w:numPr>
-                <w:ilvl w:val="0"/>
-                <w:numId w:val="1"/>
-              </w:numPr>
-              <w:spacing w:after="0"/>
-              <w:rPr>
-                <w:rFonts w:ascii="Calibri" w:eastAsia="Calibri" w:hAnsi="Calibri" w:cs="Calibri"/>
-              </w:rPr>
-            </w:pPr>
-            <w:r>
-              <w:rPr>
-                <w:rFonts w:ascii="Calibri" w:eastAsia="Calibri" w:hAnsi="Calibri" w:cs="Calibri"/>
-              </w:rPr>
-              <w:t xml:space="preserve">Pneumatic vs hydraulic legislation/safety comparison </w:t>
-            </w:r>
-          </w:p>
-          <w:p>
-            <w:pPr>
-              <w:numPr>
-                <w:ilvl w:val="0"/>
-                <w:numId w:val="1"/>
-              </w:numPr>
-              <w:spacing w:after="0"/>
-              <w:rPr>
-                <w:rFonts w:ascii="Calibri" w:eastAsia="Calibri" w:hAnsi="Calibri" w:cs="Calibri"/>
-              </w:rPr>
-            </w:pPr>
-            <w:r>
-              <w:rPr>
-                <w:rFonts w:ascii="Calibri" w:eastAsia="Calibri" w:hAnsi="Calibri" w:cs="Calibri"/>
-              </w:rPr>
-              <w:t>RCA/Fishbone + (preferably) PFMEA evidence</w:t>
-            </w:r>
-          </w:p>
-          <w:p>
-            <w:pPr>
-              <w:numPr>
-                <w:ilvl w:val="0"/>
-                <w:numId w:val="1"/>
-              </w:numPr>
-              <w:spacing w:after="0"/>
-              <w:rPr>
-                <w:rFonts w:ascii="Calibri" w:eastAsia="Calibri" w:hAnsi="Calibri" w:cs="Calibri"/>
-              </w:rPr>
-            </w:pPr>
-            <w:r>
-              <w:rPr>
-                <w:rFonts w:ascii="Calibri" w:eastAsia="Calibri" w:hAnsi="Calibri" w:cs="Calibri"/>
-              </w:rPr>
-              <w:t>Evaluation linking maintenance/testing/fault-finding to performance</w:t>
-            </w:r>
-          </w:p>
-          <w:p>
-            <w:pPr>
-              <w:numPr>
-                <w:ilvl w:val="0"/>
-                <w:numId w:val="1"/>
-              </w:numPr>
-              <w:spacing w:after="0"/>
-              <w:rPr>
-                <w:rFonts w:ascii="Calibri" w:eastAsia="Calibri" w:hAnsi="Calibri" w:cs="Calibri"/>
-              </w:rPr>
-            </w:pPr>
-            <w:r>
-              <w:rPr>
-                <w:rFonts w:ascii="Calibri" w:eastAsia="Calibri" w:hAnsi="Calibri" w:cs="Calibri"/>
-              </w:rPr>
-              <w:t>Job market/opportunities short section</w:t>
-            </w:r>
-          </w:p>
-          <w:p>
-            <w:pPr>
-              <w:numPr>
-                <w:ilvl w:val="0"/>
-                <w:numId w:val="1"/>
-              </w:numPr>
-              <w:spacing w:after="0"/>
-              <w:rPr>
-                <w:rFonts w:ascii="Calibri" w:eastAsia="Calibri" w:hAnsi="Calibri" w:cs="Calibri"/>
-              </w:rPr>
-            </w:pPr>
-            <w:r>
-              <w:rPr>
-                <w:rFonts w:ascii="Calibri" w:eastAsia="Calibri" w:hAnsi="Calibri" w:cs="Calibri"/>
-              </w:rPr>
-              <w:t>References (Harvard)</w:t>
-            </w:r>
-          </w:p>
-        </w:tc>
-      </w:tr>
-      <w:tr>
-        <w:trPr>
-          <w:trHeight w:val="300"/>
-        </w:trPr>
-        <w:tc>
-          <w:tcPr>
-            <w:tcW w:w="9010" w:type="dxa"/>
-            <w:gridSpan w:val="2"/>
-            <w:shd w:val="clear" w:color="auto" w:fill="EBEBF9"/>
-            <w:vAlign w:val="center"/>
-          </w:tcPr>
-          <w:p>
-            <w:pPr>
-              <w:rPr>
-                <w:rFonts w:ascii="Plus Jakarta Sans" w:eastAsia="Plus Jakarta Sans" w:hAnsi="Plus Jakarta Sans" w:cs="Plus Jakarta Sans"/>
-                <w:color w:val="0D004D"/>
-              </w:rPr>
-            </w:pPr>
-            <w:r>
-              <w:rPr>
-                <w:rFonts w:ascii="Plus Jakarta Sans" w:eastAsia="Plus Jakarta Sans" w:hAnsi="Plus Jakarta Sans" w:cs="Plus Jakarta Sans"/>
-                <w:color w:val="0D004D"/>
-              </w:rPr>
-              <w:t>Criteria covered by this task: </w:t>
-            </w:r>
-          </w:p>
-        </w:tc>
-      </w:tr>
-      <w:tr>
-        <w:trPr>
-          <w:trHeight w:val="300"/>
-        </w:trPr>
-        <w:tc>
-          <w:tcPr>
-            <w:tcW w:w="2201" w:type="dxa"/>
-            <w:shd w:val="clear" w:color="auto" w:fill="F2F2F2"/>
-            <w:vAlign w:val="center"/>
-          </w:tcPr>
-          <w:p>
-            <w:pPr>
-              <w:rPr>
-                <w:rFonts w:ascii="Plus Jakarta Sans" w:eastAsia="Plus Jakarta Sans" w:hAnsi="Plus Jakarta Sans" w:cs="Plus Jakarta Sans"/>
-                <w:color w:val="0D004D"/>
-              </w:rPr>
-            </w:pPr>
-            <w:r>
-              <w:rPr>
-                <w:rFonts w:ascii="Plus Jakarta Sans" w:eastAsia="Plus Jakarta Sans" w:hAnsi="Plus Jakarta Sans" w:cs="Plus Jakarta Sans"/>
-                <w:color w:val="0D004D"/>
-              </w:rPr>
-              <w:t>Unit/criteria reference </w:t>
-            </w:r>
-          </w:p>
-        </w:tc>
-        <w:tc>
-          <w:tcPr>
-            <w:tcW w:w="6809" w:type="dxa"/>
-            <w:shd w:val="clear" w:color="auto" w:fill="F2F2F2"/>
-            <w:vAlign w:val="center"/>
-          </w:tcPr>
-          <w:p>
-            <w:pPr>
-              <w:rPr>
-                <w:rFonts w:ascii="Plus Jakarta Sans" w:eastAsia="Plus Jakarta Sans" w:hAnsi="Plus Jakarta Sans" w:cs="Plus Jakarta Sans"/>
-                <w:color w:val="0D004D"/>
-              </w:rPr>
-            </w:pPr>
-            <w:r>
-              <w:rPr>
-                <w:rFonts w:ascii="Plus Jakarta Sans" w:eastAsia="Plus Jakarta Sans" w:hAnsi="Plus Jakarta Sans" w:cs="Plus Jakarta Sans"/>
-                <w:color w:val="0D004D"/>
-              </w:rPr>
-              <w:t>To achieve the criteria, you must show that you are able to: </w:t>
-            </w:r>
-          </w:p>
-        </w:tc>
-      </w:tr>
-      <w:tr>
-        <w:trPr>
-          <w:trHeight w:val="745"/>
-        </w:trPr>
-        <w:tc>
-          <w:tcPr>
-            <w:tcW w:w="2201" w:type="dxa"/>
-          </w:tcPr>
-          <w:p>
-            <w:pPr>
-              <w:rPr>
-                <w:rFonts w:ascii="Calibri" w:eastAsia="Calibri" w:hAnsi="Calibri" w:cs="Calibri"/>
-              </w:rPr>
-            </w:pPr>
-            <w:r>
-              <w:t>LO4.P8</w:t>
-            </w:r>
-          </w:p>
-        </w:tc>
-        <w:tc>
-          <w:tcPr>
-            <w:tcW w:w="6809" w:type="dxa"/>
-          </w:tcPr>
-          <w:p>
-            <w:pPr>
-              <w:rPr>
-                <w:rFonts w:ascii="Calibri" w:eastAsia="Calibri" w:hAnsi="Calibri" w:cs="Calibri"/>
-              </w:rPr>
-            </w:pPr>
-            <w:r>
-              <w:t>Recognise system faults and potential hazards in pneumatic and hydraulic systems.</w:t>
-            </w:r>
-          </w:p>
-        </w:tc>
-      </w:tr>
-      <w:tr>
-        <w:trPr>
-          <w:trHeight w:val="700"/>
-        </w:trPr>
-        <w:tc>
-          <w:tcPr>
-            <w:tcW w:w="2201" w:type="dxa"/>
-          </w:tcPr>
-          <w:p>
-            <w:pPr>
-              <w:rPr>
-                <w:rFonts w:ascii="Calibri" w:eastAsia="Calibri" w:hAnsi="Calibri" w:cs="Calibri"/>
-              </w:rPr>
-            </w:pPr>
-            <w:r>
-              <w:t>LO4.P9</w:t>
-            </w:r>
-          </w:p>
-        </w:tc>
-        <w:tc>
-          <w:tcPr>
-            <w:tcW w:w="6809" w:type="dxa"/>
-          </w:tcPr>
-          <w:p>
-            <w:pPr>
-              <w:rPr>
-                <w:rFonts w:ascii="Calibri" w:eastAsia="Calibri" w:hAnsi="Calibri" w:cs="Calibri"/>
-              </w:rPr>
-            </w:pPr>
-            <w:r>
-              <w:t>Investigate procedures to ensure efficient maintenance and operation of pneumatic and hydraulic systems.</w:t>
-            </w:r>
-          </w:p>
-        </w:tc>
-      </w:tr>
-      <w:tr>
-        <w:trPr>
-          <w:trHeight w:val="300"/>
-        </w:trPr>
-        <w:tc>
-          <w:tcPr>
-            <w:tcW w:w="2201" w:type="dxa"/>
-          </w:tcPr>
-          <w:p>
-            <w:pPr>
-              <w:rPr>
-                <w:rFonts w:ascii="Calibri" w:eastAsia="Calibri" w:hAnsi="Calibri" w:cs="Calibri"/>
-              </w:rPr>
-            </w:pPr>
-            <w:r>
-              <w:t>LO4.M4</w:t>
-            </w:r>
-          </w:p>
-        </w:tc>
-        <w:tc>
-          <w:tcPr>
-            <w:tcW w:w="6809" w:type="dxa"/>
-          </w:tcPr>
-          <w:p>
-            <w:pPr>
-              <w:rPr>
-                <w:rFonts w:ascii="Calibri" w:eastAsia="Calibri" w:hAnsi="Calibri" w:cs="Calibri"/>
-              </w:rPr>
-            </w:pPr>
-            <w:r>
-              <w:t>Compare construction and operation of hydraulic and pneumatic systems with regards to legislation and safety issues.</w:t>
-            </w:r>
-          </w:p>
-        </w:tc>
-      </w:tr>
-      <w:tr>
-        <w:trPr>
-          <w:trHeight w:val="300"/>
-        </w:trPr>
-        <w:tc>
-          <w:tcPr>
-            <w:tcW w:w="2201" w:type="dxa"/>
-          </w:tcPr>
-          <w:p>
-            <w:pPr>
-              <w:rPr>
-                <w:rFonts w:ascii="Calibri" w:eastAsia="Calibri" w:hAnsi="Calibri" w:cs="Calibri"/>
-              </w:rPr>
-            </w:pPr>
-            <w:r>
-              <w:t>LO4.D4</w:t>
-            </w:r>
-          </w:p>
-        </w:tc>
-        <w:tc>
-          <w:tcPr>
-            <w:tcW w:w="6809" w:type="dxa"/>
-          </w:tcPr>
-          <w:p>
-            <w:pPr>
-              <w:rPr>
-                <w:rFonts w:ascii="Calibri" w:eastAsia="Calibri" w:hAnsi="Calibri" w:cs="Calibri"/>
-              </w:rPr>
-            </w:pPr>
-            <w:r>
-              <w:t>Evaluate the importance of maintenance, inspection, testing and fault-finding in respect of improved system performance.</w:t>
-            </w:r>
-          </w:p>
-        </w:tc>
-      </w:tr>
-      <w:bookmarkEnd w:id="2"/>
     </w:tbl>
-    <w:p>
-      <w:pPr>
-        <w:rPr>
-          <w:rFonts w:ascii="Plus Jakarta Sans" w:eastAsia="Plus Jakarta Sans" w:hAnsi="Plus Jakarta Sans" w:cs="Plus Jakarta Sans"/>
-        </w:rPr>
-      </w:pPr>
-    </w:p>
-    <w:p>
-      <w:pPr>
-        <w:rPr>
-          <w:rFonts w:ascii="Plus Jakarta Sans" w:eastAsia="Plus Jakarta Sans" w:hAnsi="Plus Jakarta Sans" w:cs="Plus Jakarta Sans"/>
-        </w:rPr>
-      </w:pPr>
-    </w:p>
-    <w:p>
-      <w:pPr>
-        <w:rPr>
-          <w:rFonts w:ascii="Plus Jakarta Sans" w:eastAsia="Plus Jakarta Sans" w:hAnsi="Plus Jakarta Sans" w:cs="Plus Jakarta Sans"/>
-        </w:rPr>
-      </w:pPr>
-    </w:p>
     <w:p>
       <w:pPr>
         <w:rPr>
@@ -3170,8 +3054,7 @@
                 <w:rFonts w:ascii="Plus Jakarta Sans" w:eastAsia="Plus Jakarta Sans" w:hAnsi="Plus Jakarta Sans" w:cs="Plus Jakarta Sans"/>
                 <w:color w:val="0D004D"/>
               </w:rPr>
-              <w:lastRenderedPageBreak/>
-              <w:t>Sources of information to support you with this assignment </w:t>
+              <w:t>Submission Format </w:t>
             </w:r>
           </w:p>
         </w:tc>
@@ -3181,195 +3064,186 @@
           </w:tcPr>
           <w:p>
             <w:pPr>
-              <w:rPr>
-                <w:rFonts w:ascii="Calibri" w:eastAsia="Calibri" w:hAnsi="Calibri" w:cs="Calibri"/>
-              </w:rPr>
-            </w:pPr>
-            <w:r>
+              <w:numPr>
+                <w:ilvl w:val="0"/>
+                <w:numId w:val="43"/>
+              </w:numPr>
+              <w:rPr>
+                <w:rFonts w:ascii="Calibri" w:eastAsia="Calibri" w:hAnsi="Calibri" w:cs="Calibri"/>
+                <w:lang w:val="en-AE"/>
+              </w:rPr>
+            </w:pPr>
+            <w:r>
+              <w:rPr>
+                <w:rFonts w:ascii="Calibri" w:eastAsia="Calibri" w:hAnsi="Calibri" w:cs="Calibri"/>
+                <w:b/>
+                <w:bCs/>
+                <w:lang w:val="en-AE"/>
+              </w:rPr>
+              <w:t>Main written work:</w:t>
+            </w:r>
+            <w:r>
+              <w:rPr>
+                <w:rFonts w:ascii="Calibri" w:eastAsia="Calibri" w:hAnsi="Calibri" w:cs="Calibri"/>
+                <w:lang w:val="en-AE"/>
+              </w:rPr>
+              <w:t> .</w:t>
+            </w:r>
+            <w:proofErr w:type="spellStart"/>
+            <w:r>
+              <w:rPr>
+                <w:rFonts w:ascii="Calibri" w:eastAsia="Calibri" w:hAnsi="Calibri" w:cs="Calibri"/>
+                <w:lang w:val="en-AE"/>
+              </w:rPr>
+              <w:t>odt</w:t>
+            </w:r>
+            <w:proofErr w:type="spellEnd"/>
+            <w:r>
+              <w:rPr>
+                <w:rFonts w:ascii="Calibri" w:eastAsia="Calibri" w:hAnsi="Calibri" w:cs="Calibri"/>
+                <w:lang w:val="en-AE"/>
+              </w:rPr>
+              <w:t> OpenDocument format, preferably Open Sans size 12 or centre standard.</w:t>
+            </w:r>
+          </w:p>
+          <w:p>
+            <w:pPr>
+              <w:numPr>
+                <w:ilvl w:val="0"/>
+                <w:numId w:val="43"/>
+              </w:numPr>
+              <w:rPr>
+                <w:rFonts w:ascii="Calibri" w:eastAsia="Calibri" w:hAnsi="Calibri" w:cs="Calibri"/>
+                <w:lang w:val="en-AE"/>
+              </w:rPr>
+            </w:pPr>
+            <w:r>
+              <w:rPr>
+                <w:rFonts w:ascii="Calibri" w:eastAsia="Calibri" w:hAnsi="Calibri" w:cs="Calibri"/>
+                <w:b/>
+                <w:bCs/>
+                <w:lang w:val="en-AE"/>
+              </w:rPr>
+              <w:t>Programming evidence:</w:t>
+            </w:r>
+            <w:r>
+              <w:rPr>
+                <w:rFonts w:ascii="Calibri" w:eastAsia="Calibri" w:hAnsi="Calibri" w:cs="Calibri"/>
+                <w:lang w:val="en-AE"/>
+              </w:rPr>
+              <w:t> simulation files, code, screenshots, exported project files, or zipped working folders as appropriate.</w:t>
+            </w:r>
+          </w:p>
+          <w:p>
+            <w:pPr>
+              <w:numPr>
+                <w:ilvl w:val="0"/>
+                <w:numId w:val="43"/>
+              </w:numPr>
+              <w:rPr>
+                <w:rFonts w:ascii="Calibri" w:eastAsia="Calibri" w:hAnsi="Calibri" w:cs="Calibri"/>
+                <w:lang w:val="en-AE"/>
+              </w:rPr>
+            </w:pPr>
+            <w:r>
+              <w:rPr>
+                <w:rFonts w:ascii="Calibri" w:eastAsia="Calibri" w:hAnsi="Calibri" w:cs="Calibri"/>
+                <w:b/>
+                <w:bCs/>
+                <w:lang w:val="en-AE"/>
+              </w:rPr>
+              <w:t>Professional discussion notes:</w:t>
+            </w:r>
+            <w:r>
+              <w:rPr>
+                <w:rFonts w:ascii="Calibri" w:eastAsia="Calibri" w:hAnsi="Calibri" w:cs="Calibri"/>
+                <w:lang w:val="en-AE"/>
+              </w:rPr>
+              <w:t> written summary of the discussion with the assessor regarding programming, simulation, testing, and fault handling.</w:t>
+            </w:r>
+          </w:p>
+          <w:p>
+            <w:pPr>
+              <w:numPr>
+                <w:ilvl w:val="0"/>
+                <w:numId w:val="43"/>
+              </w:numPr>
+              <w:rPr>
+                <w:rFonts w:ascii="Calibri" w:eastAsia="Calibri" w:hAnsi="Calibri" w:cs="Calibri"/>
+                <w:lang w:val="en-AE"/>
+              </w:rPr>
+            </w:pPr>
+            <w:r>
+              <w:rPr>
+                <w:rFonts w:ascii="Calibri" w:eastAsia="Calibri" w:hAnsi="Calibri" w:cs="Calibri"/>
+                <w:b/>
+                <w:bCs/>
+                <w:lang w:val="en-AE"/>
+              </w:rPr>
+              <w:t>Presentation:</w:t>
+            </w:r>
+            <w:r>
+              <w:rPr>
+                <w:rFonts w:ascii="Calibri" w:eastAsia="Calibri" w:hAnsi="Calibri" w:cs="Calibri"/>
+                <w:lang w:val="en-AE"/>
+              </w:rPr>
+              <w:t> .</w:t>
+            </w:r>
+            <w:proofErr w:type="spellStart"/>
+            <w:r>
+              <w:rPr>
+                <w:rFonts w:ascii="Calibri" w:eastAsia="Calibri" w:hAnsi="Calibri" w:cs="Calibri"/>
+                <w:lang w:val="en-AE"/>
+              </w:rPr>
+              <w:t>odp</w:t>
+            </w:r>
+            <w:proofErr w:type="spellEnd"/>
+            <w:r>
+              <w:rPr>
+                <w:rFonts w:ascii="Calibri" w:eastAsia="Calibri" w:hAnsi="Calibri" w:cs="Calibri"/>
+                <w:lang w:val="en-AE"/>
+              </w:rPr>
+              <w:t> or .pdf.</w:t>
+            </w:r>
+          </w:p>
+          <w:p>
+            <w:pPr>
+              <w:numPr>
+                <w:ilvl w:val="0"/>
+                <w:numId w:val="43"/>
+              </w:numPr>
+              <w:rPr>
+                <w:rFonts w:ascii="Calibri" w:eastAsia="Calibri" w:hAnsi="Calibri" w:cs="Calibri"/>
+                <w:lang w:val="en-AE"/>
+              </w:rPr>
+            </w:pPr>
+            <w:r>
+              <w:rPr>
+                <w:rFonts w:ascii="Calibri" w:eastAsia="Calibri" w:hAnsi="Calibri" w:cs="Calibri"/>
+                <w:b/>
+                <w:bCs/>
+                <w:lang w:val="en-AE"/>
+              </w:rPr>
+              <w:t>Referencing:</w:t>
+            </w:r>
+            <w:r>
+              <w:rPr>
+                <w:rFonts w:ascii="Calibri" w:eastAsia="Calibri" w:hAnsi="Calibri" w:cs="Calibri"/>
+                <w:lang w:val="en-AE"/>
+              </w:rPr>
+              <w:t> Harvard style throughout.</w:t>
+            </w:r>
+          </w:p>
+          <w:p>
+            <w:pPr>
               <w:rPr>
                 <w:rFonts w:ascii="Plus Jakarta Sans" w:eastAsia="Plus Jakarta Sans" w:hAnsi="Plus Jakarta Sans" w:cs="Plus Jakarta Sans"/>
               </w:rPr>
-              <w:t> </w:t>
-            </w:r>
-            <w:r>
-              <w:rPr>
-                <w:rFonts w:ascii="Calibri" w:eastAsia="Calibri" w:hAnsi="Calibri" w:cs="Calibri"/>
-              </w:rPr>
-              <w:t>Bolton, W. Pneumatic and Hydraulic Systems</w:t>
-            </w:r>
-          </w:p>
-          <w:p>
-            <w:pPr>
-              <w:rPr>
-                <w:rFonts w:ascii="Calibri" w:eastAsia="Calibri" w:hAnsi="Calibri" w:cs="Calibri"/>
-              </w:rPr>
-            </w:pPr>
-            <w:r>
-              <w:rPr>
-                <w:rFonts w:ascii="Calibri" w:eastAsia="Calibri" w:hAnsi="Calibri" w:cs="Calibri"/>
-              </w:rPr>
-              <w:t>Merritt, H. Hydraulic Control Systems</w:t>
-            </w:r>
-          </w:p>
-          <w:p>
-            <w:pPr>
-              <w:rPr>
-                <w:rFonts w:ascii="Calibri" w:eastAsia="Calibri" w:hAnsi="Calibri" w:cs="Calibri"/>
-              </w:rPr>
-            </w:pPr>
-            <w:r>
-              <w:rPr>
-                <w:rFonts w:ascii="Calibri" w:eastAsia="Calibri" w:hAnsi="Calibri" w:cs="Calibri"/>
-              </w:rPr>
-              <w:t>ISO 1219-1 / ISO 1219-2 (symbols/circuit diagrams)</w:t>
-            </w:r>
-          </w:p>
-          <w:p>
-            <w:pPr>
-              <w:rPr>
-                <w:rFonts w:ascii="Calibri" w:eastAsia="Calibri" w:hAnsi="Calibri" w:cs="Calibri"/>
-              </w:rPr>
-            </w:pPr>
-            <w:r>
-              <w:rPr>
-                <w:rFonts w:ascii="Calibri" w:eastAsia="Calibri" w:hAnsi="Calibri" w:cs="Calibri"/>
-              </w:rPr>
-              <w:t>Pressure systems safety guidance applicable to your centre/region</w:t>
-            </w:r>
-          </w:p>
-          <w:p>
-            <w:pPr>
-              <w:rPr>
-                <w:rFonts w:ascii="Calibri" w:eastAsia="Calibri" w:hAnsi="Calibri" w:cs="Calibri"/>
-              </w:rPr>
-            </w:pPr>
-            <w:r>
-              <w:rPr>
-                <w:rFonts w:ascii="Calibri" w:eastAsia="Calibri" w:hAnsi="Calibri" w:cs="Calibri"/>
-              </w:rPr>
-              <w:t>Manufacturer datasheets (cylinders, valves, FRL, pumps, filters)</w:t>
-            </w:r>
-          </w:p>
-          <w:p>
-            <w:pPr>
-              <w:rPr>
-                <w:rFonts w:ascii="Plus Jakarta Sans" w:eastAsia="Plus Jakarta Sans" w:hAnsi="Plus Jakarta Sans" w:cs="Plus Jakarta Sans"/>
-              </w:rPr>
-            </w:pPr>
-            <w:r>
-              <w:rPr>
-                <w:rFonts w:ascii="Calibri" w:eastAsia="Calibri" w:hAnsi="Calibri" w:cs="Calibri"/>
-              </w:rPr>
-              <w:t>Simulation tools: FluidSIM / Simscape Fluids / MATLAB-Simulink</w:t>
-            </w:r>
+            </w:pPr>
           </w:p>
         </w:tc>
       </w:tr>
     </w:tbl>
-    <w:p>
-      <w:pPr>
-        <w:rPr>
-          <w:rFonts w:ascii="Plus Jakarta Sans" w:eastAsia="Plus Jakarta Sans" w:hAnsi="Plus Jakarta Sans" w:cs="Plus Jakarta Sans"/>
-        </w:rPr>
-      </w:pPr>
-      <w:r>
-        <w:rPr>
-          <w:rFonts w:ascii="Plus Jakarta Sans" w:eastAsia="Plus Jakarta Sans" w:hAnsi="Plus Jakarta Sans" w:cs="Plus Jakarta Sans"/>
-        </w:rPr>
-        <w:t> </w:t>
-      </w:r>
-    </w:p>
-    <w:tbl>
-      <w:tblPr>
-        <w:tblStyle w:val="a1"/>
-        <w:tblW w:w="9010" w:type="dxa"/>
-        <w:tblBorders>
-          <w:top w:val="single" w:sz="6" w:space="0" w:color="512EAB"/>
-          <w:left w:val="single" w:sz="6" w:space="0" w:color="512EAB"/>
-          <w:bottom w:val="single" w:sz="6" w:space="0" w:color="512EAB"/>
-          <w:right w:val="single" w:sz="6" w:space="0" w:color="512EAB"/>
-          <w:insideH w:val="single" w:sz="6" w:space="0" w:color="512EAB"/>
-          <w:insideV w:val="single" w:sz="6" w:space="0" w:color="512EAB"/>
-        </w:tblBorders>
-        <w:tblLayout w:type="fixed"/>
-        <w:tblLook w:val="0400" w:firstRow="0" w:lastRow="0" w:firstColumn="0" w:lastColumn="0" w:noHBand="0" w:noVBand="1"/>
-      </w:tblPr>
-      <w:tblGrid>
-        <w:gridCol w:w="2171"/>
-        <w:gridCol w:w="6839"/>
-      </w:tblGrid>
-      <w:tr>
-        <w:trPr>
-          <w:trHeight w:val="300"/>
-        </w:trPr>
-        <w:tc>
-          <w:tcPr>
-            <w:tcW w:w="2171" w:type="dxa"/>
-            <w:shd w:val="clear" w:color="auto" w:fill="EBEBF9"/>
-          </w:tcPr>
-          <w:p>
-            <w:pPr>
-              <w:rPr>
-                <w:rFonts w:ascii="Plus Jakarta Sans" w:eastAsia="Plus Jakarta Sans" w:hAnsi="Plus Jakarta Sans" w:cs="Plus Jakarta Sans"/>
-                <w:color w:val="0D004D"/>
-              </w:rPr>
-            </w:pPr>
-            <w:r>
-              <w:rPr>
-                <w:rFonts w:ascii="Plus Jakarta Sans" w:eastAsia="Plus Jakarta Sans" w:hAnsi="Plus Jakarta Sans" w:cs="Plus Jakarta Sans"/>
-                <w:color w:val="0D004D"/>
-              </w:rPr>
-              <w:t>Submission Format </w:t>
-            </w:r>
-          </w:p>
-        </w:tc>
-        <w:tc>
-          <w:tcPr>
-            <w:tcW w:w="6839" w:type="dxa"/>
-          </w:tcPr>
-          <w:p>
-            <w:pPr>
-              <w:rPr>
-                <w:rFonts w:ascii="Calibri" w:eastAsia="Calibri" w:hAnsi="Calibri" w:cs="Calibri"/>
-              </w:rPr>
-            </w:pPr>
-            <w:r>
-              <w:rPr>
-                <w:rFonts w:ascii="Calibri" w:eastAsia="Calibri" w:hAnsi="Calibri" w:cs="Calibri"/>
-              </w:rPr>
-              <w:t>Main report: .ODT (OpenDocument), Open Sans 12 (or centre standard)</w:t>
-            </w:r>
-          </w:p>
-          <w:p>
-            <w:pPr>
-              <w:rPr>
-                <w:rFonts w:ascii="Calibri" w:eastAsia="Calibri" w:hAnsi="Calibri" w:cs="Calibri"/>
-              </w:rPr>
-            </w:pPr>
-            <w:r>
-              <w:rPr>
-                <w:rFonts w:ascii="Calibri" w:eastAsia="Calibri" w:hAnsi="Calibri" w:cs="Calibri"/>
-              </w:rPr>
-              <w:t>Appendices: diagrams, calculations, simulation screenshots/plots, maintenance logs</w:t>
-            </w:r>
-          </w:p>
-          <w:p>
-            <w:pPr>
-              <w:rPr>
-                <w:rFonts w:ascii="Plus Jakarta Sans" w:eastAsia="Plus Jakarta Sans" w:hAnsi="Plus Jakarta Sans" w:cs="Plus Jakarta Sans"/>
-              </w:rPr>
-            </w:pPr>
-            <w:r>
-              <w:rPr>
-                <w:rFonts w:ascii="Calibri" w:eastAsia="Calibri" w:hAnsi="Calibri" w:cs="Calibri"/>
-              </w:rPr>
-              <w:t>Referencing: Harvard style</w:t>
-            </w:r>
-          </w:p>
-        </w:tc>
-      </w:tr>
-    </w:tbl>
-    <w:p/>
     <w:p/>
     <w:sectPr>
       <w:headerReference w:type="default" r:id="rId8"/>
@@ -3555,6 +3429,268 @@
 <file path=word/numbering.xml><?xml version="1.0" encoding="utf-8"?>
 <w:numbering xmlns:wpc="http://schemas.microsoft.com/office/word/2010/wordprocessingCanvas" xmlns:cx="http://schemas.microsoft.com/office/drawing/2014/chartex" xmlns:cx1="http://schemas.microsoft.com/office/drawing/2015/9/8/chartex" xmlns:cx2="http://schemas.microsoft.com/office/drawing/2015/10/21/chartex" xmlns:cx3="http://schemas.microsoft.com/office/drawing/2016/5/9/chartex" xmlns:cx4="http://schemas.microsoft.com/office/drawing/2016/5/10/chartex" xmlns:cx5="http://schemas.microsoft.com/office/drawing/2016/5/11/chartex" xmlns:cx6="http://schemas.microsoft.com/office/drawing/2016/5/12/chartex" xmlns:cx7="http://schemas.microsoft.com/office/drawing/2016/5/13/chartex" xmlns:cx8="http://schemas.microsoft.com/office/drawing/2016/5/14/chartex" xmlns:mc="http://schemas.openxmlformats.org/markup-compatibility/2006" xmlns:aink="http://schemas.microsoft.com/office/drawing/2016/ink" xmlns:am3d="http://schemas.microsoft.com/office/drawing/2017/model3d" xmlns:o="urn:schemas-microsoft-com:office:office" xmlns:oel="http://schemas.microsoft.com/office/2019/extlst" xmlns:r="http://schemas.openxmlformats.org/officeDocument/2006/relationships" xmlns:m="http://schemas.openxmlformats.org/officeDocument/2006/math" xmlns:v="urn:schemas-microsoft-com:vml" xmlns:wp14="http://schemas.microsoft.com/office/word/2010/wordprocessingDrawing" xmlns:wp="http://schemas.openxmlformats.org/drawingml/2006/wordprocessingDrawing" xmlns:w10="urn:schemas-microsoft-com:office:word" xmlns:w="http://schemas.openxmlformats.org/wordprocessingml/2006/main" xmlns:w14="http://schemas.microsoft.com/office/word/2010/wordml" xmlns:w15="http://schemas.microsoft.com/office/word/2012/wordml" xmlns:w16cex="http://schemas.microsoft.com/office/word/2018/wordml/cex" xmlns:w16cid="http://schemas.microsoft.com/office/word/2016/wordml/cid" xmlns:w16="http://schemas.microsoft.com/office/word/2018/wordml" xmlns:w16du="http://schemas.microsoft.com/office/word/2023/wordml/word16du" xmlns:w16sdtdh="http://schemas.microsoft.com/office/word/2020/wordml/sdtdatahash" xmlns:w16sdtfl="http://schemas.microsoft.com/office/word/2024/wordml/sdtformatlock" xmlns:w16se="http://schemas.microsoft.com/office/word/2015/wordml/symex" xmlns:wpg="http://schemas.microsoft.com/office/word/2010/wordprocessingGroup" xmlns:wpi="http://schemas.microsoft.com/office/word/2010/wordprocessingInk" xmlns:wne="http://schemas.microsoft.com/office/word/2006/wordml" xmlns:wps="http://schemas.microsoft.com/office/word/2010/wordprocessingShape" mc:Ignorable="w14 w15 w16se w16cid w16 w16cex w16sdtdh w16sdtfl w16du wp14">
   <w:abstractNum w:abstractNumId="0" w15:restartNumberingAfterBreak="0">
+    <w:nsid w:val="002544B8"/>
+    <w:multiLevelType w:val="multilevel"/>
+    <w:tmpl w:val="FD902B32"/>
+    <w:lvl w:ilvl="0">
+      <w:start w:val="1"/>
+      <w:numFmt w:val="bullet"/>
+      <w:lvlText w:val=""/>
+      <w:lvlJc w:val="left"/>
+      <w:pPr>
+        <w:tabs>
+          <w:tab w:val="num" w:pos="1080"/>
+        </w:tabs>
+        <w:ind w:left="1080" w:hanging="360"/>
+      </w:pPr>
+      <w:rPr>
+        <w:rFonts w:ascii="Symbol" w:hAnsi="Symbol" w:hint="default"/>
+        <w:sz w:val="20"/>
+      </w:rPr>
+    </w:lvl>
+    <w:lvl w:ilvl="1" w:tentative="1">
+      <w:start w:val="1"/>
+      <w:numFmt w:val="bullet"/>
+      <w:lvlText w:val=""/>
+      <w:lvlJc w:val="left"/>
+      <w:pPr>
+        <w:tabs>
+          <w:tab w:val="num" w:pos="1800"/>
+        </w:tabs>
+        <w:ind w:left="1800" w:hanging="360"/>
+      </w:pPr>
+      <w:rPr>
+        <w:rFonts w:ascii="Symbol" w:hAnsi="Symbol" w:hint="default"/>
+        <w:sz w:val="20"/>
+      </w:rPr>
+    </w:lvl>
+    <w:lvl w:ilvl="2" w:tentative="1">
+      <w:start w:val="1"/>
+      <w:numFmt w:val="bullet"/>
+      <w:lvlText w:val=""/>
+      <w:lvlJc w:val="left"/>
+      <w:pPr>
+        <w:tabs>
+          <w:tab w:val="num" w:pos="2520"/>
+        </w:tabs>
+        <w:ind w:left="2520" w:hanging="360"/>
+      </w:pPr>
+      <w:rPr>
+        <w:rFonts w:ascii="Symbol" w:hAnsi="Symbol" w:hint="default"/>
+        <w:sz w:val="20"/>
+      </w:rPr>
+    </w:lvl>
+    <w:lvl w:ilvl="3" w:tentative="1">
+      <w:start w:val="1"/>
+      <w:numFmt w:val="bullet"/>
+      <w:lvlText w:val=""/>
+      <w:lvlJc w:val="left"/>
+      <w:pPr>
+        <w:tabs>
+          <w:tab w:val="num" w:pos="3240"/>
+        </w:tabs>
+        <w:ind w:left="3240" w:hanging="360"/>
+      </w:pPr>
+      <w:rPr>
+        <w:rFonts w:ascii="Symbol" w:hAnsi="Symbol" w:hint="default"/>
+        <w:sz w:val="20"/>
+      </w:rPr>
+    </w:lvl>
+    <w:lvl w:ilvl="4" w:tentative="1">
+      <w:start w:val="1"/>
+      <w:numFmt w:val="bullet"/>
+      <w:lvlText w:val=""/>
+      <w:lvlJc w:val="left"/>
+      <w:pPr>
+        <w:tabs>
+          <w:tab w:val="num" w:pos="3960"/>
+        </w:tabs>
+        <w:ind w:left="3960" w:hanging="360"/>
+      </w:pPr>
+      <w:rPr>
+        <w:rFonts w:ascii="Symbol" w:hAnsi="Symbol" w:hint="default"/>
+        <w:sz w:val="20"/>
+      </w:rPr>
+    </w:lvl>
+    <w:lvl w:ilvl="5" w:tentative="1">
+      <w:start w:val="1"/>
+      <w:numFmt w:val="bullet"/>
+      <w:lvlText w:val=""/>
+      <w:lvlJc w:val="left"/>
+      <w:pPr>
+        <w:tabs>
+          <w:tab w:val="num" w:pos="4680"/>
+        </w:tabs>
+        <w:ind w:left="4680" w:hanging="360"/>
+      </w:pPr>
+      <w:rPr>
+        <w:rFonts w:ascii="Symbol" w:hAnsi="Symbol" w:hint="default"/>
+        <w:sz w:val="20"/>
+      </w:rPr>
+    </w:lvl>
+    <w:lvl w:ilvl="6" w:tentative="1">
+      <w:start w:val="1"/>
+      <w:numFmt w:val="bullet"/>
+      <w:lvlText w:val=""/>
+      <w:lvlJc w:val="left"/>
+      <w:pPr>
+        <w:tabs>
+          <w:tab w:val="num" w:pos="5400"/>
+        </w:tabs>
+        <w:ind w:left="5400" w:hanging="360"/>
+      </w:pPr>
+      <w:rPr>
+        <w:rFonts w:ascii="Symbol" w:hAnsi="Symbol" w:hint="default"/>
+        <w:sz w:val="20"/>
+      </w:rPr>
+    </w:lvl>
+    <w:lvl w:ilvl="7" w:tentative="1">
+      <w:start w:val="1"/>
+      <w:numFmt w:val="bullet"/>
+      <w:lvlText w:val=""/>
+      <w:lvlJc w:val="left"/>
+      <w:pPr>
+        <w:tabs>
+          <w:tab w:val="num" w:pos="6120"/>
+        </w:tabs>
+        <w:ind w:left="6120" w:hanging="360"/>
+      </w:pPr>
+      <w:rPr>
+        <w:rFonts w:ascii="Symbol" w:hAnsi="Symbol" w:hint="default"/>
+        <w:sz w:val="20"/>
+      </w:rPr>
+    </w:lvl>
+    <w:lvl w:ilvl="8" w:tentative="1">
+      <w:start w:val="1"/>
+      <w:numFmt w:val="bullet"/>
+      <w:lvlText w:val=""/>
+      <w:lvlJc w:val="left"/>
+      <w:pPr>
+        <w:tabs>
+          <w:tab w:val="num" w:pos="6840"/>
+        </w:tabs>
+        <w:ind w:left="6840" w:hanging="360"/>
+      </w:pPr>
+      <w:rPr>
+        <w:rFonts w:ascii="Symbol" w:hAnsi="Symbol" w:hint="default"/>
+        <w:sz w:val="20"/>
+      </w:rPr>
+    </w:lvl>
+  </w:abstractNum>
+  <w:abstractNum w:abstractNumId="1" w15:restartNumberingAfterBreak="0">
+    <w:nsid w:val="026E6A59"/>
+    <w:multiLevelType w:val="hybridMultilevel"/>
+    <w:tmpl w:val="3F3C5F2A"/>
+    <w:lvl w:ilvl="0" w:tplc="4C090001">
+      <w:start w:val="1"/>
+      <w:numFmt w:val="bullet"/>
+      <w:lvlText w:val=""/>
+      <w:lvlJc w:val="left"/>
+      <w:pPr>
+        <w:ind w:left="1080" w:hanging="360"/>
+      </w:pPr>
+      <w:rPr>
+        <w:rFonts w:ascii="Symbol" w:hAnsi="Symbol" w:hint="default"/>
+      </w:rPr>
+    </w:lvl>
+    <w:lvl w:ilvl="1" w:tplc="4C090003" w:tentative="1">
+      <w:start w:val="1"/>
+      <w:numFmt w:val="bullet"/>
+      <w:lvlText w:val="o"/>
+      <w:lvlJc w:val="left"/>
+      <w:pPr>
+        <w:ind w:left="1800" w:hanging="360"/>
+      </w:pPr>
+      <w:rPr>
+        <w:rFonts w:ascii="Courier New" w:hAnsi="Courier New" w:cs="Courier New" w:hint="default"/>
+      </w:rPr>
+    </w:lvl>
+    <w:lvl w:ilvl="2" w:tplc="4C090005" w:tentative="1">
+      <w:start w:val="1"/>
+      <w:numFmt w:val="bullet"/>
+      <w:lvlText w:val=""/>
+      <w:lvlJc w:val="left"/>
+      <w:pPr>
+        <w:ind w:left="2520" w:hanging="360"/>
+      </w:pPr>
+      <w:rPr>
+        <w:rFonts w:ascii="Wingdings" w:hAnsi="Wingdings" w:hint="default"/>
+      </w:rPr>
+    </w:lvl>
+    <w:lvl w:ilvl="3" w:tplc="4C090001" w:tentative="1">
+      <w:start w:val="1"/>
+      <w:numFmt w:val="bullet"/>
+      <w:lvlText w:val=""/>
+      <w:lvlJc w:val="left"/>
+      <w:pPr>
+        <w:ind w:left="3240" w:hanging="360"/>
+      </w:pPr>
+      <w:rPr>
+        <w:rFonts w:ascii="Symbol" w:hAnsi="Symbol" w:hint="default"/>
+      </w:rPr>
+    </w:lvl>
+    <w:lvl w:ilvl="4" w:tplc="4C090003" w:tentative="1">
+      <w:start w:val="1"/>
+      <w:numFmt w:val="bullet"/>
+      <w:lvlText w:val="o"/>
+      <w:lvlJc w:val="left"/>
+      <w:pPr>
+        <w:ind w:left="3960" w:hanging="360"/>
+      </w:pPr>
+      <w:rPr>
+        <w:rFonts w:ascii="Courier New" w:hAnsi="Courier New" w:cs="Courier New" w:hint="default"/>
+      </w:rPr>
+    </w:lvl>
+    <w:lvl w:ilvl="5" w:tplc="4C090005" w:tentative="1">
+      <w:start w:val="1"/>
+      <w:numFmt w:val="bullet"/>
+      <w:lvlText w:val=""/>
+      <w:lvlJc w:val="left"/>
+      <w:pPr>
+        <w:ind w:left="4680" w:hanging="360"/>
+      </w:pPr>
+      <w:rPr>
+        <w:rFonts w:ascii="Wingdings" w:hAnsi="Wingdings" w:hint="default"/>
+      </w:rPr>
+    </w:lvl>
+    <w:lvl w:ilvl="6" w:tplc="4C090001" w:tentative="1">
+      <w:start w:val="1"/>
+      <w:numFmt w:val="bullet"/>
+      <w:lvlText w:val=""/>
+      <w:lvlJc w:val="left"/>
+      <w:pPr>
+        <w:ind w:left="5400" w:hanging="360"/>
+      </w:pPr>
+      <w:rPr>
+        <w:rFonts w:ascii="Symbol" w:hAnsi="Symbol" w:hint="default"/>
+      </w:rPr>
+    </w:lvl>
+    <w:lvl w:ilvl="7" w:tplc="4C090003" w:tentative="1">
+      <w:start w:val="1"/>
+      <w:numFmt w:val="bullet"/>
+      <w:lvlText w:val="o"/>
+      <w:lvlJc w:val="left"/>
+      <w:pPr>
+        <w:ind w:left="6120" w:hanging="360"/>
+      </w:pPr>
+      <w:rPr>
+        <w:rFonts w:ascii="Courier New" w:hAnsi="Courier New" w:cs="Courier New" w:hint="default"/>
+      </w:rPr>
+    </w:lvl>
+    <w:lvl w:ilvl="8" w:tplc="4C090005" w:tentative="1">
+      <w:start w:val="1"/>
+      <w:numFmt w:val="bullet"/>
+      <w:lvlText w:val=""/>
+      <w:lvlJc w:val="left"/>
+      <w:pPr>
+        <w:ind w:left="6840" w:hanging="360"/>
+      </w:pPr>
+      <w:rPr>
+        <w:rFonts w:ascii="Wingdings" w:hAnsi="Wingdings" w:hint="default"/>
+      </w:rPr>
+    </w:lvl>
+  </w:abstractNum>
+  <w:abstractNum w:abstractNumId="2" w15:restartNumberingAfterBreak="0">
     <w:nsid w:val="02DB2B36"/>
     <w:multiLevelType w:val="hybridMultilevel"/>
     <w:tmpl w:val="02F60FC4"/>
@@ -3667,7 +3803,7 @@
       </w:rPr>
     </w:lvl>
   </w:abstractNum>
-  <w:abstractNum w:abstractNumId="1" w15:restartNumberingAfterBreak="0">
+  <w:abstractNum w:abstractNumId="3" w15:restartNumberingAfterBreak="0">
     <w:nsid w:val="05070DFB"/>
     <w:multiLevelType w:val="hybridMultilevel"/>
     <w:tmpl w:val="05F04A48"/>
@@ -3780,7 +3916,7 @@
       </w:rPr>
     </w:lvl>
   </w:abstractNum>
-  <w:abstractNum w:abstractNumId="2" w15:restartNumberingAfterBreak="0">
+  <w:abstractNum w:abstractNumId="4" w15:restartNumberingAfterBreak="0">
     <w:nsid w:val="0A631860"/>
     <w:multiLevelType w:val="multilevel"/>
     <w:tmpl w:val="AA527CBA"/>
@@ -3911,7 +4047,156 @@
       </w:rPr>
     </w:lvl>
   </w:abstractNum>
-  <w:abstractNum w:abstractNumId="3" w15:restartNumberingAfterBreak="0">
+  <w:abstractNum w:abstractNumId="5" w15:restartNumberingAfterBreak="0">
+    <w:nsid w:val="0CA71589"/>
+    <w:multiLevelType w:val="multilevel"/>
+    <w:tmpl w:val="B9A0DF94"/>
+    <w:lvl w:ilvl="0">
+      <w:start w:val="1"/>
+      <w:numFmt w:val="bullet"/>
+      <w:lvlText w:val=""/>
+      <w:lvlJc w:val="left"/>
+      <w:pPr>
+        <w:tabs>
+          <w:tab w:val="num" w:pos="1080"/>
+        </w:tabs>
+        <w:ind w:left="1080" w:hanging="360"/>
+      </w:pPr>
+      <w:rPr>
+        <w:rFonts w:ascii="Symbol" w:hAnsi="Symbol" w:hint="default"/>
+        <w:sz w:val="20"/>
+      </w:rPr>
+    </w:lvl>
+    <w:lvl w:ilvl="1" w:tentative="1">
+      <w:start w:val="1"/>
+      <w:numFmt w:val="bullet"/>
+      <w:lvlText w:val=""/>
+      <w:lvlJc w:val="left"/>
+      <w:pPr>
+        <w:tabs>
+          <w:tab w:val="num" w:pos="1800"/>
+        </w:tabs>
+        <w:ind w:left="1800" w:hanging="360"/>
+      </w:pPr>
+      <w:rPr>
+        <w:rFonts w:ascii="Symbol" w:hAnsi="Symbol" w:hint="default"/>
+        <w:sz w:val="20"/>
+      </w:rPr>
+    </w:lvl>
+    <w:lvl w:ilvl="2" w:tentative="1">
+      <w:start w:val="1"/>
+      <w:numFmt w:val="bullet"/>
+      <w:lvlText w:val=""/>
+      <w:lvlJc w:val="left"/>
+      <w:pPr>
+        <w:tabs>
+          <w:tab w:val="num" w:pos="2520"/>
+        </w:tabs>
+        <w:ind w:left="2520" w:hanging="360"/>
+      </w:pPr>
+      <w:rPr>
+        <w:rFonts w:ascii="Symbol" w:hAnsi="Symbol" w:hint="default"/>
+        <w:sz w:val="20"/>
+      </w:rPr>
+    </w:lvl>
+    <w:lvl w:ilvl="3" w:tentative="1">
+      <w:start w:val="1"/>
+      <w:numFmt w:val="bullet"/>
+      <w:lvlText w:val=""/>
+      <w:lvlJc w:val="left"/>
+      <w:pPr>
+        <w:tabs>
+          <w:tab w:val="num" w:pos="3240"/>
+        </w:tabs>
+        <w:ind w:left="3240" w:hanging="360"/>
+      </w:pPr>
+      <w:rPr>
+        <w:rFonts w:ascii="Symbol" w:hAnsi="Symbol" w:hint="default"/>
+        <w:sz w:val="20"/>
+      </w:rPr>
+    </w:lvl>
+    <w:lvl w:ilvl="4" w:tentative="1">
+      <w:start w:val="1"/>
+      <w:numFmt w:val="bullet"/>
+      <w:lvlText w:val=""/>
+      <w:lvlJc w:val="left"/>
+      <w:pPr>
+        <w:tabs>
+          <w:tab w:val="num" w:pos="3960"/>
+        </w:tabs>
+        <w:ind w:left="3960" w:hanging="360"/>
+      </w:pPr>
+      <w:rPr>
+        <w:rFonts w:ascii="Symbol" w:hAnsi="Symbol" w:hint="default"/>
+        <w:sz w:val="20"/>
+      </w:rPr>
+    </w:lvl>
+    <w:lvl w:ilvl="5" w:tentative="1">
+      <w:start w:val="1"/>
+      <w:numFmt w:val="bullet"/>
+      <w:lvlText w:val=""/>
+      <w:lvlJc w:val="left"/>
+      <w:pPr>
+        <w:tabs>
+          <w:tab w:val="num" w:pos="4680"/>
+        </w:tabs>
+        <w:ind w:left="4680" w:hanging="360"/>
+      </w:pPr>
+      <w:rPr>
+        <w:rFonts w:ascii="Symbol" w:hAnsi="Symbol" w:hint="default"/>
+        <w:sz w:val="20"/>
+      </w:rPr>
+    </w:lvl>
+    <w:lvl w:ilvl="6" w:tentative="1">
+      <w:start w:val="1"/>
+      <w:numFmt w:val="bullet"/>
+      <w:lvlText w:val=""/>
+      <w:lvlJc w:val="left"/>
+      <w:pPr>
+        <w:tabs>
+          <w:tab w:val="num" w:pos="5400"/>
+        </w:tabs>
+        <w:ind w:left="5400" w:hanging="360"/>
+      </w:pPr>
+      <w:rPr>
+        <w:rFonts w:ascii="Symbol" w:hAnsi="Symbol" w:hint="default"/>
+        <w:sz w:val="20"/>
+      </w:rPr>
+    </w:lvl>
+    <w:lvl w:ilvl="7" w:tentative="1">
+      <w:start w:val="1"/>
+      <w:numFmt w:val="bullet"/>
+      <w:lvlText w:val=""/>
+      <w:lvlJc w:val="left"/>
+      <w:pPr>
+        <w:tabs>
+          <w:tab w:val="num" w:pos="6120"/>
+        </w:tabs>
+        <w:ind w:left="6120" w:hanging="360"/>
+      </w:pPr>
+      <w:rPr>
+        <w:rFonts w:ascii="Symbol" w:hAnsi="Symbol" w:hint="default"/>
+        <w:sz w:val="20"/>
+      </w:rPr>
+    </w:lvl>
+    <w:lvl w:ilvl="8" w:tentative="1">
+      <w:start w:val="1"/>
+      <w:numFmt w:val="bullet"/>
+      <w:lvlText w:val=""/>
+      <w:lvlJc w:val="left"/>
+      <w:pPr>
+        <w:tabs>
+          <w:tab w:val="num" w:pos="6840"/>
+        </w:tabs>
+        <w:ind w:left="6840" w:hanging="360"/>
+      </w:pPr>
+      <w:rPr>
+        <w:rFonts w:ascii="Symbol" w:hAnsi="Symbol" w:hint="default"/>
+        <w:sz w:val="20"/>
+      </w:rPr>
+    </w:lvl>
+  </w:abstractNum>
+  <w:abstractNum w:abstractNumId="6" w15:restartNumberingAfterBreak="0">
     <w:nsid w:val="0F724D40"/>
     <w:multiLevelType w:val="hybridMultilevel"/>
     <w:tmpl w:val="04EE7C06"/>
@@ -4024,7 +4309,7 @@
       </w:rPr>
     </w:lvl>
   </w:abstractNum>
-  <w:abstractNum w:abstractNumId="4" w15:restartNumberingAfterBreak="0">
+  <w:abstractNum w:abstractNumId="7" w15:restartNumberingAfterBreak="0">
     <w:nsid w:val="0FA732B4"/>
     <w:multiLevelType w:val="hybridMultilevel"/>
     <w:tmpl w:val="E2628CD0"/>
@@ -4137,7 +4422,7 @@
       </w:rPr>
     </w:lvl>
   </w:abstractNum>
-  <w:abstractNum w:abstractNumId="5" w15:restartNumberingAfterBreak="0">
+  <w:abstractNum w:abstractNumId="8" w15:restartNumberingAfterBreak="0">
     <w:nsid w:val="1009665B"/>
     <w:multiLevelType w:val="hybridMultilevel"/>
     <w:tmpl w:val="EFA2BE64"/>
@@ -4250,7 +4535,7 @@
       </w:rPr>
     </w:lvl>
   </w:abstractNum>
-  <w:abstractNum w:abstractNumId="6" w15:restartNumberingAfterBreak="0">
+  <w:abstractNum w:abstractNumId="9" w15:restartNumberingAfterBreak="0">
     <w:nsid w:val="118F5A29"/>
     <w:multiLevelType w:val="hybridMultilevel"/>
     <w:tmpl w:val="115A2102"/>
@@ -4363,7 +4648,7 @@
       </w:rPr>
     </w:lvl>
   </w:abstractNum>
-  <w:abstractNum w:abstractNumId="7" w15:restartNumberingAfterBreak="0">
+  <w:abstractNum w:abstractNumId="10" w15:restartNumberingAfterBreak="0">
     <w:nsid w:val="14913612"/>
     <w:multiLevelType w:val="hybridMultilevel"/>
     <w:tmpl w:val="10748EC8"/>
@@ -4476,7 +4761,7 @@
       </w:rPr>
     </w:lvl>
   </w:abstractNum>
-  <w:abstractNum w:abstractNumId="8" w15:restartNumberingAfterBreak="0">
+  <w:abstractNum w:abstractNumId="11" w15:restartNumberingAfterBreak="0">
     <w:nsid w:val="163243F1"/>
     <w:multiLevelType w:val="hybridMultilevel"/>
     <w:tmpl w:val="9D8A4D8C"/>
@@ -4589,7 +4874,7 @@
       </w:rPr>
     </w:lvl>
   </w:abstractNum>
-  <w:abstractNum w:abstractNumId="9" w15:restartNumberingAfterBreak="0">
+  <w:abstractNum w:abstractNumId="12" w15:restartNumberingAfterBreak="0">
     <w:nsid w:val="1BD4471A"/>
     <w:multiLevelType w:val="hybridMultilevel"/>
     <w:tmpl w:val="1408DB08"/>
@@ -4702,7 +4987,7 @@
       </w:rPr>
     </w:lvl>
   </w:abstractNum>
-  <w:abstractNum w:abstractNumId="10" w15:restartNumberingAfterBreak="0">
+  <w:abstractNum w:abstractNumId="13" w15:restartNumberingAfterBreak="0">
     <w:nsid w:val="1DD11BC2"/>
     <w:multiLevelType w:val="hybridMultilevel"/>
     <w:tmpl w:val="1368D9AE"/>
@@ -4815,7 +5100,7 @@
       </w:rPr>
     </w:lvl>
   </w:abstractNum>
-  <w:abstractNum w:abstractNumId="11" w15:restartNumberingAfterBreak="0">
+  <w:abstractNum w:abstractNumId="14" w15:restartNumberingAfterBreak="0">
     <w:nsid w:val="1E20648B"/>
     <w:multiLevelType w:val="hybridMultilevel"/>
     <w:tmpl w:val="DC309FA6"/>
@@ -4928,7 +5213,120 @@
       </w:rPr>
     </w:lvl>
   </w:abstractNum>
-  <w:abstractNum w:abstractNumId="12" w15:restartNumberingAfterBreak="0">
+  <w:abstractNum w:abstractNumId="15" w15:restartNumberingAfterBreak="0">
+    <w:nsid w:val="1FA9588D"/>
+    <w:multiLevelType w:val="multilevel"/>
+    <w:tmpl w:val="BCB87728"/>
+    <w:lvl w:ilvl="0">
+      <w:start w:val="5"/>
+      <w:numFmt w:val="decimal"/>
+      <w:lvlText w:val="%1."/>
+      <w:lvlJc w:val="left"/>
+      <w:pPr>
+        <w:tabs>
+          <w:tab w:val="num" w:pos="720"/>
+        </w:tabs>
+        <w:ind w:left="720" w:hanging="360"/>
+      </w:pPr>
+    </w:lvl>
+    <w:lvl w:ilvl="1" w:tentative="1">
+      <w:start w:val="1"/>
+      <w:numFmt w:val="decimal"/>
+      <w:lvlText w:val="%2."/>
+      <w:lvlJc w:val="left"/>
+      <w:pPr>
+        <w:tabs>
+          <w:tab w:val="num" w:pos="1440"/>
+        </w:tabs>
+        <w:ind w:left="1440" w:hanging="360"/>
+      </w:pPr>
+    </w:lvl>
+    <w:lvl w:ilvl="2" w:tentative="1">
+      <w:start w:val="1"/>
+      <w:numFmt w:val="decimal"/>
+      <w:lvlText w:val="%3."/>
+      <w:lvlJc w:val="left"/>
+      <w:pPr>
+        <w:tabs>
+          <w:tab w:val="num" w:pos="2160"/>
+        </w:tabs>
+        <w:ind w:left="2160" w:hanging="360"/>
+      </w:pPr>
+    </w:lvl>
+    <w:lvl w:ilvl="3" w:tentative="1">
+      <w:start w:val="1"/>
+      <w:numFmt w:val="decimal"/>
+      <w:lvlText w:val="%4."/>
+      <w:lvlJc w:val="left"/>
+      <w:pPr>
+        <w:tabs>
+          <w:tab w:val="num" w:pos="2880"/>
+        </w:tabs>
+        <w:ind w:left="2880" w:hanging="360"/>
+      </w:pPr>
+    </w:lvl>
+    <w:lvl w:ilvl="4" w:tentative="1">
+      <w:start w:val="1"/>
+      <w:numFmt w:val="decimal"/>
+      <w:lvlText w:val="%5."/>
+      <w:lvlJc w:val="left"/>
+      <w:pPr>
+        <w:tabs>
+          <w:tab w:val="num" w:pos="3600"/>
+        </w:tabs>
+        <w:ind w:left="3600" w:hanging="360"/>
+      </w:pPr>
+    </w:lvl>
+    <w:lvl w:ilvl="5" w:tentative="1">
+      <w:start w:val="1"/>
+      <w:numFmt w:val="decimal"/>
+      <w:lvlText w:val="%6."/>
+      <w:lvlJc w:val="left"/>
+      <w:pPr>
+        <w:tabs>
+          <w:tab w:val="num" w:pos="4320"/>
+        </w:tabs>
+        <w:ind w:left="4320" w:hanging="360"/>
+      </w:pPr>
+    </w:lvl>
+    <w:lvl w:ilvl="6" w:tentative="1">
+      <w:start w:val="1"/>
+      <w:numFmt w:val="decimal"/>
+      <w:lvlText w:val="%7."/>
+      <w:lvlJc w:val="left"/>
+      <w:pPr>
+        <w:tabs>
+          <w:tab w:val="num" w:pos="5040"/>
+        </w:tabs>
+        <w:ind w:left="5040" w:hanging="360"/>
+      </w:pPr>
+    </w:lvl>
+    <w:lvl w:ilvl="7" w:tentative="1">
+      <w:start w:val="1"/>
+      <w:numFmt w:val="decimal"/>
+      <w:lvlText w:val="%8."/>
+      <w:lvlJc w:val="left"/>
+      <w:pPr>
+        <w:tabs>
+          <w:tab w:val="num" w:pos="5760"/>
+        </w:tabs>
+        <w:ind w:left="5760" w:hanging="360"/>
+      </w:pPr>
+    </w:lvl>
+    <w:lvl w:ilvl="8" w:tentative="1">
+      <w:start w:val="1"/>
+      <w:numFmt w:val="decimal"/>
+      <w:lvlText w:val="%9."/>
+      <w:lvlJc w:val="left"/>
+      <w:pPr>
+        <w:tabs>
+          <w:tab w:val="num" w:pos="6480"/>
+        </w:tabs>
+        <w:ind w:left="6480" w:hanging="360"/>
+      </w:pPr>
+    </w:lvl>
+  </w:abstractNum>
+  <w:abstractNum w:abstractNumId="16" w15:restartNumberingAfterBreak="0">
     <w:nsid w:val="212E17CB"/>
     <w:multiLevelType w:val="hybridMultilevel"/>
     <w:tmpl w:val="002A9396"/>
@@ -5041,7 +5439,531 @@
       </w:rPr>
     </w:lvl>
   </w:abstractNum>
-  <w:abstractNum w:abstractNumId="13" w15:restartNumberingAfterBreak="0">
+  <w:abstractNum w:abstractNumId="17" w15:restartNumberingAfterBreak="0">
+    <w:nsid w:val="286138F0"/>
+    <w:multiLevelType w:val="multilevel"/>
+    <w:tmpl w:val="0602CBBC"/>
+    <w:lvl w:ilvl="0">
+      <w:start w:val="1"/>
+      <w:numFmt w:val="bullet"/>
+      <w:lvlText w:val=""/>
+      <w:lvlJc w:val="left"/>
+      <w:pPr>
+        <w:tabs>
+          <w:tab w:val="num" w:pos="720"/>
+        </w:tabs>
+        <w:ind w:left="720" w:hanging="360"/>
+      </w:pPr>
+      <w:rPr>
+        <w:rFonts w:ascii="Symbol" w:hAnsi="Symbol" w:hint="default"/>
+        <w:sz w:val="20"/>
+      </w:rPr>
+    </w:lvl>
+    <w:lvl w:ilvl="1" w:tentative="1">
+      <w:start w:val="1"/>
+      <w:numFmt w:val="bullet"/>
+      <w:lvlText w:val=""/>
+      <w:lvlJc w:val="left"/>
+      <w:pPr>
+        <w:tabs>
+          <w:tab w:val="num" w:pos="1440"/>
+        </w:tabs>
+        <w:ind w:left="1440" w:hanging="360"/>
+      </w:pPr>
+      <w:rPr>
+        <w:rFonts w:ascii="Symbol" w:hAnsi="Symbol" w:hint="default"/>
+        <w:sz w:val="20"/>
+      </w:rPr>
+    </w:lvl>
+    <w:lvl w:ilvl="2" w:tentative="1">
+      <w:start w:val="1"/>
+      <w:numFmt w:val="bullet"/>
+      <w:lvlText w:val=""/>
+      <w:lvlJc w:val="left"/>
+      <w:pPr>
+        <w:tabs>
+          <w:tab w:val="num" w:pos="2160"/>
+        </w:tabs>
+        <w:ind w:left="2160" w:hanging="360"/>
+      </w:pPr>
+      <w:rPr>
+        <w:rFonts w:ascii="Symbol" w:hAnsi="Symbol" w:hint="default"/>
+        <w:sz w:val="20"/>
+      </w:rPr>
+    </w:lvl>
+    <w:lvl w:ilvl="3" w:tentative="1">
+      <w:start w:val="1"/>
+      <w:numFmt w:val="bullet"/>
+      <w:lvlText w:val=""/>
+      <w:lvlJc w:val="left"/>
+      <w:pPr>
+        <w:tabs>
+          <w:tab w:val="num" w:pos="2880"/>
+        </w:tabs>
+        <w:ind w:left="2880" w:hanging="360"/>
+      </w:pPr>
+      <w:rPr>
+        <w:rFonts w:ascii="Symbol" w:hAnsi="Symbol" w:hint="default"/>
+        <w:sz w:val="20"/>
+      </w:rPr>
+    </w:lvl>
+    <w:lvl w:ilvl="4" w:tentative="1">
+      <w:start w:val="1"/>
+      <w:numFmt w:val="bullet"/>
+      <w:lvlText w:val=""/>
+      <w:lvlJc w:val="left"/>
+      <w:pPr>
+        <w:tabs>
+          <w:tab w:val="num" w:pos="3600"/>
+        </w:tabs>
+        <w:ind w:left="3600" w:hanging="360"/>
+      </w:pPr>
+      <w:rPr>
+        <w:rFonts w:ascii="Symbol" w:hAnsi="Symbol" w:hint="default"/>
+        <w:sz w:val="20"/>
+      </w:rPr>
+    </w:lvl>
+    <w:lvl w:ilvl="5" w:tentative="1">
+      <w:start w:val="1"/>
+      <w:numFmt w:val="bullet"/>
+      <w:lvlText w:val=""/>
+      <w:lvlJc w:val="left"/>
+      <w:pPr>
+        <w:tabs>
+          <w:tab w:val="num" w:pos="4320"/>
+        </w:tabs>
+        <w:ind w:left="4320" w:hanging="360"/>
+      </w:pPr>
+      <w:rPr>
+        <w:rFonts w:ascii="Symbol" w:hAnsi="Symbol" w:hint="default"/>
+        <w:sz w:val="20"/>
+      </w:rPr>
+    </w:lvl>
+    <w:lvl w:ilvl="6" w:tentative="1">
+      <w:start w:val="1"/>
+      <w:numFmt w:val="bullet"/>
+      <w:lvlText w:val=""/>
+      <w:lvlJc w:val="left"/>
+      <w:pPr>
+        <w:tabs>
+          <w:tab w:val="num" w:pos="5040"/>
+        </w:tabs>
+        <w:ind w:left="5040" w:hanging="360"/>
+      </w:pPr>
+      <w:rPr>
+        <w:rFonts w:ascii="Symbol" w:hAnsi="Symbol" w:hint="default"/>
+        <w:sz w:val="20"/>
+      </w:rPr>
+    </w:lvl>
+    <w:lvl w:ilvl="7" w:tentative="1">
+      <w:start w:val="1"/>
+      <w:numFmt w:val="bullet"/>
+      <w:lvlText w:val=""/>
+      <w:lvlJc w:val="left"/>
+      <w:pPr>
+        <w:tabs>
+          <w:tab w:val="num" w:pos="5760"/>
+        </w:tabs>
+        <w:ind w:left="5760" w:hanging="360"/>
+      </w:pPr>
+      <w:rPr>
+        <w:rFonts w:ascii="Symbol" w:hAnsi="Symbol" w:hint="default"/>
+        <w:sz w:val="20"/>
+      </w:rPr>
+    </w:lvl>
+    <w:lvl w:ilvl="8" w:tentative="1">
+      <w:start w:val="1"/>
+      <w:numFmt w:val="bullet"/>
+      <w:lvlText w:val=""/>
+      <w:lvlJc w:val="left"/>
+      <w:pPr>
+        <w:tabs>
+          <w:tab w:val="num" w:pos="6480"/>
+        </w:tabs>
+        <w:ind w:left="6480" w:hanging="360"/>
+      </w:pPr>
+      <w:rPr>
+        <w:rFonts w:ascii="Symbol" w:hAnsi="Symbol" w:hint="default"/>
+        <w:sz w:val="20"/>
+      </w:rPr>
+    </w:lvl>
+  </w:abstractNum>
+  <w:abstractNum w:abstractNumId="18" w15:restartNumberingAfterBreak="0">
+    <w:nsid w:val="30E173A4"/>
+    <w:multiLevelType w:val="multilevel"/>
+    <w:tmpl w:val="754A047A"/>
+    <w:lvl w:ilvl="0">
+      <w:start w:val="4"/>
+      <w:numFmt w:val="decimal"/>
+      <w:lvlText w:val="%1."/>
+      <w:lvlJc w:val="left"/>
+      <w:pPr>
+        <w:tabs>
+          <w:tab w:val="num" w:pos="720"/>
+        </w:tabs>
+        <w:ind w:left="720" w:hanging="360"/>
+      </w:pPr>
+    </w:lvl>
+    <w:lvl w:ilvl="1" w:tentative="1">
+      <w:start w:val="1"/>
+      <w:numFmt w:val="decimal"/>
+      <w:lvlText w:val="%2."/>
+      <w:lvlJc w:val="left"/>
+      <w:pPr>
+        <w:tabs>
+          <w:tab w:val="num" w:pos="1440"/>
+        </w:tabs>
+        <w:ind w:left="1440" w:hanging="360"/>
+      </w:pPr>
+    </w:lvl>
+    <w:lvl w:ilvl="2" w:tentative="1">
+      <w:start w:val="1"/>
+      <w:numFmt w:val="decimal"/>
+      <w:lvlText w:val="%3."/>
+      <w:lvlJc w:val="left"/>
+      <w:pPr>
+        <w:tabs>
+          <w:tab w:val="num" w:pos="2160"/>
+        </w:tabs>
+        <w:ind w:left="2160" w:hanging="360"/>
+      </w:pPr>
+    </w:lvl>
+    <w:lvl w:ilvl="3" w:tentative="1">
+      <w:start w:val="1"/>
+      <w:numFmt w:val="decimal"/>
+      <w:lvlText w:val="%4."/>
+      <w:lvlJc w:val="left"/>
+      <w:pPr>
+        <w:tabs>
+          <w:tab w:val="num" w:pos="2880"/>
+        </w:tabs>
+        <w:ind w:left="2880" w:hanging="360"/>
+      </w:pPr>
+    </w:lvl>
+    <w:lvl w:ilvl="4" w:tentative="1">
+      <w:start w:val="1"/>
+      <w:numFmt w:val="decimal"/>
+      <w:lvlText w:val="%5."/>
+      <w:lvlJc w:val="left"/>
+      <w:pPr>
+        <w:tabs>
+          <w:tab w:val="num" w:pos="3600"/>
+        </w:tabs>
+        <w:ind w:left="3600" w:hanging="360"/>
+      </w:pPr>
+    </w:lvl>
+    <w:lvl w:ilvl="5" w:tentative="1">
+      <w:start w:val="1"/>
+      <w:numFmt w:val="decimal"/>
+      <w:lvlText w:val="%6."/>
+      <w:lvlJc w:val="left"/>
+      <w:pPr>
+        <w:tabs>
+          <w:tab w:val="num" w:pos="4320"/>
+        </w:tabs>
+        <w:ind w:left="4320" w:hanging="360"/>
+      </w:pPr>
+    </w:lvl>
+    <w:lvl w:ilvl="6" w:tentative="1">
+      <w:start w:val="1"/>
+      <w:numFmt w:val="decimal"/>
+      <w:lvlText w:val="%7."/>
+      <w:lvlJc w:val="left"/>
+      <w:pPr>
+        <w:tabs>
+          <w:tab w:val="num" w:pos="5040"/>
+        </w:tabs>
+        <w:ind w:left="5040" w:hanging="360"/>
+      </w:pPr>
+    </w:lvl>
+    <w:lvl w:ilvl="7" w:tentative="1">
+      <w:start w:val="1"/>
+      <w:numFmt w:val="decimal"/>
+      <w:lvlText w:val="%8."/>
+      <w:lvlJc w:val="left"/>
+      <w:pPr>
+        <w:tabs>
+          <w:tab w:val="num" w:pos="5760"/>
+        </w:tabs>
+        <w:ind w:left="5760" w:hanging="360"/>
+      </w:pPr>
+    </w:lvl>
+    <w:lvl w:ilvl="8" w:tentative="1">
+      <w:start w:val="1"/>
+      <w:numFmt w:val="decimal"/>
+      <w:lvlText w:val="%9."/>
+      <w:lvlJc w:val="left"/>
+      <w:pPr>
+        <w:tabs>
+          <w:tab w:val="num" w:pos="6480"/>
+        </w:tabs>
+        <w:ind w:left="6480" w:hanging="360"/>
+      </w:pPr>
+    </w:lvl>
+  </w:abstractNum>
+  <w:abstractNum w:abstractNumId="19" w15:restartNumberingAfterBreak="0">
+    <w:nsid w:val="338C4281"/>
+    <w:multiLevelType w:val="multilevel"/>
+    <w:tmpl w:val="20106F3C"/>
+    <w:lvl w:ilvl="0">
+      <w:start w:val="3"/>
+      <w:numFmt w:val="decimal"/>
+      <w:lvlText w:val="%1."/>
+      <w:lvlJc w:val="left"/>
+      <w:pPr>
+        <w:tabs>
+          <w:tab w:val="num" w:pos="720"/>
+        </w:tabs>
+        <w:ind w:left="720" w:hanging="360"/>
+      </w:pPr>
+    </w:lvl>
+    <w:lvl w:ilvl="1" w:tentative="1">
+      <w:start w:val="1"/>
+      <w:numFmt w:val="decimal"/>
+      <w:lvlText w:val="%2."/>
+      <w:lvlJc w:val="left"/>
+      <w:pPr>
+        <w:tabs>
+          <w:tab w:val="num" w:pos="1440"/>
+        </w:tabs>
+        <w:ind w:left="1440" w:hanging="360"/>
+      </w:pPr>
+    </w:lvl>
+    <w:lvl w:ilvl="2" w:tentative="1">
+      <w:start w:val="1"/>
+      <w:numFmt w:val="decimal"/>
+      <w:lvlText w:val="%3."/>
+      <w:lvlJc w:val="left"/>
+      <w:pPr>
+        <w:tabs>
+          <w:tab w:val="num" w:pos="2160"/>
+        </w:tabs>
+        <w:ind w:left="2160" w:hanging="360"/>
+      </w:pPr>
+    </w:lvl>
+    <w:lvl w:ilvl="3" w:tentative="1">
+      <w:start w:val="1"/>
+      <w:numFmt w:val="decimal"/>
+      <w:lvlText w:val="%4."/>
+      <w:lvlJc w:val="left"/>
+      <w:pPr>
+        <w:tabs>
+          <w:tab w:val="num" w:pos="2880"/>
+        </w:tabs>
+        <w:ind w:left="2880" w:hanging="360"/>
+      </w:pPr>
+    </w:lvl>
+    <w:lvl w:ilvl="4" w:tentative="1">
+      <w:start w:val="1"/>
+      <w:numFmt w:val="decimal"/>
+      <w:lvlText w:val="%5."/>
+      <w:lvlJc w:val="left"/>
+      <w:pPr>
+        <w:tabs>
+          <w:tab w:val="num" w:pos="3600"/>
+        </w:tabs>
+        <w:ind w:left="3600" w:hanging="360"/>
+      </w:pPr>
+    </w:lvl>
+    <w:lvl w:ilvl="5" w:tentative="1">
+      <w:start w:val="1"/>
+      <w:numFmt w:val="decimal"/>
+      <w:lvlText w:val="%6."/>
+      <w:lvlJc w:val="left"/>
+      <w:pPr>
+        <w:tabs>
+          <w:tab w:val="num" w:pos="4320"/>
+        </w:tabs>
+        <w:ind w:left="4320" w:hanging="360"/>
+      </w:pPr>
+    </w:lvl>
+    <w:lvl w:ilvl="6" w:tentative="1">
+      <w:start w:val="1"/>
+      <w:numFmt w:val="decimal"/>
+      <w:lvlText w:val="%7."/>
+      <w:lvlJc w:val="left"/>
+      <w:pPr>
+        <w:tabs>
+          <w:tab w:val="num" w:pos="5040"/>
+        </w:tabs>
+        <w:ind w:left="5040" w:hanging="360"/>
+      </w:pPr>
+    </w:lvl>
+    <w:lvl w:ilvl="7" w:tentative="1">
+      <w:start w:val="1"/>
+      <w:numFmt w:val="decimal"/>
+      <w:lvlText w:val="%8."/>
+      <w:lvlJc w:val="left"/>
+      <w:pPr>
+        <w:tabs>
+          <w:tab w:val="num" w:pos="5760"/>
+        </w:tabs>
+        <w:ind w:left="5760" w:hanging="360"/>
+      </w:pPr>
+    </w:lvl>
+    <w:lvl w:ilvl="8" w:tentative="1">
+      <w:start w:val="1"/>
+      <w:numFmt w:val="decimal"/>
+      <w:lvlText w:val="%9."/>
+      <w:lvlJc w:val="left"/>
+      <w:pPr>
+        <w:tabs>
+          <w:tab w:val="num" w:pos="6480"/>
+        </w:tabs>
+        <w:ind w:left="6480" w:hanging="360"/>
+      </w:pPr>
+    </w:lvl>
+  </w:abstractNum>
+  <w:abstractNum w:abstractNumId="20" w15:restartNumberingAfterBreak="0">
+    <w:nsid w:val="34706F42"/>
+    <w:multiLevelType w:val="multilevel"/>
+    <w:tmpl w:val="0C126B40"/>
+    <w:lvl w:ilvl="0">
+      <w:start w:val="1"/>
+      <w:numFmt w:val="bullet"/>
+      <w:lvlText w:val=""/>
+      <w:lvlJc w:val="left"/>
+      <w:pPr>
+        <w:tabs>
+          <w:tab w:val="num" w:pos="1080"/>
+        </w:tabs>
+        <w:ind w:left="1080" w:hanging="360"/>
+      </w:pPr>
+      <w:rPr>
+        <w:rFonts w:ascii="Symbol" w:hAnsi="Symbol" w:hint="default"/>
+        <w:sz w:val="20"/>
+      </w:rPr>
+    </w:lvl>
+    <w:lvl w:ilvl="1" w:tentative="1">
+      <w:start w:val="1"/>
+      <w:numFmt w:val="bullet"/>
+      <w:lvlText w:val=""/>
+      <w:lvlJc w:val="left"/>
+      <w:pPr>
+        <w:tabs>
+          <w:tab w:val="num" w:pos="1800"/>
+        </w:tabs>
+        <w:ind w:left="1800" w:hanging="360"/>
+      </w:pPr>
+      <w:rPr>
+        <w:rFonts w:ascii="Symbol" w:hAnsi="Symbol" w:hint="default"/>
+        <w:sz w:val="20"/>
+      </w:rPr>
+    </w:lvl>
+    <w:lvl w:ilvl="2" w:tentative="1">
+      <w:start w:val="1"/>
+      <w:numFmt w:val="bullet"/>
+      <w:lvlText w:val=""/>
+      <w:lvlJc w:val="left"/>
+      <w:pPr>
+        <w:tabs>
+          <w:tab w:val="num" w:pos="2520"/>
+        </w:tabs>
+        <w:ind w:left="2520" w:hanging="360"/>
+      </w:pPr>
+      <w:rPr>
+        <w:rFonts w:ascii="Symbol" w:hAnsi="Symbol" w:hint="default"/>
+        <w:sz w:val="20"/>
+      </w:rPr>
+    </w:lvl>
+    <w:lvl w:ilvl="3" w:tentative="1">
+      <w:start w:val="1"/>
+      <w:numFmt w:val="bullet"/>
+      <w:lvlText w:val=""/>
+      <w:lvlJc w:val="left"/>
+      <w:pPr>
+        <w:tabs>
+          <w:tab w:val="num" w:pos="3240"/>
+        </w:tabs>
+        <w:ind w:left="3240" w:hanging="360"/>
+      </w:pPr>
+      <w:rPr>
+        <w:rFonts w:ascii="Symbol" w:hAnsi="Symbol" w:hint="default"/>
+        <w:sz w:val="20"/>
+      </w:rPr>
+    </w:lvl>
+    <w:lvl w:ilvl="4" w:tentative="1">
+      <w:start w:val="1"/>
+      <w:numFmt w:val="bullet"/>
+      <w:lvlText w:val=""/>
+      <w:lvlJc w:val="left"/>
+      <w:pPr>
+        <w:tabs>
+          <w:tab w:val="num" w:pos="3960"/>
+        </w:tabs>
+        <w:ind w:left="3960" w:hanging="360"/>
+      </w:pPr>
+      <w:rPr>
+        <w:rFonts w:ascii="Symbol" w:hAnsi="Symbol" w:hint="default"/>
+        <w:sz w:val="20"/>
+      </w:rPr>
+    </w:lvl>
+    <w:lvl w:ilvl="5" w:tentative="1">
+      <w:start w:val="1"/>
+      <w:numFmt w:val="bullet"/>
+      <w:lvlText w:val=""/>
+      <w:lvlJc w:val="left"/>
+      <w:pPr>
+        <w:tabs>
+          <w:tab w:val="num" w:pos="4680"/>
+        </w:tabs>
+        <w:ind w:left="4680" w:hanging="360"/>
+      </w:pPr>
+      <w:rPr>
+        <w:rFonts w:ascii="Symbol" w:hAnsi="Symbol" w:hint="default"/>
+        <w:sz w:val="20"/>
+      </w:rPr>
+    </w:lvl>
+    <w:lvl w:ilvl="6" w:tentative="1">
+      <w:start w:val="1"/>
+      <w:numFmt w:val="bullet"/>
+      <w:lvlText w:val=""/>
+      <w:lvlJc w:val="left"/>
+      <w:pPr>
+        <w:tabs>
+          <w:tab w:val="num" w:pos="5400"/>
+        </w:tabs>
+        <w:ind w:left="5400" w:hanging="360"/>
+      </w:pPr>
+      <w:rPr>
+        <w:rFonts w:ascii="Symbol" w:hAnsi="Symbol" w:hint="default"/>
+        <w:sz w:val="20"/>
+      </w:rPr>
+    </w:lvl>
+    <w:lvl w:ilvl="7" w:tentative="1">
+      <w:start w:val="1"/>
+      <w:numFmt w:val="bullet"/>
+      <w:lvlText w:val=""/>
+      <w:lvlJc w:val="left"/>
+      <w:pPr>
+        <w:tabs>
+          <w:tab w:val="num" w:pos="6120"/>
+        </w:tabs>
+        <w:ind w:left="6120" w:hanging="360"/>
+      </w:pPr>
+      <w:rPr>
+        <w:rFonts w:ascii="Symbol" w:hAnsi="Symbol" w:hint="default"/>
+        <w:sz w:val="20"/>
+      </w:rPr>
+    </w:lvl>
+    <w:lvl w:ilvl="8" w:tentative="1">
+      <w:start w:val="1"/>
+      <w:numFmt w:val="bullet"/>
+      <w:lvlText w:val=""/>
+      <w:lvlJc w:val="left"/>
+      <w:pPr>
+        <w:tabs>
+          <w:tab w:val="num" w:pos="6840"/>
+        </w:tabs>
+        <w:ind w:left="6840" w:hanging="360"/>
+      </w:pPr>
+      <w:rPr>
+        <w:rFonts w:ascii="Symbol" w:hAnsi="Symbol" w:hint="default"/>
+        <w:sz w:val="20"/>
+      </w:rPr>
+    </w:lvl>
+  </w:abstractNum>
+  <w:abstractNum w:abstractNumId="21" w15:restartNumberingAfterBreak="0">
     <w:nsid w:val="34D0591D"/>
     <w:multiLevelType w:val="hybridMultilevel"/>
     <w:tmpl w:val="D494E278"/>
@@ -5154,7 +6076,245 @@
       </w:rPr>
     </w:lvl>
   </w:abstractNum>
-  <w:abstractNum w:abstractNumId="14" w15:restartNumberingAfterBreak="0">
+  <w:abstractNum w:abstractNumId="22" w15:restartNumberingAfterBreak="0">
+    <w:nsid w:val="396E6BBB"/>
+    <w:multiLevelType w:val="hybridMultilevel"/>
+    <w:tmpl w:val="A25ADF0A"/>
+    <w:lvl w:ilvl="0" w:tplc="4C090001">
+      <w:start w:val="1"/>
+      <w:numFmt w:val="bullet"/>
+      <w:lvlText w:val=""/>
+      <w:lvlJc w:val="left"/>
+      <w:pPr>
+        <w:ind w:left="720" w:hanging="360"/>
+      </w:pPr>
+      <w:rPr>
+        <w:rFonts w:ascii="Symbol" w:hAnsi="Symbol" w:hint="default"/>
+      </w:rPr>
+    </w:lvl>
+    <w:lvl w:ilvl="1" w:tplc="FFFFFFFF" w:tentative="1">
+      <w:start w:val="1"/>
+      <w:numFmt w:val="lowerLetter"/>
+      <w:lvlText w:val="%2."/>
+      <w:lvlJc w:val="left"/>
+      <w:pPr>
+        <w:ind w:left="1440" w:hanging="360"/>
+      </w:pPr>
+    </w:lvl>
+    <w:lvl w:ilvl="2" w:tplc="FFFFFFFF" w:tentative="1">
+      <w:start w:val="1"/>
+      <w:numFmt w:val="lowerRoman"/>
+      <w:lvlText w:val="%3."/>
+      <w:lvlJc w:val="right"/>
+      <w:pPr>
+        <w:ind w:left="2160" w:hanging="180"/>
+      </w:pPr>
+    </w:lvl>
+    <w:lvl w:ilvl="3" w:tplc="FFFFFFFF" w:tentative="1">
+      <w:start w:val="1"/>
+      <w:numFmt w:val="decimal"/>
+      <w:lvlText w:val="%4."/>
+      <w:lvlJc w:val="left"/>
+      <w:pPr>
+        <w:ind w:left="2880" w:hanging="360"/>
+      </w:pPr>
+    </w:lvl>
+    <w:lvl w:ilvl="4" w:tplc="FFFFFFFF" w:tentative="1">
+      <w:start w:val="1"/>
+      <w:numFmt w:val="lowerLetter"/>
+      <w:lvlText w:val="%5."/>
+      <w:lvlJc w:val="left"/>
+      <w:pPr>
+        <w:ind w:left="3600" w:hanging="360"/>
+      </w:pPr>
+    </w:lvl>
+    <w:lvl w:ilvl="5" w:tplc="FFFFFFFF" w:tentative="1">
+      <w:start w:val="1"/>
+      <w:numFmt w:val="lowerRoman"/>
+      <w:lvlText w:val="%6."/>
+      <w:lvlJc w:val="right"/>
+      <w:pPr>
+        <w:ind w:left="4320" w:hanging="180"/>
+      </w:pPr>
+    </w:lvl>
+    <w:lvl w:ilvl="6" w:tplc="FFFFFFFF" w:tentative="1">
+      <w:start w:val="1"/>
+      <w:numFmt w:val="decimal"/>
+      <w:lvlText w:val="%7."/>
+      <w:lvlJc w:val="left"/>
+      <w:pPr>
+        <w:ind w:left="5040" w:hanging="360"/>
+      </w:pPr>
+    </w:lvl>
+    <w:lvl w:ilvl="7" w:tplc="FFFFFFFF" w:tentative="1">
+      <w:start w:val="1"/>
+      <w:numFmt w:val="lowerLetter"/>
+      <w:lvlText w:val="%8."/>
+      <w:lvlJc w:val="left"/>
+      <w:pPr>
+        <w:ind w:left="5760" w:hanging="360"/>
+      </w:pPr>
+    </w:lvl>
+    <w:lvl w:ilvl="8" w:tplc="FFFFFFFF" w:tentative="1">
+      <w:start w:val="1"/>
+      <w:numFmt w:val="lowerRoman"/>
+      <w:lvlText w:val="%9."/>
+      <w:lvlJc w:val="right"/>
+      <w:pPr>
+        <w:ind w:left="6480" w:hanging="180"/>
+      </w:pPr>
+    </w:lvl>
+  </w:abstractNum>
+  <w:abstractNum w:abstractNumId="23" w15:restartNumberingAfterBreak="0">
+    <w:nsid w:val="3B527929"/>
+    <w:multiLevelType w:val="multilevel"/>
+    <w:tmpl w:val="B7FCDA0C"/>
+    <w:lvl w:ilvl="0">
+      <w:start w:val="1"/>
+      <w:numFmt w:val="bullet"/>
+      <w:lvlText w:val=""/>
+      <w:lvlJc w:val="left"/>
+      <w:pPr>
+        <w:tabs>
+          <w:tab w:val="num" w:pos="1080"/>
+        </w:tabs>
+        <w:ind w:left="1080" w:hanging="360"/>
+      </w:pPr>
+      <w:rPr>
+        <w:rFonts w:ascii="Symbol" w:hAnsi="Symbol" w:hint="default"/>
+        <w:sz w:val="20"/>
+      </w:rPr>
+    </w:lvl>
+    <w:lvl w:ilvl="1" w:tentative="1">
+      <w:start w:val="1"/>
+      <w:numFmt w:val="bullet"/>
+      <w:lvlText w:val=""/>
+      <w:lvlJc w:val="left"/>
+      <w:pPr>
+        <w:tabs>
+          <w:tab w:val="num" w:pos="1800"/>
+        </w:tabs>
+        <w:ind w:left="1800" w:hanging="360"/>
+      </w:pPr>
+      <w:rPr>
+        <w:rFonts w:ascii="Symbol" w:hAnsi="Symbol" w:hint="default"/>
+        <w:sz w:val="20"/>
+      </w:rPr>
+    </w:lvl>
+    <w:lvl w:ilvl="2" w:tentative="1">
+      <w:start w:val="1"/>
+      <w:numFmt w:val="bullet"/>
+      <w:lvlText w:val=""/>
+      <w:lvlJc w:val="left"/>
+      <w:pPr>
+        <w:tabs>
+          <w:tab w:val="num" w:pos="2520"/>
+        </w:tabs>
+        <w:ind w:left="2520" w:hanging="360"/>
+      </w:pPr>
+      <w:rPr>
+        <w:rFonts w:ascii="Symbol" w:hAnsi="Symbol" w:hint="default"/>
+        <w:sz w:val="20"/>
+      </w:rPr>
+    </w:lvl>
+    <w:lvl w:ilvl="3" w:tentative="1">
+      <w:start w:val="1"/>
+      <w:numFmt w:val="bullet"/>
+      <w:lvlText w:val=""/>
+      <w:lvlJc w:val="left"/>
+      <w:pPr>
+        <w:tabs>
+          <w:tab w:val="num" w:pos="3240"/>
+        </w:tabs>
+        <w:ind w:left="3240" w:hanging="360"/>
+      </w:pPr>
+      <w:rPr>
+        <w:rFonts w:ascii="Symbol" w:hAnsi="Symbol" w:hint="default"/>
+        <w:sz w:val="20"/>
+      </w:rPr>
+    </w:lvl>
+    <w:lvl w:ilvl="4" w:tentative="1">
+      <w:start w:val="1"/>
+      <w:numFmt w:val="bullet"/>
+      <w:lvlText w:val=""/>
+      <w:lvlJc w:val="left"/>
+      <w:pPr>
+        <w:tabs>
+          <w:tab w:val="num" w:pos="3960"/>
+        </w:tabs>
+        <w:ind w:left="3960" w:hanging="360"/>
+      </w:pPr>
+      <w:rPr>
+        <w:rFonts w:ascii="Symbol" w:hAnsi="Symbol" w:hint="default"/>
+        <w:sz w:val="20"/>
+      </w:rPr>
+    </w:lvl>
+    <w:lvl w:ilvl="5" w:tentative="1">
+      <w:start w:val="1"/>
+      <w:numFmt w:val="bullet"/>
+      <w:lvlText w:val=""/>
+      <w:lvlJc w:val="left"/>
+      <w:pPr>
+        <w:tabs>
+          <w:tab w:val="num" w:pos="4680"/>
+        </w:tabs>
+        <w:ind w:left="4680" w:hanging="360"/>
+      </w:pPr>
+      <w:rPr>
+        <w:rFonts w:ascii="Symbol" w:hAnsi="Symbol" w:hint="default"/>
+        <w:sz w:val="20"/>
+      </w:rPr>
+    </w:lvl>
+    <w:lvl w:ilvl="6" w:tentative="1">
+      <w:start w:val="1"/>
+      <w:numFmt w:val="bullet"/>
+      <w:lvlText w:val=""/>
+      <w:lvlJc w:val="left"/>
+      <w:pPr>
+        <w:tabs>
+          <w:tab w:val="num" w:pos="5400"/>
+        </w:tabs>
+        <w:ind w:left="5400" w:hanging="360"/>
+      </w:pPr>
+      <w:rPr>
+        <w:rFonts w:ascii="Symbol" w:hAnsi="Symbol" w:hint="default"/>
+        <w:sz w:val="20"/>
+      </w:rPr>
+    </w:lvl>
+    <w:lvl w:ilvl="7" w:tentative="1">
+      <w:start w:val="1"/>
+      <w:numFmt w:val="bullet"/>
+      <w:lvlText w:val=""/>
+      <w:lvlJc w:val="left"/>
+      <w:pPr>
+        <w:tabs>
+          <w:tab w:val="num" w:pos="6120"/>
+        </w:tabs>
+        <w:ind w:left="6120" w:hanging="360"/>
+      </w:pPr>
+      <w:rPr>
+        <w:rFonts w:ascii="Symbol" w:hAnsi="Symbol" w:hint="default"/>
+        <w:sz w:val="20"/>
+      </w:rPr>
+    </w:lvl>
+    <w:lvl w:ilvl="8" w:tentative="1">
+      <w:start w:val="1"/>
+      <w:numFmt w:val="bullet"/>
+      <w:lvlText w:val=""/>
+      <w:lvlJc w:val="left"/>
+      <w:pPr>
+        <w:tabs>
+          <w:tab w:val="num" w:pos="6840"/>
+        </w:tabs>
+        <w:ind w:left="6840" w:hanging="360"/>
+      </w:pPr>
+      <w:rPr>
+        <w:rFonts w:ascii="Symbol" w:hAnsi="Symbol" w:hint="default"/>
+        <w:sz w:val="20"/>
+      </w:rPr>
+    </w:lvl>
+  </w:abstractNum>
+  <w:abstractNum w:abstractNumId="24" w15:restartNumberingAfterBreak="0">
     <w:nsid w:val="410642AE"/>
     <w:multiLevelType w:val="hybridMultilevel"/>
     <w:tmpl w:val="105E38FC"/>
@@ -5267,7 +6427,120 @@
       </w:rPr>
     </w:lvl>
   </w:abstractNum>
-  <w:abstractNum w:abstractNumId="15" w15:restartNumberingAfterBreak="0">
+  <w:abstractNum w:abstractNumId="25" w15:restartNumberingAfterBreak="0">
+    <w:nsid w:val="44B10DBA"/>
+    <w:multiLevelType w:val="multilevel"/>
+    <w:tmpl w:val="93B043E4"/>
+    <w:lvl w:ilvl="0">
+      <w:start w:val="1"/>
+      <w:numFmt w:val="decimal"/>
+      <w:lvlText w:val="%1."/>
+      <w:lvlJc w:val="left"/>
+      <w:pPr>
+        <w:tabs>
+          <w:tab w:val="num" w:pos="720"/>
+        </w:tabs>
+        <w:ind w:left="720" w:hanging="360"/>
+      </w:pPr>
+    </w:lvl>
+    <w:lvl w:ilvl="1" w:tentative="1">
+      <w:start w:val="1"/>
+      <w:numFmt w:val="decimal"/>
+      <w:lvlText w:val="%2."/>
+      <w:lvlJc w:val="left"/>
+      <w:pPr>
+        <w:tabs>
+          <w:tab w:val="num" w:pos="1440"/>
+        </w:tabs>
+        <w:ind w:left="1440" w:hanging="360"/>
+      </w:pPr>
+    </w:lvl>
+    <w:lvl w:ilvl="2" w:tentative="1">
+      <w:start w:val="1"/>
+      <w:numFmt w:val="decimal"/>
+      <w:lvlText w:val="%3."/>
+      <w:lvlJc w:val="left"/>
+      <w:pPr>
+        <w:tabs>
+          <w:tab w:val="num" w:pos="2160"/>
+        </w:tabs>
+        <w:ind w:left="2160" w:hanging="360"/>
+      </w:pPr>
+    </w:lvl>
+    <w:lvl w:ilvl="3" w:tentative="1">
+      <w:start w:val="1"/>
+      <w:numFmt w:val="decimal"/>
+      <w:lvlText w:val="%4."/>
+      <w:lvlJc w:val="left"/>
+      <w:pPr>
+        <w:tabs>
+          <w:tab w:val="num" w:pos="2880"/>
+        </w:tabs>
+        <w:ind w:left="2880" w:hanging="360"/>
+      </w:pPr>
+    </w:lvl>
+    <w:lvl w:ilvl="4" w:tentative="1">
+      <w:start w:val="1"/>
+      <w:numFmt w:val="decimal"/>
+      <w:lvlText w:val="%5."/>
+      <w:lvlJc w:val="left"/>
+      <w:pPr>
+        <w:tabs>
+          <w:tab w:val="num" w:pos="3600"/>
+        </w:tabs>
+        <w:ind w:left="3600" w:hanging="360"/>
+      </w:pPr>
+    </w:lvl>
+    <w:lvl w:ilvl="5" w:tentative="1">
+      <w:start w:val="1"/>
+      <w:numFmt w:val="decimal"/>
+      <w:lvlText w:val="%6."/>
+      <w:lvlJc w:val="left"/>
+      <w:pPr>
+        <w:tabs>
+          <w:tab w:val="num" w:pos="4320"/>
+        </w:tabs>
+        <w:ind w:left="4320" w:hanging="360"/>
+      </w:pPr>
+    </w:lvl>
+    <w:lvl w:ilvl="6" w:tentative="1">
+      <w:start w:val="1"/>
+      <w:numFmt w:val="decimal"/>
+      <w:lvlText w:val="%7."/>
+      <w:lvlJc w:val="left"/>
+      <w:pPr>
+        <w:tabs>
+          <w:tab w:val="num" w:pos="5040"/>
+        </w:tabs>
+        <w:ind w:left="5040" w:hanging="360"/>
+      </w:pPr>
+    </w:lvl>
+    <w:lvl w:ilvl="7" w:tentative="1">
+      <w:start w:val="1"/>
+      <w:numFmt w:val="decimal"/>
+      <w:lvlText w:val="%8."/>
+      <w:lvlJc w:val="left"/>
+      <w:pPr>
+        <w:tabs>
+          <w:tab w:val="num" w:pos="5760"/>
+        </w:tabs>
+        <w:ind w:left="5760" w:hanging="360"/>
+      </w:pPr>
+    </w:lvl>
+    <w:lvl w:ilvl="8" w:tentative="1">
+      <w:start w:val="1"/>
+      <w:numFmt w:val="decimal"/>
+      <w:lvlText w:val="%9."/>
+      <w:lvlJc w:val="left"/>
+      <w:pPr>
+        <w:tabs>
+          <w:tab w:val="num" w:pos="6480"/>
+        </w:tabs>
+        <w:ind w:left="6480" w:hanging="360"/>
+      </w:pPr>
+    </w:lvl>
+  </w:abstractNum>
+  <w:abstractNum w:abstractNumId="26" w15:restartNumberingAfterBreak="0">
     <w:nsid w:val="44BB7927"/>
     <w:multiLevelType w:val="hybridMultilevel"/>
     <w:tmpl w:val="8FC84E74"/>
@@ -5380,7 +6653,7 @@
       </w:rPr>
     </w:lvl>
   </w:abstractNum>
-  <w:abstractNum w:abstractNumId="16" w15:restartNumberingAfterBreak="0">
+  <w:abstractNum w:abstractNumId="27" w15:restartNumberingAfterBreak="0">
     <w:nsid w:val="457029ED"/>
     <w:multiLevelType w:val="hybridMultilevel"/>
     <w:tmpl w:val="5D0A9B6C"/>
@@ -5493,7 +6766,7 @@
       </w:rPr>
     </w:lvl>
   </w:abstractNum>
-  <w:abstractNum w:abstractNumId="17" w15:restartNumberingAfterBreak="0">
+  <w:abstractNum w:abstractNumId="28" w15:restartNumberingAfterBreak="0">
     <w:nsid w:val="46765EE9"/>
     <w:multiLevelType w:val="hybridMultilevel"/>
     <w:tmpl w:val="D28867EE"/>
@@ -5606,7 +6879,7 @@
       </w:rPr>
     </w:lvl>
   </w:abstractNum>
-  <w:abstractNum w:abstractNumId="18" w15:restartNumberingAfterBreak="0">
+  <w:abstractNum w:abstractNumId="29" w15:restartNumberingAfterBreak="0">
     <w:nsid w:val="499C2768"/>
     <w:multiLevelType w:val="hybridMultilevel"/>
     <w:tmpl w:val="D59AF0AE"/>
@@ -5719,7 +6992,96 @@
       </w:rPr>
     </w:lvl>
   </w:abstractNum>
-  <w:abstractNum w:abstractNumId="19" w15:restartNumberingAfterBreak="0">
+  <w:abstractNum w:abstractNumId="30" w15:restartNumberingAfterBreak="0">
+    <w:nsid w:val="4F2A45F4"/>
+    <w:multiLevelType w:val="hybridMultilevel"/>
+    <w:tmpl w:val="3B324E74"/>
+    <w:lvl w:ilvl="0" w:tplc="4C090001">
+      <w:start w:val="1"/>
+      <w:numFmt w:val="bullet"/>
+      <w:lvlText w:val=""/>
+      <w:lvlJc w:val="left"/>
+      <w:pPr>
+        <w:ind w:left="1080" w:hanging="360"/>
+      </w:pPr>
+      <w:rPr>
+        <w:rFonts w:ascii="Symbol" w:hAnsi="Symbol" w:hint="default"/>
+      </w:rPr>
+    </w:lvl>
+    <w:lvl w:ilvl="1" w:tplc="FFFFFFFF" w:tentative="1">
+      <w:start w:val="1"/>
+      <w:numFmt w:val="lowerLetter"/>
+      <w:lvlText w:val="%2."/>
+      <w:lvlJc w:val="left"/>
+      <w:pPr>
+        <w:ind w:left="1800" w:hanging="360"/>
+      </w:pPr>
+    </w:lvl>
+    <w:lvl w:ilvl="2" w:tplc="FFFFFFFF" w:tentative="1">
+      <w:start w:val="1"/>
+      <w:numFmt w:val="lowerRoman"/>
+      <w:lvlText w:val="%3."/>
+      <w:lvlJc w:val="right"/>
+      <w:pPr>
+        <w:ind w:left="2520" w:hanging="180"/>
+      </w:pPr>
+    </w:lvl>
+    <w:lvl w:ilvl="3" w:tplc="FFFFFFFF" w:tentative="1">
+      <w:start w:val="1"/>
+      <w:numFmt w:val="decimal"/>
+      <w:lvlText w:val="%4."/>
+      <w:lvlJc w:val="left"/>
+      <w:pPr>
+        <w:ind w:left="3240" w:hanging="360"/>
+      </w:pPr>
+    </w:lvl>
+    <w:lvl w:ilvl="4" w:tplc="FFFFFFFF" w:tentative="1">
+      <w:start w:val="1"/>
+      <w:numFmt w:val="lowerLetter"/>
+      <w:lvlText w:val="%5."/>
+      <w:lvlJc w:val="left"/>
+      <w:pPr>
+        <w:ind w:left="3960" w:hanging="360"/>
+      </w:pPr>
+    </w:lvl>
+    <w:lvl w:ilvl="5" w:tplc="FFFFFFFF" w:tentative="1">
+      <w:start w:val="1"/>
+      <w:numFmt w:val="lowerRoman"/>
+      <w:lvlText w:val="%6."/>
+      <w:lvlJc w:val="right"/>
+      <w:pPr>
+        <w:ind w:left="4680" w:hanging="180"/>
+      </w:pPr>
+    </w:lvl>
+    <w:lvl w:ilvl="6" w:tplc="FFFFFFFF" w:tentative="1">
+      <w:start w:val="1"/>
+      <w:numFmt w:val="decimal"/>
+      <w:lvlText w:val="%7."/>
+      <w:lvlJc w:val="left"/>
+      <w:pPr>
+        <w:ind w:left="5400" w:hanging="360"/>
+      </w:pPr>
+    </w:lvl>
+    <w:lvl w:ilvl="7" w:tplc="FFFFFFFF" w:tentative="1">
+      <w:start w:val="1"/>
+      <w:numFmt w:val="lowerLetter"/>
+      <w:lvlText w:val="%8."/>
+      <w:lvlJc w:val="left"/>
+      <w:pPr>
+        <w:ind w:left="6120" w:hanging="360"/>
+      </w:pPr>
+    </w:lvl>
+    <w:lvl w:ilvl="8" w:tplc="FFFFFFFF" w:tentative="1">
+      <w:start w:val="1"/>
+      <w:numFmt w:val="lowerRoman"/>
+      <w:lvlText w:val="%9."/>
+      <w:lvlJc w:val="right"/>
+      <w:pPr>
+        <w:ind w:left="6840" w:hanging="180"/>
+      </w:pPr>
+    </w:lvl>
+  </w:abstractNum>
+  <w:abstractNum w:abstractNumId="31" w15:restartNumberingAfterBreak="0">
     <w:nsid w:val="4FD01A67"/>
     <w:multiLevelType w:val="multilevel"/>
     <w:tmpl w:val="2B221232"/>
@@ -5868,7 +7230,93 @@
       </w:rPr>
     </w:lvl>
   </w:abstractNum>
-  <w:abstractNum w:abstractNumId="20" w15:restartNumberingAfterBreak="0">
+  <w:abstractNum w:abstractNumId="32" w15:restartNumberingAfterBreak="0">
+    <w:nsid w:val="59E14D62"/>
+    <w:multiLevelType w:val="hybridMultilevel"/>
+    <w:tmpl w:val="7054CFE0"/>
+    <w:lvl w:ilvl="0" w:tplc="4C09000F">
+      <w:start w:val="1"/>
+      <w:numFmt w:val="decimal"/>
+      <w:lvlText w:val="%1."/>
+      <w:lvlJc w:val="left"/>
+      <w:pPr>
+        <w:ind w:left="720" w:hanging="360"/>
+      </w:pPr>
+    </w:lvl>
+    <w:lvl w:ilvl="1" w:tplc="4C090019" w:tentative="1">
+      <w:start w:val="1"/>
+      <w:numFmt w:val="lowerLetter"/>
+      <w:lvlText w:val="%2."/>
+      <w:lvlJc w:val="left"/>
+      <w:pPr>
+        <w:ind w:left="1440" w:hanging="360"/>
+      </w:pPr>
+    </w:lvl>
+    <w:lvl w:ilvl="2" w:tplc="4C09001B" w:tentative="1">
+      <w:start w:val="1"/>
+      <w:numFmt w:val="lowerRoman"/>
+      <w:lvlText w:val="%3."/>
+      <w:lvlJc w:val="right"/>
+      <w:pPr>
+        <w:ind w:left="2160" w:hanging="180"/>
+      </w:pPr>
+    </w:lvl>
+    <w:lvl w:ilvl="3" w:tplc="4C09000F" w:tentative="1">
+      <w:start w:val="1"/>
+      <w:numFmt w:val="decimal"/>
+      <w:lvlText w:val="%4."/>
+      <w:lvlJc w:val="left"/>
+      <w:pPr>
+        <w:ind w:left="2880" w:hanging="360"/>
+      </w:pPr>
+    </w:lvl>
+    <w:lvl w:ilvl="4" w:tplc="4C090019" w:tentative="1">
+      <w:start w:val="1"/>
+      <w:numFmt w:val="lowerLetter"/>
+      <w:lvlText w:val="%5."/>
+      <w:lvlJc w:val="left"/>
+      <w:pPr>
+        <w:ind w:left="3600" w:hanging="360"/>
+      </w:pPr>
+    </w:lvl>
+    <w:lvl w:ilvl="5" w:tplc="4C09001B" w:tentative="1">
+      <w:start w:val="1"/>
+      <w:numFmt w:val="lowerRoman"/>
+      <w:lvlText w:val="%6."/>
+      <w:lvlJc w:val="right"/>
+      <w:pPr>
+        <w:ind w:left="4320" w:hanging="180"/>
+      </w:pPr>
+    </w:lvl>
+    <w:lvl w:ilvl="6" w:tplc="4C09000F" w:tentative="1">
+      <w:start w:val="1"/>
+      <w:numFmt w:val="decimal"/>
+      <w:lvlText w:val="%7."/>
+      <w:lvlJc w:val="left"/>
+      <w:pPr>
+        <w:ind w:left="5040" w:hanging="360"/>
+      </w:pPr>
+    </w:lvl>
+    <w:lvl w:ilvl="7" w:tplc="4C090019" w:tentative="1">
+      <w:start w:val="1"/>
+      <w:numFmt w:val="lowerLetter"/>
+      <w:lvlText w:val="%8."/>
+      <w:lvlJc w:val="left"/>
+      <w:pPr>
+        <w:ind w:left="5760" w:hanging="360"/>
+      </w:pPr>
+    </w:lvl>
+    <w:lvl w:ilvl="8" w:tplc="4C09001B" w:tentative="1">
+      <w:start w:val="1"/>
+      <w:numFmt w:val="lowerRoman"/>
+      <w:lvlText w:val="%9."/>
+      <w:lvlJc w:val="right"/>
+      <w:pPr>
+        <w:ind w:left="6480" w:hanging="180"/>
+      </w:pPr>
+    </w:lvl>
+  </w:abstractNum>
+  <w:abstractNum w:abstractNumId="33" w15:restartNumberingAfterBreak="0">
     <w:nsid w:val="5FD11FDF"/>
     <w:multiLevelType w:val="multilevel"/>
     <w:tmpl w:val="B57CC6BE"/>
@@ -5980,7 +7428,7 @@
       </w:rPr>
     </w:lvl>
   </w:abstractNum>
-  <w:abstractNum w:abstractNumId="21" w15:restartNumberingAfterBreak="0">
+  <w:abstractNum w:abstractNumId="34" w15:restartNumberingAfterBreak="0">
     <w:nsid w:val="61956015"/>
     <w:multiLevelType w:val="hybridMultilevel"/>
     <w:tmpl w:val="9B8CD7EC"/>
@@ -6093,7 +7541,7 @@
       </w:rPr>
     </w:lvl>
   </w:abstractNum>
-  <w:abstractNum w:abstractNumId="22" w15:restartNumberingAfterBreak="0">
+  <w:abstractNum w:abstractNumId="35" w15:restartNumberingAfterBreak="0">
     <w:nsid w:val="6509590E"/>
     <w:multiLevelType w:val="hybridMultilevel"/>
     <w:tmpl w:val="1DC20592"/>
@@ -6206,7 +7654,7 @@
       </w:rPr>
     </w:lvl>
   </w:abstractNum>
-  <w:abstractNum w:abstractNumId="23" w15:restartNumberingAfterBreak="0">
+  <w:abstractNum w:abstractNumId="36" w15:restartNumberingAfterBreak="0">
     <w:nsid w:val="69041AB6"/>
     <w:multiLevelType w:val="hybridMultilevel"/>
     <w:tmpl w:val="BE44D8F2"/>
@@ -6319,7 +7767,156 @@
       </w:rPr>
     </w:lvl>
   </w:abstractNum>
-  <w:abstractNum w:abstractNumId="24" w15:restartNumberingAfterBreak="0">
+  <w:abstractNum w:abstractNumId="37" w15:restartNumberingAfterBreak="0">
+    <w:nsid w:val="69E2405C"/>
+    <w:multiLevelType w:val="multilevel"/>
+    <w:tmpl w:val="A7281586"/>
+    <w:lvl w:ilvl="0">
+      <w:start w:val="1"/>
+      <w:numFmt w:val="bullet"/>
+      <w:lvlText w:val=""/>
+      <w:lvlJc w:val="left"/>
+      <w:pPr>
+        <w:tabs>
+          <w:tab w:val="num" w:pos="720"/>
+        </w:tabs>
+        <w:ind w:left="720" w:hanging="360"/>
+      </w:pPr>
+      <w:rPr>
+        <w:rFonts w:ascii="Symbol" w:hAnsi="Symbol" w:hint="default"/>
+        <w:sz w:val="20"/>
+      </w:rPr>
+    </w:lvl>
+    <w:lvl w:ilvl="1" w:tentative="1">
+      <w:start w:val="1"/>
+      <w:numFmt w:val="bullet"/>
+      <w:lvlText w:val=""/>
+      <w:lvlJc w:val="left"/>
+      <w:pPr>
+        <w:tabs>
+          <w:tab w:val="num" w:pos="1440"/>
+        </w:tabs>
+        <w:ind w:left="1440" w:hanging="360"/>
+      </w:pPr>
+      <w:rPr>
+        <w:rFonts w:ascii="Symbol" w:hAnsi="Symbol" w:hint="default"/>
+        <w:sz w:val="20"/>
+      </w:rPr>
+    </w:lvl>
+    <w:lvl w:ilvl="2" w:tentative="1">
+      <w:start w:val="1"/>
+      <w:numFmt w:val="bullet"/>
+      <w:lvlText w:val=""/>
+      <w:lvlJc w:val="left"/>
+      <w:pPr>
+        <w:tabs>
+          <w:tab w:val="num" w:pos="2160"/>
+        </w:tabs>
+        <w:ind w:left="2160" w:hanging="360"/>
+      </w:pPr>
+      <w:rPr>
+        <w:rFonts w:ascii="Symbol" w:hAnsi="Symbol" w:hint="default"/>
+        <w:sz w:val="20"/>
+      </w:rPr>
+    </w:lvl>
+    <w:lvl w:ilvl="3" w:tentative="1">
+      <w:start w:val="1"/>
+      <w:numFmt w:val="bullet"/>
+      <w:lvlText w:val=""/>
+      <w:lvlJc w:val="left"/>
+      <w:pPr>
+        <w:tabs>
+          <w:tab w:val="num" w:pos="2880"/>
+        </w:tabs>
+        <w:ind w:left="2880" w:hanging="360"/>
+      </w:pPr>
+      <w:rPr>
+        <w:rFonts w:ascii="Symbol" w:hAnsi="Symbol" w:hint="default"/>
+        <w:sz w:val="20"/>
+      </w:rPr>
+    </w:lvl>
+    <w:lvl w:ilvl="4" w:tentative="1">
+      <w:start w:val="1"/>
+      <w:numFmt w:val="bullet"/>
+      <w:lvlText w:val=""/>
+      <w:lvlJc w:val="left"/>
+      <w:pPr>
+        <w:tabs>
+          <w:tab w:val="num" w:pos="3600"/>
+        </w:tabs>
+        <w:ind w:left="3600" w:hanging="360"/>
+      </w:pPr>
+      <w:rPr>
+        <w:rFonts w:ascii="Symbol" w:hAnsi="Symbol" w:hint="default"/>
+        <w:sz w:val="20"/>
+      </w:rPr>
+    </w:lvl>
+    <w:lvl w:ilvl="5" w:tentative="1">
+      <w:start w:val="1"/>
+      <w:numFmt w:val="bullet"/>
+      <w:lvlText w:val=""/>
+      <w:lvlJc w:val="left"/>
+      <w:pPr>
+        <w:tabs>
+          <w:tab w:val="num" w:pos="4320"/>
+        </w:tabs>
+        <w:ind w:left="4320" w:hanging="360"/>
+      </w:pPr>
+      <w:rPr>
+        <w:rFonts w:ascii="Symbol" w:hAnsi="Symbol" w:hint="default"/>
+        <w:sz w:val="20"/>
+      </w:rPr>
+    </w:lvl>
+    <w:lvl w:ilvl="6" w:tentative="1">
+      <w:start w:val="1"/>
+      <w:numFmt w:val="bullet"/>
+      <w:lvlText w:val=""/>
+      <w:lvlJc w:val="left"/>
+      <w:pPr>
+        <w:tabs>
+          <w:tab w:val="num" w:pos="5040"/>
+        </w:tabs>
+        <w:ind w:left="5040" w:hanging="360"/>
+      </w:pPr>
+      <w:rPr>
+        <w:rFonts w:ascii="Symbol" w:hAnsi="Symbol" w:hint="default"/>
+        <w:sz w:val="20"/>
+      </w:rPr>
+    </w:lvl>
+    <w:lvl w:ilvl="7" w:tentative="1">
+      <w:start w:val="1"/>
+      <w:numFmt w:val="bullet"/>
+      <w:lvlText w:val=""/>
+      <w:lvlJc w:val="left"/>
+      <w:pPr>
+        <w:tabs>
+          <w:tab w:val="num" w:pos="5760"/>
+        </w:tabs>
+        <w:ind w:left="5760" w:hanging="360"/>
+      </w:pPr>
+      <w:rPr>
+        <w:rFonts w:ascii="Symbol" w:hAnsi="Symbol" w:hint="default"/>
+        <w:sz w:val="20"/>
+      </w:rPr>
+    </w:lvl>
+    <w:lvl w:ilvl="8" w:tentative="1">
+      <w:start w:val="1"/>
+      <w:numFmt w:val="bullet"/>
+      <w:lvlText w:val=""/>
+      <w:lvlJc w:val="left"/>
+      <w:pPr>
+        <w:tabs>
+          <w:tab w:val="num" w:pos="6480"/>
+        </w:tabs>
+        <w:ind w:left="6480" w:hanging="360"/>
+      </w:pPr>
+      <w:rPr>
+        <w:rFonts w:ascii="Symbol" w:hAnsi="Symbol" w:hint="default"/>
+        <w:sz w:val="20"/>
+      </w:rPr>
+    </w:lvl>
+  </w:abstractNum>
+  <w:abstractNum w:abstractNumId="38" w15:restartNumberingAfterBreak="0">
     <w:nsid w:val="6DE242EC"/>
     <w:multiLevelType w:val="hybridMultilevel"/>
     <w:tmpl w:val="C9844E9C"/>
@@ -6432,7 +8029,7 @@
       </w:rPr>
     </w:lvl>
   </w:abstractNum>
-  <w:abstractNum w:abstractNumId="25" w15:restartNumberingAfterBreak="0">
+  <w:abstractNum w:abstractNumId="39" w15:restartNumberingAfterBreak="0">
     <w:nsid w:val="6E05076D"/>
     <w:multiLevelType w:val="hybridMultilevel"/>
     <w:tmpl w:val="4118C932"/>
@@ -6545,7 +8142,7 @@
       </w:rPr>
     </w:lvl>
   </w:abstractNum>
-  <w:abstractNum w:abstractNumId="26" w15:restartNumberingAfterBreak="0">
+  <w:abstractNum w:abstractNumId="40" w15:restartNumberingAfterBreak="0">
     <w:nsid w:val="70A42414"/>
     <w:multiLevelType w:val="hybridMultilevel"/>
     <w:tmpl w:val="EC7A9952"/>
@@ -6658,86 +8255,396 @@
       </w:rPr>
     </w:lvl>
   </w:abstractNum>
+  <w:abstractNum w:abstractNumId="41" w15:restartNumberingAfterBreak="0">
+    <w:nsid w:val="73AF504A"/>
+    <w:multiLevelType w:val="multilevel"/>
+    <w:tmpl w:val="DD6E7FBC"/>
+    <w:lvl w:ilvl="0">
+      <w:start w:val="1"/>
+      <w:numFmt w:val="bullet"/>
+      <w:lvlText w:val=""/>
+      <w:lvlJc w:val="left"/>
+      <w:pPr>
+        <w:tabs>
+          <w:tab w:val="num" w:pos="720"/>
+        </w:tabs>
+        <w:ind w:left="720" w:hanging="360"/>
+      </w:pPr>
+      <w:rPr>
+        <w:rFonts w:ascii="Symbol" w:hAnsi="Symbol" w:hint="default"/>
+        <w:sz w:val="20"/>
+      </w:rPr>
+    </w:lvl>
+    <w:lvl w:ilvl="1" w:tentative="1">
+      <w:start w:val="1"/>
+      <w:numFmt w:val="bullet"/>
+      <w:lvlText w:val=""/>
+      <w:lvlJc w:val="left"/>
+      <w:pPr>
+        <w:tabs>
+          <w:tab w:val="num" w:pos="1440"/>
+        </w:tabs>
+        <w:ind w:left="1440" w:hanging="360"/>
+      </w:pPr>
+      <w:rPr>
+        <w:rFonts w:ascii="Symbol" w:hAnsi="Symbol" w:hint="default"/>
+        <w:sz w:val="20"/>
+      </w:rPr>
+    </w:lvl>
+    <w:lvl w:ilvl="2" w:tentative="1">
+      <w:start w:val="1"/>
+      <w:numFmt w:val="bullet"/>
+      <w:lvlText w:val=""/>
+      <w:lvlJc w:val="left"/>
+      <w:pPr>
+        <w:tabs>
+          <w:tab w:val="num" w:pos="2160"/>
+        </w:tabs>
+        <w:ind w:left="2160" w:hanging="360"/>
+      </w:pPr>
+      <w:rPr>
+        <w:rFonts w:ascii="Symbol" w:hAnsi="Symbol" w:hint="default"/>
+        <w:sz w:val="20"/>
+      </w:rPr>
+    </w:lvl>
+    <w:lvl w:ilvl="3" w:tentative="1">
+      <w:start w:val="1"/>
+      <w:numFmt w:val="bullet"/>
+      <w:lvlText w:val=""/>
+      <w:lvlJc w:val="left"/>
+      <w:pPr>
+        <w:tabs>
+          <w:tab w:val="num" w:pos="2880"/>
+        </w:tabs>
+        <w:ind w:left="2880" w:hanging="360"/>
+      </w:pPr>
+      <w:rPr>
+        <w:rFonts w:ascii="Symbol" w:hAnsi="Symbol" w:hint="default"/>
+        <w:sz w:val="20"/>
+      </w:rPr>
+    </w:lvl>
+    <w:lvl w:ilvl="4" w:tentative="1">
+      <w:start w:val="1"/>
+      <w:numFmt w:val="bullet"/>
+      <w:lvlText w:val=""/>
+      <w:lvlJc w:val="left"/>
+      <w:pPr>
+        <w:tabs>
+          <w:tab w:val="num" w:pos="3600"/>
+        </w:tabs>
+        <w:ind w:left="3600" w:hanging="360"/>
+      </w:pPr>
+      <w:rPr>
+        <w:rFonts w:ascii="Symbol" w:hAnsi="Symbol" w:hint="default"/>
+        <w:sz w:val="20"/>
+      </w:rPr>
+    </w:lvl>
+    <w:lvl w:ilvl="5" w:tentative="1">
+      <w:start w:val="1"/>
+      <w:numFmt w:val="bullet"/>
+      <w:lvlText w:val=""/>
+      <w:lvlJc w:val="left"/>
+      <w:pPr>
+        <w:tabs>
+          <w:tab w:val="num" w:pos="4320"/>
+        </w:tabs>
+        <w:ind w:left="4320" w:hanging="360"/>
+      </w:pPr>
+      <w:rPr>
+        <w:rFonts w:ascii="Symbol" w:hAnsi="Symbol" w:hint="default"/>
+        <w:sz w:val="20"/>
+      </w:rPr>
+    </w:lvl>
+    <w:lvl w:ilvl="6" w:tentative="1">
+      <w:start w:val="1"/>
+      <w:numFmt w:val="bullet"/>
+      <w:lvlText w:val=""/>
+      <w:lvlJc w:val="left"/>
+      <w:pPr>
+        <w:tabs>
+          <w:tab w:val="num" w:pos="5040"/>
+        </w:tabs>
+        <w:ind w:left="5040" w:hanging="360"/>
+      </w:pPr>
+      <w:rPr>
+        <w:rFonts w:ascii="Symbol" w:hAnsi="Symbol" w:hint="default"/>
+        <w:sz w:val="20"/>
+      </w:rPr>
+    </w:lvl>
+    <w:lvl w:ilvl="7" w:tentative="1">
+      <w:start w:val="1"/>
+      <w:numFmt w:val="bullet"/>
+      <w:lvlText w:val=""/>
+      <w:lvlJc w:val="left"/>
+      <w:pPr>
+        <w:tabs>
+          <w:tab w:val="num" w:pos="5760"/>
+        </w:tabs>
+        <w:ind w:left="5760" w:hanging="360"/>
+      </w:pPr>
+      <w:rPr>
+        <w:rFonts w:ascii="Symbol" w:hAnsi="Symbol" w:hint="default"/>
+        <w:sz w:val="20"/>
+      </w:rPr>
+    </w:lvl>
+    <w:lvl w:ilvl="8" w:tentative="1">
+      <w:start w:val="1"/>
+      <w:numFmt w:val="bullet"/>
+      <w:lvlText w:val=""/>
+      <w:lvlJc w:val="left"/>
+      <w:pPr>
+        <w:tabs>
+          <w:tab w:val="num" w:pos="6480"/>
+        </w:tabs>
+        <w:ind w:left="6480" w:hanging="360"/>
+      </w:pPr>
+      <w:rPr>
+        <w:rFonts w:ascii="Symbol" w:hAnsi="Symbol" w:hint="default"/>
+        <w:sz w:val="20"/>
+      </w:rPr>
+    </w:lvl>
+  </w:abstractNum>
+  <w:abstractNum w:abstractNumId="42" w15:restartNumberingAfterBreak="0">
+    <w:nsid w:val="79312882"/>
+    <w:multiLevelType w:val="multilevel"/>
+    <w:tmpl w:val="5C58F664"/>
+    <w:lvl w:ilvl="0">
+      <w:start w:val="2"/>
+      <w:numFmt w:val="decimal"/>
+      <w:lvlText w:val="%1."/>
+      <w:lvlJc w:val="left"/>
+      <w:pPr>
+        <w:tabs>
+          <w:tab w:val="num" w:pos="720"/>
+        </w:tabs>
+        <w:ind w:left="720" w:hanging="360"/>
+      </w:pPr>
+    </w:lvl>
+    <w:lvl w:ilvl="1" w:tentative="1">
+      <w:start w:val="1"/>
+      <w:numFmt w:val="decimal"/>
+      <w:lvlText w:val="%2."/>
+      <w:lvlJc w:val="left"/>
+      <w:pPr>
+        <w:tabs>
+          <w:tab w:val="num" w:pos="1440"/>
+        </w:tabs>
+        <w:ind w:left="1440" w:hanging="360"/>
+      </w:pPr>
+    </w:lvl>
+    <w:lvl w:ilvl="2" w:tentative="1">
+      <w:start w:val="1"/>
+      <w:numFmt w:val="decimal"/>
+      <w:lvlText w:val="%3."/>
+      <w:lvlJc w:val="left"/>
+      <w:pPr>
+        <w:tabs>
+          <w:tab w:val="num" w:pos="2160"/>
+        </w:tabs>
+        <w:ind w:left="2160" w:hanging="360"/>
+      </w:pPr>
+    </w:lvl>
+    <w:lvl w:ilvl="3" w:tentative="1">
+      <w:start w:val="1"/>
+      <w:numFmt w:val="decimal"/>
+      <w:lvlText w:val="%4."/>
+      <w:lvlJc w:val="left"/>
+      <w:pPr>
+        <w:tabs>
+          <w:tab w:val="num" w:pos="2880"/>
+        </w:tabs>
+        <w:ind w:left="2880" w:hanging="360"/>
+      </w:pPr>
+    </w:lvl>
+    <w:lvl w:ilvl="4" w:tentative="1">
+      <w:start w:val="1"/>
+      <w:numFmt w:val="decimal"/>
+      <w:lvlText w:val="%5."/>
+      <w:lvlJc w:val="left"/>
+      <w:pPr>
+        <w:tabs>
+          <w:tab w:val="num" w:pos="3600"/>
+        </w:tabs>
+        <w:ind w:left="3600" w:hanging="360"/>
+      </w:pPr>
+    </w:lvl>
+    <w:lvl w:ilvl="5" w:tentative="1">
+      <w:start w:val="1"/>
+      <w:numFmt w:val="decimal"/>
+      <w:lvlText w:val="%6."/>
+      <w:lvlJc w:val="left"/>
+      <w:pPr>
+        <w:tabs>
+          <w:tab w:val="num" w:pos="4320"/>
+        </w:tabs>
+        <w:ind w:left="4320" w:hanging="360"/>
+      </w:pPr>
+    </w:lvl>
+    <w:lvl w:ilvl="6" w:tentative="1">
+      <w:start w:val="1"/>
+      <w:numFmt w:val="decimal"/>
+      <w:lvlText w:val="%7."/>
+      <w:lvlJc w:val="left"/>
+      <w:pPr>
+        <w:tabs>
+          <w:tab w:val="num" w:pos="5040"/>
+        </w:tabs>
+        <w:ind w:left="5040" w:hanging="360"/>
+      </w:pPr>
+    </w:lvl>
+    <w:lvl w:ilvl="7" w:tentative="1">
+      <w:start w:val="1"/>
+      <w:numFmt w:val="decimal"/>
+      <w:lvlText w:val="%8."/>
+      <w:lvlJc w:val="left"/>
+      <w:pPr>
+        <w:tabs>
+          <w:tab w:val="num" w:pos="5760"/>
+        </w:tabs>
+        <w:ind w:left="5760" w:hanging="360"/>
+      </w:pPr>
+    </w:lvl>
+    <w:lvl w:ilvl="8" w:tentative="1">
+      <w:start w:val="1"/>
+      <w:numFmt w:val="decimal"/>
+      <w:lvlText w:val="%9."/>
+      <w:lvlJc w:val="left"/>
+      <w:pPr>
+        <w:tabs>
+          <w:tab w:val="num" w:pos="6480"/>
+        </w:tabs>
+        <w:ind w:left="6480" w:hanging="360"/>
+      </w:pPr>
+    </w:lvl>
+  </w:abstractNum>
   <w:num w:numId="1" w16cid:durableId="1498377652">
+    <w:abstractNumId w:val="33"/>
+  </w:num>
+  <w:num w:numId="2" w16cid:durableId="1538350175">
+    <w:abstractNumId w:val="4"/>
+  </w:num>
+  <w:num w:numId="3" w16cid:durableId="188568981">
+    <w:abstractNumId w:val="38"/>
+  </w:num>
+  <w:num w:numId="4" w16cid:durableId="1095907885">
+    <w:abstractNumId w:val="31"/>
+  </w:num>
+  <w:num w:numId="5" w16cid:durableId="871577974">
+    <w:abstractNumId w:val="10"/>
+  </w:num>
+  <w:num w:numId="6" w16cid:durableId="903872810">
+    <w:abstractNumId w:val="28"/>
+  </w:num>
+  <w:num w:numId="7" w16cid:durableId="1705786718">
+    <w:abstractNumId w:val="2"/>
+  </w:num>
+  <w:num w:numId="8" w16cid:durableId="206993966">
+    <w:abstractNumId w:val="9"/>
+  </w:num>
+  <w:num w:numId="9" w16cid:durableId="2106997650">
+    <w:abstractNumId w:val="16"/>
+  </w:num>
+  <w:num w:numId="10" w16cid:durableId="1309433128">
+    <w:abstractNumId w:val="6"/>
+  </w:num>
+  <w:num w:numId="11" w16cid:durableId="721563100">
+    <w:abstractNumId w:val="12"/>
+  </w:num>
+  <w:num w:numId="12" w16cid:durableId="1007171892">
+    <w:abstractNumId w:val="21"/>
+  </w:num>
+  <w:num w:numId="13" w16cid:durableId="661735913">
+    <w:abstractNumId w:val="27"/>
+  </w:num>
+  <w:num w:numId="14" w16cid:durableId="753864552">
+    <w:abstractNumId w:val="26"/>
+  </w:num>
+  <w:num w:numId="15" w16cid:durableId="1074857880">
+    <w:abstractNumId w:val="40"/>
+  </w:num>
+  <w:num w:numId="16" w16cid:durableId="798646322">
+    <w:abstractNumId w:val="14"/>
+  </w:num>
+  <w:num w:numId="17" w16cid:durableId="1436250678">
+    <w:abstractNumId w:val="24"/>
+  </w:num>
+  <w:num w:numId="18" w16cid:durableId="853880184">
+    <w:abstractNumId w:val="8"/>
+  </w:num>
+  <w:num w:numId="19" w16cid:durableId="1292713731">
+    <w:abstractNumId w:val="11"/>
+  </w:num>
+  <w:num w:numId="20" w16cid:durableId="275260433">
+    <w:abstractNumId w:val="36"/>
+  </w:num>
+  <w:num w:numId="21" w16cid:durableId="22175461">
+    <w:abstractNumId w:val="29"/>
+  </w:num>
+  <w:num w:numId="22" w16cid:durableId="78913434">
+    <w:abstractNumId w:val="39"/>
+  </w:num>
+  <w:num w:numId="23" w16cid:durableId="1562330659">
+    <w:abstractNumId w:val="34"/>
+  </w:num>
+  <w:num w:numId="24" w16cid:durableId="271131623">
+    <w:abstractNumId w:val="13"/>
+  </w:num>
+  <w:num w:numId="25" w16cid:durableId="1232229798">
+    <w:abstractNumId w:val="3"/>
+  </w:num>
+  <w:num w:numId="26" w16cid:durableId="1131677559">
+    <w:abstractNumId w:val="7"/>
+  </w:num>
+  <w:num w:numId="27" w16cid:durableId="820081036">
+    <w:abstractNumId w:val="35"/>
+  </w:num>
+  <w:num w:numId="28" w16cid:durableId="320621164">
+    <w:abstractNumId w:val="32"/>
+  </w:num>
+  <w:num w:numId="29" w16cid:durableId="1929844650">
+    <w:abstractNumId w:val="1"/>
+  </w:num>
+  <w:num w:numId="30" w16cid:durableId="1905263282">
+    <w:abstractNumId w:val="30"/>
+  </w:num>
+  <w:num w:numId="31" w16cid:durableId="842668151">
+    <w:abstractNumId w:val="22"/>
+  </w:num>
+  <w:num w:numId="32" w16cid:durableId="2078016806">
+    <w:abstractNumId w:val="25"/>
+  </w:num>
+  <w:num w:numId="33" w16cid:durableId="1667442">
     <w:abstractNumId w:val="20"/>
   </w:num>
-  <w:num w:numId="2" w16cid:durableId="1538350175">
-    <w:abstractNumId w:val="2"/>
+  <w:num w:numId="34" w16cid:durableId="10644814">
+    <w:abstractNumId w:val="42"/>
   </w:num>
-  <w:num w:numId="3" w16cid:durableId="188568981">
-    <w:abstractNumId w:val="24"/>
+  <w:num w:numId="35" w16cid:durableId="1549801541">
+    <w:abstractNumId w:val="5"/>
   </w:num>
-  <w:num w:numId="4" w16cid:durableId="1095907885">
+  <w:num w:numId="36" w16cid:durableId="1499075985">
     <w:abstractNumId w:val="19"/>
   </w:num>
-  <w:num w:numId="5" w16cid:durableId="871577974">
-    <w:abstractNumId w:val="7"/>
-  </w:num>
-  <w:num w:numId="6" w16cid:durableId="903872810">
-    <w:abstractNumId w:val="17"/>
-  </w:num>
-  <w:num w:numId="7" w16cid:durableId="1705786718">
+  <w:num w:numId="37" w16cid:durableId="1254584912">
     <w:abstractNumId w:val="0"/>
   </w:num>
-  <w:num w:numId="8" w16cid:durableId="206993966">
-    <w:abstractNumId w:val="6"/>
+  <w:num w:numId="38" w16cid:durableId="289824979">
+    <w:abstractNumId w:val="18"/>
   </w:num>
-  <w:num w:numId="9" w16cid:durableId="2106997650">
-    <w:abstractNumId w:val="12"/>
+  <w:num w:numId="39" w16cid:durableId="1104769559">
+    <w:abstractNumId w:val="23"/>
   </w:num>
-  <w:num w:numId="10" w16cid:durableId="1309433128">
-    <w:abstractNumId w:val="3"/>
-  </w:num>
-  <w:num w:numId="11" w16cid:durableId="721563100">
-    <w:abstractNumId w:val="9"/>
-  </w:num>
-  <w:num w:numId="12" w16cid:durableId="1007171892">
-    <w:abstractNumId w:val="13"/>
-  </w:num>
-  <w:num w:numId="13" w16cid:durableId="661735913">
-    <w:abstractNumId w:val="16"/>
-  </w:num>
-  <w:num w:numId="14" w16cid:durableId="753864552">
+  <w:num w:numId="40" w16cid:durableId="1357926914">
     <w:abstractNumId w:val="15"/>
   </w:num>
-  <w:num w:numId="15" w16cid:durableId="1074857880">
-    <w:abstractNumId w:val="26"/>
+  <w:num w:numId="41" w16cid:durableId="472674623">
+    <w:abstractNumId w:val="37"/>
   </w:num>
-  <w:num w:numId="16" w16cid:durableId="798646322">
-    <w:abstractNumId w:val="11"/>
+  <w:num w:numId="42" w16cid:durableId="1967157533">
+    <w:abstractNumId w:val="41"/>
   </w:num>
-  <w:num w:numId="17" w16cid:durableId="1436250678">
-    <w:abstractNumId w:val="14"/>
-  </w:num>
-  <w:num w:numId="18" w16cid:durableId="853880184">
-    <w:abstractNumId w:val="5"/>
-  </w:num>
-  <w:num w:numId="19" w16cid:durableId="1292713731">
-    <w:abstractNumId w:val="8"/>
-  </w:num>
-  <w:num w:numId="20" w16cid:durableId="275260433">
-    <w:abstractNumId w:val="23"/>
-  </w:num>
-  <w:num w:numId="21" w16cid:durableId="22175461">
-    <w:abstractNumId w:val="18"/>
-  </w:num>
-  <w:num w:numId="22" w16cid:durableId="78913434">
-    <w:abstractNumId w:val="25"/>
-  </w:num>
-  <w:num w:numId="23" w16cid:durableId="1562330659">
-    <w:abstractNumId w:val="21"/>
-  </w:num>
-  <w:num w:numId="24" w16cid:durableId="271131623">
-    <w:abstractNumId w:val="10"/>
-  </w:num>
-  <w:num w:numId="25" w16cid:durableId="1232229798">
-    <w:abstractNumId w:val="1"/>
-  </w:num>
-  <w:num w:numId="26" w16cid:durableId="1131677559">
-    <w:abstractNumId w:val="4"/>
-  </w:num>
-  <w:num w:numId="27" w16cid:durableId="820081036">
-    <w:abstractNumId w:val="22"/>
+  <w:num w:numId="43" w16cid:durableId="889730633">
+    <w:abstractNumId w:val="17"/>
   </w:num>
 </w:numbering>
 </file>
@@ -7333,7 +9240,6 @@
   <w:style w:type="character" w:default="1" w:styleId="DefaultParagraphFont">
     <w:name w:val="Default Paragraph Font"/>
     <w:uiPriority w:val="1"/>
-    <w:semiHidden/>
     <w:unhideWhenUsed/>
   </w:style>
   <w:style w:type="table" w:default="1" w:styleId="TableNormal">

--- a/4068/4068 Assignment-Brief_NewTemplate.docx
+++ b/4068/4068 Assignment-Brief_NewTemplate.docx
@@ -658,8 +658,16 @@
             <w:r>
               <w:rPr>
                 <w:rFonts w:ascii="Calibri" w:eastAsia="Calibri" w:hAnsi="Calibri" w:cs="Calibri"/>
-              </w:rPr>
-              <w:t xml:space="preserve">Task 1: </w:t>
+                <w:b/>
+                <w:bCs/>
+              </w:rPr>
+              <w:t>Task 1:</w:t>
+            </w:r>
+            <w:r>
+              <w:rPr>
+                <w:rFonts w:ascii="Calibri" w:eastAsia="Calibri" w:hAnsi="Calibri" w:cs="Calibri"/>
+              </w:rPr>
+              <w:t xml:space="preserve"> </w:t>
             </w:r>
             <w:r>
               <w:rPr>
@@ -1453,9 +1461,18 @@
             <w:r>
               <w:rPr>
                 <w:rFonts w:ascii="Calibri" w:hAnsi="Calibri" w:cs="Calibri"/>
+                <w:b/>
+                <w:bCs/>
                 <w:color w:val="000000" w:themeColor="text1"/>
               </w:rPr>
-              <w:t xml:space="preserve">Task 2: </w:t>
+              <w:t>Task 2:</w:t>
+            </w:r>
+            <w:r>
+              <w:rPr>
+                <w:rFonts w:ascii="Calibri" w:hAnsi="Calibri" w:cs="Calibri"/>
+                <w:color w:val="000000" w:themeColor="text1"/>
+              </w:rPr>
+              <w:t xml:space="preserve"> </w:t>
             </w:r>
             <w:r>
               <w:rPr>
@@ -3246,7 +3263,7 @@
     </w:tbl>
     <w:p/>
     <w:sectPr>
-      <w:headerReference w:type="default" r:id="rId8"/>
+      <w:headerReference w:type="default" r:id="rId9"/>
       <w:pgSz w:w="11906" w:h="16838"/>
       <w:pgMar w:top="1440" w:right="1440" w:bottom="1440" w:left="1440" w:header="708" w:footer="708" w:gutter="0"/>
       <w:pgNumType w:start="1"/>
@@ -9240,6 +9257,7 @@
   <w:style w:type="character" w:default="1" w:styleId="DefaultParagraphFont">
     <w:name w:val="Default Paragraph Font"/>
     <w:uiPriority w:val="1"/>
+    <w:semiHidden/>
     <w:unhideWhenUsed/>
   </w:style>
   <w:style w:type="table" w:default="1" w:styleId="TableNormal">
@@ -9960,6 +9978,10 @@
 </go:gDocsCustomXmlDataStorage>
 </file>
 
+<file path=customXml/item2.xml><?xml version="1.0" encoding="utf-8"?>
+<b:Sources xmlns:b="http://schemas.openxmlformats.org/officeDocument/2006/bibliography" xmlns="http://schemas.openxmlformats.org/officeDocument/2006/bibliography" SelectedStyle="\HarvardAnglia2008OfficeOnline.xsl" StyleName="Harvard - Anglia" Version="2008"/>
+</file>
+
 <file path=customXml/itemProps1.xml><?xml version="1.0" encoding="utf-8"?>
 <ds:datastoreItem xmlns:ds="http://schemas.openxmlformats.org/officeDocument/2006/customXml" ds:itemID="{11111111-1234-1234-1234-123412341234}">
   <ds:schemaRefs>
@@ -9967,4 +9989,12 @@
     <ds:schemaRef ds:uri="http://schemas.openxmlformats.org/officeDocument/2006/relationships"/>
   </ds:schemaRefs>
 </ds:datastoreItem>
+</file>
+
+<file path=customXml/itemProps2.xml><?xml version="1.0" encoding="utf-8"?>
+<ds:datastoreItem xmlns:ds="http://schemas.openxmlformats.org/officeDocument/2006/customXml" ds:itemID="{4CF23E0B-ADD2-49B9-9245-2DEB2F5FF1B5}">
+  <ds:schemaRefs>
+    <ds:schemaRef ds:uri="http://schemas.openxmlformats.org/officeDocument/2006/bibliography"/>
+  </ds:schemaRefs>
+</ds:datastoreItem>
 </file>